--- a/八股.docx
+++ b/八股.docx
@@ -11,1588 +11,2155 @@
           <w:lang w:val="en-US" w:eastAsia="zh-CN"/>
         </w:rPr>
       </w:pPr>
+      <w:r>
+        <w:rPr>
+          <w:rFonts w:hint="eastAsia"/>
+          <w:b/>
+          <w:bCs/>
+          <w:lang w:val="en-US" w:eastAsia="zh-CN"/>
+        </w:rPr>
+        <w:t>Java的特点是什么？答：面向对象、跨平台、健壮性</w:t>
+      </w:r>
+    </w:p>
+    <w:p>
+      <w:pPr>
+        <w:rPr>
+          <w:rFonts w:hint="default"/>
+          <w:b/>
+          <w:bCs/>
+          <w:lang w:val="en-US" w:eastAsia="zh-CN"/>
+        </w:rPr>
+      </w:pPr>
+      <w:r>
+        <w:rPr>
+          <w:rFonts w:hint="eastAsia"/>
+          <w:b/>
+          <w:bCs/>
+          <w:lang w:val="en-US" w:eastAsia="zh-CN"/>
+        </w:rPr>
+        <w:t>Java是如何实现跨平台的？答：代码编译成字节码文件，JVM将字节码文件翻译成对应平台的机器码。</w:t>
+      </w:r>
+    </w:p>
+    <w:p>
+      <w:pPr>
+        <w:rPr>
+          <w:rFonts w:hint="default"/>
+          <w:b/>
+          <w:bCs/>
+          <w:lang w:val="en-US" w:eastAsia="zh-CN"/>
+        </w:rPr>
+      </w:pPr>
+      <w:r>
+        <w:rPr>
+          <w:rFonts w:hint="default"/>
+          <w:b/>
+          <w:bCs/>
+          <w:lang w:val="en-US" w:eastAsia="zh-CN"/>
+        </w:rPr>
+        <w:t>JDK</w:t>
+      </w:r>
+      <w:r>
+        <w:rPr>
+          <w:rFonts w:hint="eastAsia"/>
+          <w:b/>
+          <w:bCs/>
+          <w:lang w:val="en-US" w:eastAsia="zh-CN"/>
+        </w:rPr>
+        <w:t>(Java Development Kit)</w:t>
+      </w:r>
+      <w:r>
+        <w:rPr>
+          <w:rFonts w:hint="default"/>
+          <w:b/>
+          <w:bCs/>
+          <w:lang w:val="en-US" w:eastAsia="zh-CN"/>
+        </w:rPr>
+        <w:t>/JRE</w:t>
+      </w:r>
+      <w:r>
+        <w:rPr>
+          <w:rFonts w:hint="eastAsia"/>
+          <w:b/>
+          <w:bCs/>
+          <w:lang w:val="en-US" w:eastAsia="zh-CN"/>
+        </w:rPr>
+        <w:t>(Java Runtime Environment)</w:t>
+      </w:r>
+      <w:r>
+        <w:rPr>
+          <w:rFonts w:hint="default"/>
+          <w:b/>
+          <w:bCs/>
+          <w:lang w:val="en-US" w:eastAsia="zh-CN"/>
+        </w:rPr>
+        <w:t>/JVM三者的关系</w:t>
+      </w:r>
+      <w:r>
+        <w:rPr>
+          <w:rFonts w:hint="eastAsia"/>
+          <w:b/>
+          <w:bCs/>
+          <w:lang w:val="en-US" w:eastAsia="zh-CN"/>
+        </w:rPr>
+        <w:t>？答：JDK包含JRE，JRE包含JVM。JVM负责将字节码文件翻译成机器码文件，是java跨平台的关键。JRE只能运行已编译好的代码。JDK既能开发（写代码+编译代码）和运行（执行编译好的代码）java程序。</w:t>
+      </w:r>
+    </w:p>
+    <w:p>
+      <w:pPr>
+        <w:rPr>
+          <w:rFonts w:hint="default"/>
+          <w:b/>
+          <w:bCs/>
+          <w:lang w:val="en-US" w:eastAsia="zh-CN"/>
+        </w:rPr>
+      </w:pPr>
+      <w:r>
+        <w:rPr>
+          <w:rFonts w:hint="eastAsia"/>
+          <w:b/>
+          <w:bCs/>
+          <w:lang w:val="en-US" w:eastAsia="zh-CN"/>
+        </w:rPr>
+        <w:t>Java与Python的区别？答：从语法、执行角度回答。Java半编译半解释语言、python是解释语言。python语法简洁。</w:t>
+      </w:r>
+    </w:p>
+    <w:p>
+      <w:pPr>
+        <w:rPr>
+          <w:rFonts w:hint="default"/>
+          <w:b/>
+          <w:bCs/>
+          <w:lang w:val="en-US" w:eastAsia="zh-CN"/>
+        </w:rPr>
+      </w:pPr>
+      <w:r>
+        <w:rPr>
+          <w:rFonts w:hint="eastAsia"/>
+          <w:b/>
+          <w:bCs/>
+          <w:lang w:val="en-US" w:eastAsia="zh-CN"/>
+        </w:rPr>
+        <w:t>什么是编译执行，什么是解释执行？答：编译执行是会将代码编译生成可执行文件，这个文件可以直接运行，一次编译，多次运行，速度快。解释执行是边翻译边运行，翻译一条代码执行一条代码，跨平台方便，速度较慢。</w:t>
+      </w:r>
+    </w:p>
+    <w:p>
+      <w:pPr>
+        <w:rPr>
+          <w:rFonts w:hint="default"/>
+          <w:b/>
+          <w:bCs/>
+          <w:lang w:val="en-US" w:eastAsia="zh-CN"/>
+        </w:rPr>
+      </w:pPr>
+      <w:r>
+        <w:rPr>
+          <w:rFonts w:hint="default"/>
+          <w:b/>
+          <w:bCs/>
+          <w:lang w:val="en-US" w:eastAsia="zh-CN"/>
+        </w:rPr>
+        <w:t>Java程序是编译执行还是解释执行？</w:t>
+      </w:r>
+      <w:r>
+        <w:rPr>
+          <w:rFonts w:hint="eastAsia"/>
+          <w:b/>
+          <w:bCs/>
+          <w:lang w:val="en-US" w:eastAsia="zh-CN"/>
+        </w:rPr>
+        <w:t>答：Java半编译半解释语言。</w:t>
+      </w:r>
+    </w:p>
+    <w:p>
+      <w:pPr>
+        <w:rPr>
+          <w:rFonts w:hint="default"/>
+          <w:b/>
+          <w:bCs/>
+          <w:sz w:val="22"/>
+          <w:szCs w:val="28"/>
+          <w:lang w:val="en-US" w:eastAsia="zh-CN"/>
+        </w:rPr>
+      </w:pPr>
+      <w:r>
+        <w:rPr>
+          <w:rFonts w:hint="default"/>
+          <w:b/>
+          <w:bCs/>
+          <w:sz w:val="22"/>
+          <w:szCs w:val="28"/>
+          <w:lang w:val="en-US" w:eastAsia="zh-CN"/>
+        </w:rPr>
+        <w:t>面向对象有哪些特性？</w:t>
+      </w:r>
+      <w:r>
+        <w:rPr>
+          <w:rFonts w:hint="eastAsia"/>
+          <w:b/>
+          <w:bCs/>
+          <w:sz w:val="22"/>
+          <w:szCs w:val="28"/>
+          <w:lang w:val="en-US" w:eastAsia="zh-CN"/>
+        </w:rPr>
+        <w:t>答：封装、继承、多态、抽象</w:t>
+      </w:r>
+    </w:p>
+    <w:p>
+      <w:pPr>
+        <w:rPr>
+          <w:rFonts w:hint="eastAsia"/>
+          <w:b/>
+          <w:bCs/>
+          <w:lang w:val="en-US" w:eastAsia="zh-CN"/>
+        </w:rPr>
+      </w:pPr>
+      <w:r>
+        <w:rPr>
+          <w:rFonts w:hint="eastAsia"/>
+          <w:b/>
+          <w:bCs/>
+          <w:lang w:val="en-US" w:eastAsia="zh-CN"/>
+        </w:rPr>
+        <w:t>实现多态的条件？答：继承、重写、父类引用指向子类对象。</w:t>
+      </w:r>
+      <w:r>
+        <w:rPr>
+          <w:rFonts w:hint="eastAsia"/>
+          <w:lang w:val="en-US" w:eastAsia="zh-CN"/>
+        </w:rPr>
+        <w:br w:type="textWrapping"/>
+      </w:r>
+      <w:r>
+        <w:rPr>
+          <w:rFonts w:hint="eastAsia"/>
+          <w:b/>
+          <w:bCs/>
+          <w:lang w:val="en-US" w:eastAsia="zh-CN"/>
+        </w:rPr>
+        <w:t>父类有、子类重写 → 执行子类逻辑；</w:t>
+      </w:r>
+    </w:p>
+    <w:p>
+      <w:pPr>
+        <w:rPr>
+          <w:rFonts w:hint="eastAsia"/>
+          <w:b/>
+          <w:bCs/>
+          <w:lang w:val="en-US" w:eastAsia="zh-CN"/>
+        </w:rPr>
+      </w:pPr>
+      <w:r>
+        <w:rPr>
+          <w:rFonts w:hint="eastAsia"/>
+          <w:b/>
+          <w:bCs/>
+          <w:lang w:val="en-US" w:eastAsia="zh-CN"/>
+        </w:rPr>
+        <w:t>父类有、子类未重写 → 执行父类逻辑；</w:t>
+      </w:r>
+    </w:p>
+    <w:p>
+      <w:pPr>
+        <w:rPr>
+          <w:rFonts w:hint="eastAsia"/>
+          <w:b/>
+          <w:bCs/>
+          <w:lang w:val="en-US" w:eastAsia="zh-CN"/>
+        </w:rPr>
+      </w:pPr>
+      <w:r>
+        <w:rPr>
+          <w:rFonts w:hint="eastAsia"/>
+          <w:b/>
+          <w:bCs/>
+          <w:lang w:val="en-US" w:eastAsia="zh-CN"/>
+        </w:rPr>
+        <w:t>父类无、子类有 → 父类引用无法调用（如果想调用子类独有方法，需要强制类型转换（向下转型））</w:t>
+      </w:r>
+    </w:p>
+    <w:p>
+      <w:pPr>
+        <w:rPr>
+          <w:rFonts w:hint="eastAsia"/>
+          <w:b/>
+          <w:bCs/>
+          <w:lang w:val="en-US" w:eastAsia="zh-CN"/>
+        </w:rPr>
+      </w:pPr>
+      <w:r>
+        <w:rPr>
+          <w:rFonts w:hint="eastAsia"/>
+          <w:b/>
+          <w:bCs/>
+          <w:lang w:val="en-US" w:eastAsia="zh-CN"/>
+        </w:rPr>
+        <w:t>Overload与override区别在哪？答：Overload：同一个类里，方法名相同，参数列表（个数 / 类型 / 顺序）不同，和返回值无关。Override：子类继承父类，重写父类的方法。重新的方法的方法名、参数、返回值需要完全相同，重新实现方法逻辑。</w:t>
+      </w:r>
+      <w:r>
+        <w:rPr>
+          <w:rFonts w:hint="eastAsia"/>
+          <w:b/>
+          <w:bCs/>
+          <w:lang w:val="en-US" w:eastAsia="zh-CN"/>
+        </w:rPr>
+        <w:br w:type="textWrapping"/>
+      </w:r>
+      <w:r>
+        <w:rPr>
+          <w:rFonts w:hint="eastAsia"/>
+          <w:b/>
+          <w:bCs/>
+          <w:lang w:val="en-US" w:eastAsia="zh-CN"/>
+        </w:rPr>
+        <w:t>了解Java的包装类型吗？为什么需要包装类？答：包装类型就是将基本数据类型变成对象，并提供类型转换方法。因为基本数据类型不是对象，无法存入集合中（list、Map）、无法参与泛型、不能为NULL。</w:t>
+      </w:r>
+    </w:p>
+    <w:p>
+      <w:pPr>
+        <w:rPr>
+          <w:rFonts w:hint="eastAsia"/>
+          <w:b/>
+          <w:bCs/>
+          <w:lang w:val="en-US" w:eastAsia="zh-CN"/>
+        </w:rPr>
+      </w:pPr>
+      <w:r>
+        <w:rPr>
+          <w:rFonts w:hint="default"/>
+          <w:b/>
+          <w:bCs/>
+          <w:lang w:val="en-US" w:eastAsia="zh-CN"/>
+        </w:rPr>
+        <w:t>有哪些类型转换方法？</w:t>
+      </w:r>
+      <w:r>
+        <w:rPr>
+          <w:rFonts w:hint="eastAsia"/>
+          <w:b/>
+          <w:bCs/>
+          <w:lang w:val="en-US" w:eastAsia="zh-CN"/>
+        </w:rPr>
+        <w:t>答：自动类型转换（小转大）、强制类型转换（大转小（类型））、包装类型转换。parse = 字符串变数字（纯数值）、valueOf = 数字变字符串 / 变对象</w:t>
+      </w:r>
+      <w:r>
+        <w:rPr>
+          <w:rFonts w:hint="eastAsia"/>
+          <w:b/>
+          <w:bCs/>
+          <w:lang w:val="en-US" w:eastAsia="zh-CN"/>
+        </w:rPr>
+        <w:br w:type="textWrapping"/>
+      </w:r>
+      <w:r>
+        <w:rPr>
+          <w:rFonts w:hint="eastAsia"/>
+          <w:b/>
+          <w:bCs/>
+          <w:lang w:val="en-US" w:eastAsia="zh-CN"/>
+        </w:rPr>
+        <w:t>字符串变数字：用 Integer.parseInt(字符串)</w:t>
+      </w:r>
+    </w:p>
+    <w:p>
+      <w:pPr>
+        <w:rPr>
+          <w:rFonts w:hint="eastAsia"/>
+          <w:b/>
+          <w:bCs/>
+          <w:lang w:val="en-US" w:eastAsia="zh-CN"/>
+        </w:rPr>
+      </w:pPr>
+      <w:r>
+        <w:rPr>
+          <w:rFonts w:hint="eastAsia"/>
+          <w:b/>
+          <w:bCs/>
+          <w:lang w:val="en-US" w:eastAsia="zh-CN"/>
+        </w:rPr>
+        <w:t>数字变字符串：用 String.valueOf(数字)</w:t>
+      </w:r>
+    </w:p>
+    <w:p>
+      <w:pPr>
+        <w:rPr>
+          <w:rFonts w:hint="default"/>
+          <w:b/>
+          <w:bCs/>
+          <w:lang w:val="en-US" w:eastAsia="zh-CN"/>
+        </w:rPr>
+      </w:pPr>
+      <w:r>
+        <w:rPr>
+          <w:rFonts w:hint="eastAsia"/>
+          <w:b/>
+          <w:bCs/>
+          <w:lang w:val="en-US" w:eastAsia="zh-CN"/>
+        </w:rPr>
+        <w:t>基本类型和包装类：可以直接互相赋值</w:t>
+      </w:r>
+    </w:p>
+    <w:p>
+      <w:pPr>
+        <w:rPr>
+          <w:rFonts w:hint="default"/>
+          <w:b/>
+          <w:bCs/>
+          <w:lang w:val="en-US" w:eastAsia="zh-CN"/>
+        </w:rPr>
+      </w:pPr>
+      <w:r>
+        <w:rPr>
+          <w:rFonts w:hint="eastAsia"/>
+          <w:b/>
+          <w:bCs/>
+          <w:lang w:val="en-US" w:eastAsia="zh-CN"/>
+        </w:rPr>
+        <w:t>什么是</w:t>
+      </w:r>
+      <w:r>
+        <w:rPr>
+          <w:rFonts w:hint="default"/>
+          <w:b/>
+          <w:bCs/>
+          <w:lang w:val="en-US" w:eastAsia="zh-CN"/>
+        </w:rPr>
+        <w:t>自动装箱和拆箱</w:t>
+      </w:r>
+      <w:r>
+        <w:rPr>
+          <w:rFonts w:hint="eastAsia"/>
+          <w:b/>
+          <w:bCs/>
+          <w:lang w:val="en-US" w:eastAsia="zh-CN"/>
+        </w:rPr>
+        <w:t>？答：基本类型-&gt;包装类（自动装箱）</w:t>
+      </w:r>
+    </w:p>
+    <w:p>
+      <w:pPr>
+        <w:rPr>
+          <w:rFonts w:hint="eastAsia"/>
+          <w:b/>
+          <w:bCs/>
+          <w:lang w:val="en-US" w:eastAsia="zh-CN"/>
+        </w:rPr>
+      </w:pPr>
+      <w:r>
+        <w:rPr>
+          <w:rFonts w:hint="eastAsia"/>
+          <w:b/>
+          <w:bCs/>
+          <w:lang w:val="en-US" w:eastAsia="zh-CN"/>
+        </w:rPr>
+        <w:t>equals与==的区别?答：</w:t>
+      </w:r>
+    </w:p>
+    <w:p>
+      <w:pPr>
+        <w:rPr>
+          <w:rFonts w:hint="default"/>
+          <w:b/>
+          <w:bCs/>
+          <w:lang w:val="en-US" w:eastAsia="zh-CN"/>
+        </w:rPr>
+      </w:pPr>
+      <w:r>
+        <w:rPr>
+          <w:rFonts w:hint="default"/>
+          <w:b/>
+          <w:bCs/>
+          <w:lang w:val="en-US" w:eastAsia="zh-CN"/>
+        </w:rPr>
+        <w:t>对于基本数据类型，==比较的是他们的值。基本数据类型没有equal方法；</w:t>
+      </w:r>
+    </w:p>
+    <w:p>
+      <w:pPr>
+        <w:rPr>
+          <w:rFonts w:hint="default"/>
+          <w:b/>
+          <w:bCs/>
+          <w:lang w:val="en-US" w:eastAsia="zh-CN"/>
+        </w:rPr>
+      </w:pPr>
+      <w:r>
+        <w:rPr>
+          <w:rFonts w:hint="default"/>
+          <w:b/>
+          <w:bCs/>
+          <w:lang w:val="en-US" w:eastAsia="zh-CN"/>
+        </w:rPr>
+        <w:t>对于复合数据类型，==比较的是它们的存放地址(是否是同一个对象)。equals()默认比较地址值，重写的话按照重写逻辑去比较。</w:t>
+      </w:r>
+      <w:r>
+        <w:rPr>
+          <w:rFonts w:hint="eastAsia"/>
+          <w:b/>
+          <w:bCs/>
+          <w:lang w:val="en-US" w:eastAsia="zh-CN"/>
+        </w:rPr>
+        <w:t>没有重新equals()的话 == 与 equals()都是比较地址是否相同。</w:t>
+      </w:r>
+      <w:r>
+        <w:rPr>
+          <w:rFonts w:hint="default"/>
+          <w:b/>
+          <w:bCs/>
+          <w:lang w:val="en-US" w:eastAsia="zh-CN"/>
+        </w:rPr>
+        <w:br w:type="textWrapping"/>
+      </w:r>
+      <w:r>
+        <w:rPr>
+          <w:rFonts w:hint="default"/>
+          <w:b/>
+          <w:bCs/>
+          <w:lang w:val="en-US" w:eastAsia="zh-CN"/>
+        </w:rPr>
+        <w:t>两个Integer 用== 比较不相等的原因</w:t>
+      </w:r>
+      <w:r>
+        <w:rPr>
+          <w:rFonts w:hint="eastAsia"/>
+          <w:b/>
+          <w:bCs/>
+          <w:lang w:val="en-US" w:eastAsia="zh-CN"/>
+        </w:rPr>
+        <w:t>？答：超过-128~127范围的 Integer，会新建对象，地址不同。如果需要比较值相同，使用equals()，前提是已经重新了equals()和hashCode()。不然equals()与==都是比较对象内存地址。</w:t>
+      </w:r>
+    </w:p>
+    <w:p>
+      <w:pPr>
+        <w:rPr>
+          <w:rFonts w:hint="eastAsia"/>
+          <w:b w:val="0"/>
+          <w:bCs w:val="0"/>
+          <w:lang w:val="en-US" w:eastAsia="zh-CN"/>
+        </w:rPr>
+      </w:pPr>
+      <w:r>
+        <w:rPr>
+          <w:rFonts w:hint="eastAsia"/>
+          <w:b w:val="0"/>
+          <w:bCs w:val="0"/>
+          <w:lang w:val="en-US" w:eastAsia="zh-CN"/>
+        </w:rPr>
+        <w:t>public class Test {</w:t>
+      </w:r>
+    </w:p>
+    <w:p>
+      <w:pPr>
+        <w:rPr>
+          <w:rFonts w:hint="eastAsia"/>
+          <w:b w:val="0"/>
+          <w:bCs w:val="0"/>
+          <w:lang w:val="en-US" w:eastAsia="zh-CN"/>
+        </w:rPr>
+      </w:pPr>
+      <w:r>
+        <w:rPr>
+          <w:rFonts w:hint="eastAsia"/>
+          <w:b w:val="0"/>
+          <w:bCs w:val="0"/>
+          <w:lang w:val="en-US" w:eastAsia="zh-CN"/>
+        </w:rPr>
+        <w:t xml:space="preserve">    public static void main(String[] args) {</w:t>
+      </w:r>
+    </w:p>
+    <w:p>
+      <w:pPr>
+        <w:rPr>
+          <w:rFonts w:hint="eastAsia"/>
+          <w:b w:val="0"/>
+          <w:bCs w:val="0"/>
+          <w:lang w:val="en-US" w:eastAsia="zh-CN"/>
+        </w:rPr>
+      </w:pPr>
+      <w:r>
+        <w:rPr>
+          <w:rFonts w:hint="eastAsia"/>
+          <w:b w:val="0"/>
+          <w:bCs w:val="0"/>
+          <w:lang w:val="en-US" w:eastAsia="zh-CN"/>
+        </w:rPr>
+        <w:t xml:space="preserve">        // 场景1：new Integer() → 强制新建对象，不走缓存 → 地址不同</w:t>
+      </w:r>
+    </w:p>
+    <w:p>
+      <w:pPr>
+        <w:rPr>
+          <w:rFonts w:hint="eastAsia"/>
+          <w:b w:val="0"/>
+          <w:bCs w:val="0"/>
+          <w:lang w:val="en-US" w:eastAsia="zh-CN"/>
+        </w:rPr>
+      </w:pPr>
+      <w:r>
+        <w:rPr>
+          <w:rFonts w:hint="eastAsia"/>
+          <w:b w:val="0"/>
+          <w:bCs w:val="0"/>
+          <w:lang w:val="en-US" w:eastAsia="zh-CN"/>
+        </w:rPr>
+        <w:t xml:space="preserve">        Integer i1 = new Integer(100);</w:t>
+      </w:r>
+    </w:p>
+    <w:p>
+      <w:pPr>
+        <w:rPr>
+          <w:rFonts w:hint="eastAsia"/>
+          <w:b w:val="0"/>
+          <w:bCs w:val="0"/>
+          <w:lang w:val="en-US" w:eastAsia="zh-CN"/>
+        </w:rPr>
+      </w:pPr>
+      <w:r>
+        <w:rPr>
+          <w:rFonts w:hint="eastAsia"/>
+          <w:b w:val="0"/>
+          <w:bCs w:val="0"/>
+          <w:lang w:val="en-US" w:eastAsia="zh-CN"/>
+        </w:rPr>
+        <w:t xml:space="preserve">        Integer i2 = new Integer(100);</w:t>
+      </w:r>
+    </w:p>
+    <w:p>
+      <w:pPr>
+        <w:rPr>
+          <w:rFonts w:hint="eastAsia"/>
+          <w:b w:val="0"/>
+          <w:bCs w:val="0"/>
+          <w:lang w:val="en-US" w:eastAsia="zh-CN"/>
+        </w:rPr>
+      </w:pPr>
+      <w:r>
+        <w:rPr>
+          <w:rFonts w:hint="eastAsia"/>
+          <w:b w:val="0"/>
+          <w:bCs w:val="0"/>
+          <w:lang w:val="en-US" w:eastAsia="zh-CN"/>
+        </w:rPr>
+        <w:t xml:space="preserve">        System.out.println(i1 == i2); // false（核心：new创建的是不同对象）</w:t>
+      </w:r>
+    </w:p>
+    <w:p>
+      <w:pPr>
+        <w:rPr>
+          <w:rFonts w:hint="eastAsia"/>
+          <w:b w:val="0"/>
+          <w:bCs w:val="0"/>
+          <w:lang w:val="en-US" w:eastAsia="zh-CN"/>
+        </w:rPr>
+      </w:pPr>
+    </w:p>
+    <w:p>
+      <w:pPr>
+        <w:rPr>
+          <w:rFonts w:hint="eastAsia"/>
+          <w:b w:val="0"/>
+          <w:bCs w:val="0"/>
+          <w:lang w:val="en-US" w:eastAsia="zh-CN"/>
+        </w:rPr>
+      </w:pPr>
+      <w:r>
+        <w:rPr>
+          <w:rFonts w:hint="eastAsia"/>
+          <w:b w:val="0"/>
+          <w:bCs w:val="0"/>
+          <w:lang w:val="en-US" w:eastAsia="zh-CN"/>
+        </w:rPr>
+        <w:t xml:space="preserve">        // 场景2：自动装箱/valueOf() → 走缓存 → 地址相同</w:t>
+      </w:r>
+    </w:p>
+    <w:p>
+      <w:pPr>
+        <w:rPr>
+          <w:rFonts w:hint="eastAsia"/>
+          <w:b w:val="0"/>
+          <w:bCs w:val="0"/>
+          <w:lang w:val="en-US" w:eastAsia="zh-CN"/>
+        </w:rPr>
+      </w:pPr>
+      <w:r>
+        <w:rPr>
+          <w:rFonts w:hint="eastAsia"/>
+          <w:b w:val="0"/>
+          <w:bCs w:val="0"/>
+          <w:lang w:val="en-US" w:eastAsia="zh-CN"/>
+        </w:rPr>
+        <w:t xml:space="preserve">        Integer i3 = 100; // 等价于 Integer.valueOf(100)</w:t>
+      </w:r>
+    </w:p>
+    <w:p>
+      <w:pPr>
+        <w:rPr>
+          <w:rFonts w:hint="eastAsia"/>
+          <w:b w:val="0"/>
+          <w:bCs w:val="0"/>
+          <w:lang w:val="en-US" w:eastAsia="zh-CN"/>
+        </w:rPr>
+      </w:pPr>
+      <w:r>
+        <w:rPr>
+          <w:rFonts w:hint="eastAsia"/>
+          <w:b w:val="0"/>
+          <w:bCs w:val="0"/>
+          <w:lang w:val="en-US" w:eastAsia="zh-CN"/>
+        </w:rPr>
+        <w:t xml:space="preserve">        Integer i4 = 100; // 从缓存池取同一个对象</w:t>
+      </w:r>
+    </w:p>
+    <w:p>
+      <w:pPr>
+        <w:rPr>
+          <w:rFonts w:hint="eastAsia"/>
+          <w:b w:val="0"/>
+          <w:bCs w:val="0"/>
+          <w:lang w:val="en-US" w:eastAsia="zh-CN"/>
+        </w:rPr>
+      </w:pPr>
+      <w:r>
+        <w:rPr>
+          <w:rFonts w:hint="eastAsia"/>
+          <w:b w:val="0"/>
+          <w:bCs w:val="0"/>
+          <w:lang w:val="en-US" w:eastAsia="zh-CN"/>
+        </w:rPr>
+        <w:t xml:space="preserve">        System.out.println(i3 == i4); // true（缓存生效）</w:t>
+      </w:r>
+    </w:p>
+    <w:p>
+      <w:pPr>
+        <w:rPr>
+          <w:rFonts w:hint="eastAsia"/>
+          <w:b w:val="0"/>
+          <w:bCs w:val="0"/>
+          <w:lang w:val="en-US" w:eastAsia="zh-CN"/>
+        </w:rPr>
+      </w:pPr>
+    </w:p>
+    <w:p>
+      <w:pPr>
+        <w:rPr>
+          <w:rFonts w:hint="eastAsia"/>
+          <w:b w:val="0"/>
+          <w:bCs w:val="0"/>
+          <w:lang w:val="en-US" w:eastAsia="zh-CN"/>
+        </w:rPr>
+      </w:pPr>
+      <w:r>
+        <w:rPr>
+          <w:rFonts w:hint="eastAsia"/>
+          <w:b w:val="0"/>
+          <w:bCs w:val="0"/>
+          <w:lang w:val="en-US" w:eastAsia="zh-CN"/>
+        </w:rPr>
+        <w:t xml:space="preserve">        Integer i5 = Integer.valueOf(100);</w:t>
+      </w:r>
+    </w:p>
+    <w:p>
+      <w:pPr>
+        <w:rPr>
+          <w:rFonts w:hint="eastAsia"/>
+          <w:b w:val="0"/>
+          <w:bCs w:val="0"/>
+          <w:lang w:val="en-US" w:eastAsia="zh-CN"/>
+        </w:rPr>
+      </w:pPr>
+      <w:r>
+        <w:rPr>
+          <w:rFonts w:hint="eastAsia"/>
+          <w:b w:val="0"/>
+          <w:bCs w:val="0"/>
+          <w:lang w:val="en-US" w:eastAsia="zh-CN"/>
+        </w:rPr>
+        <w:t xml:space="preserve">        Integer i6 = Integer.valueOf(100);</w:t>
+      </w:r>
+    </w:p>
+    <w:p>
+      <w:pPr>
+        <w:rPr>
+          <w:rFonts w:hint="eastAsia"/>
+          <w:b w:val="0"/>
+          <w:bCs w:val="0"/>
+          <w:lang w:val="en-US" w:eastAsia="zh-CN"/>
+        </w:rPr>
+      </w:pPr>
+      <w:r>
+        <w:rPr>
+          <w:rFonts w:hint="eastAsia"/>
+          <w:b w:val="0"/>
+          <w:bCs w:val="0"/>
+          <w:lang w:val="en-US" w:eastAsia="zh-CN"/>
+        </w:rPr>
+        <w:t xml:space="preserve">        System.out.println(i5 == i6); // true（缓存生效）</w:t>
+      </w:r>
+    </w:p>
+    <w:p>
+      <w:pPr>
+        <w:rPr>
+          <w:rFonts w:hint="eastAsia"/>
+          <w:b w:val="0"/>
+          <w:bCs w:val="0"/>
+          <w:lang w:val="en-US" w:eastAsia="zh-CN"/>
+        </w:rPr>
+      </w:pPr>
+    </w:p>
+    <w:p>
+      <w:pPr>
+        <w:rPr>
+          <w:rFonts w:hint="eastAsia"/>
+          <w:b w:val="0"/>
+          <w:bCs w:val="0"/>
+          <w:lang w:val="en-US" w:eastAsia="zh-CN"/>
+        </w:rPr>
+      </w:pPr>
+      <w:r>
+        <w:rPr>
+          <w:rFonts w:hint="eastAsia"/>
+          <w:b w:val="0"/>
+          <w:bCs w:val="0"/>
+          <w:lang w:val="en-US" w:eastAsia="zh-CN"/>
+        </w:rPr>
+        <w:t xml:space="preserve">        // 场景3：超出缓存范围（如200）→ 自动装箱也会新建对象</w:t>
+      </w:r>
+    </w:p>
+    <w:p>
+      <w:pPr>
+        <w:rPr>
+          <w:rFonts w:hint="eastAsia"/>
+          <w:b w:val="0"/>
+          <w:bCs w:val="0"/>
+          <w:lang w:val="en-US" w:eastAsia="zh-CN"/>
+        </w:rPr>
+      </w:pPr>
+      <w:r>
+        <w:rPr>
+          <w:rFonts w:hint="eastAsia"/>
+          <w:b w:val="0"/>
+          <w:bCs w:val="0"/>
+          <w:lang w:val="en-US" w:eastAsia="zh-CN"/>
+        </w:rPr>
+        <w:t xml:space="preserve">        Integer i7 = 200;</w:t>
+      </w:r>
+    </w:p>
+    <w:p>
+      <w:pPr>
+        <w:rPr>
+          <w:rFonts w:hint="eastAsia"/>
+          <w:b w:val="0"/>
+          <w:bCs w:val="0"/>
+          <w:lang w:val="en-US" w:eastAsia="zh-CN"/>
+        </w:rPr>
+      </w:pPr>
+      <w:r>
+        <w:rPr>
+          <w:rFonts w:hint="eastAsia"/>
+          <w:b w:val="0"/>
+          <w:bCs w:val="0"/>
+          <w:lang w:val="en-US" w:eastAsia="zh-CN"/>
+        </w:rPr>
+        <w:t xml:space="preserve">        Integer i8 = 200;</w:t>
+      </w:r>
+    </w:p>
+    <w:p>
+      <w:pPr>
+        <w:rPr>
+          <w:rFonts w:hint="eastAsia"/>
+          <w:b w:val="0"/>
+          <w:bCs w:val="0"/>
+          <w:lang w:val="en-US" w:eastAsia="zh-CN"/>
+        </w:rPr>
+      </w:pPr>
+      <w:r>
+        <w:rPr>
+          <w:rFonts w:hint="eastAsia"/>
+          <w:b w:val="0"/>
+          <w:bCs w:val="0"/>
+          <w:lang w:val="en-US" w:eastAsia="zh-CN"/>
+        </w:rPr>
+        <w:t xml:space="preserve">        System.out.println(i7 == i8); // false（超出[-128,127]，缓存不生效）</w:t>
+      </w:r>
+    </w:p>
+    <w:p>
+      <w:pPr>
+        <w:rPr>
+          <w:rFonts w:hint="eastAsia"/>
+          <w:b w:val="0"/>
+          <w:bCs w:val="0"/>
+          <w:lang w:val="en-US" w:eastAsia="zh-CN"/>
+        </w:rPr>
+      </w:pPr>
+      <w:r>
+        <w:rPr>
+          <w:rFonts w:hint="eastAsia"/>
+          <w:b w:val="0"/>
+          <w:bCs w:val="0"/>
+          <w:lang w:val="en-US" w:eastAsia="zh-CN"/>
+        </w:rPr>
+        <w:t xml:space="preserve">    }</w:t>
+      </w:r>
+    </w:p>
+    <w:p>
+      <w:pPr>
+        <w:rPr>
+          <w:rFonts w:hint="eastAsia"/>
+          <w:b w:val="0"/>
+          <w:bCs w:val="0"/>
+          <w:lang w:val="en-US" w:eastAsia="zh-CN"/>
+        </w:rPr>
+      </w:pPr>
+      <w:r>
+        <w:rPr>
+          <w:rFonts w:hint="eastAsia"/>
+          <w:b w:val="0"/>
+          <w:bCs w:val="0"/>
+          <w:lang w:val="en-US" w:eastAsia="zh-CN"/>
+        </w:rPr>
+        <w:t>}</w:t>
+      </w:r>
+    </w:p>
+    <w:p>
+      <w:pPr>
+        <w:rPr>
+          <w:rFonts w:hint="eastAsia"/>
+          <w:b/>
+          <w:bCs/>
+          <w:lang w:val="en-US" w:eastAsia="zh-CN"/>
+        </w:rPr>
+      </w:pPr>
+      <w:r>
+        <w:rPr>
+          <w:rFonts w:hint="default"/>
+          <w:b/>
+          <w:bCs/>
+          <w:lang w:val="en-US" w:eastAsia="zh-CN"/>
+        </w:rPr>
+        <w:t>String 为什么不可变？</w:t>
+      </w:r>
+      <w:r>
+        <w:rPr>
+          <w:rFonts w:hint="eastAsia"/>
+          <w:b/>
+          <w:bCs/>
+          <w:lang w:val="en-US" w:eastAsia="zh-CN"/>
+        </w:rPr>
+        <w:t>答：保证线程安全（多个线程访问共享变量，结果仍正确）、字符串常量池优化。</w:t>
+      </w:r>
+    </w:p>
+    <w:p>
+      <w:pPr>
+        <w:rPr>
+          <w:rFonts w:hint="default"/>
+          <w:b/>
+          <w:bCs/>
+          <w:lang w:val="en-US" w:eastAsia="zh-CN"/>
+        </w:rPr>
+      </w:pPr>
+      <w:r>
+        <w:rPr>
+          <w:rFonts w:hint="default"/>
+          <w:b/>
+          <w:bCs/>
+          <w:lang w:val="en-US" w:eastAsia="zh-CN"/>
+        </w:rPr>
+        <w:t>既然我们的String是不可变的，它内部还有很多substring， replace， replaceAll这些操作的方法。这些方法好像会改变String对象？怎么解释呢？</w:t>
+      </w:r>
+      <w:r>
+        <w:rPr>
+          <w:rFonts w:hint="eastAsia"/>
+          <w:b/>
+          <w:bCs/>
+          <w:lang w:val="en-US" w:eastAsia="zh-CN"/>
+        </w:rPr>
+        <w:t>答：</w:t>
+      </w:r>
+      <w:r>
+        <w:rPr>
+          <w:rFonts w:hint="default"/>
+          <w:b/>
+          <w:bCs/>
+          <w:lang w:val="en-US" w:eastAsia="zh-CN"/>
+        </w:rPr>
+        <w:t>其实不是的，我们每次调用replace等方法，其实会在堆内存中创建了一个新的对象。然后其value数组引用指向不同的对象。</w:t>
+      </w:r>
+    </w:p>
+    <w:p>
+      <w:pPr>
+        <w:rPr>
+          <w:rFonts w:hint="default"/>
+          <w:b/>
+          <w:bCs/>
+          <w:lang w:val="en-US" w:eastAsia="zh-CN"/>
+        </w:rPr>
+      </w:pPr>
+      <w:r>
+        <w:rPr>
+          <w:rFonts w:hint="default"/>
+          <w:b/>
+          <w:bCs/>
+          <w:lang w:val="en-US" w:eastAsia="zh-CN"/>
+        </w:rPr>
+        <w:t>String, String</w:t>
+      </w:r>
+      <w:r>
+        <w:rPr>
+          <w:rFonts w:hint="eastAsia"/>
+          <w:b/>
+          <w:bCs/>
+          <w:lang w:val="en-US" w:eastAsia="zh-CN"/>
+        </w:rPr>
+        <w:t>Builder</w:t>
+      </w:r>
+      <w:r>
+        <w:rPr>
+          <w:rFonts w:hint="default"/>
+          <w:b/>
+          <w:bCs/>
+          <w:lang w:val="en-US" w:eastAsia="zh-CN"/>
+        </w:rPr>
+        <w:t xml:space="preserve"> 和 StringB</w:t>
+      </w:r>
+      <w:r>
+        <w:rPr>
+          <w:rFonts w:hint="eastAsia"/>
+          <w:b/>
+          <w:bCs/>
+          <w:lang w:val="en-US" w:eastAsia="zh-CN"/>
+        </w:rPr>
+        <w:t>uffer</w:t>
+      </w:r>
+      <w:r>
+        <w:rPr>
+          <w:rFonts w:hint="default"/>
+          <w:b/>
+          <w:bCs/>
+          <w:lang w:val="en-US" w:eastAsia="zh-CN"/>
+        </w:rPr>
+        <w:t>区别</w:t>
+      </w:r>
+      <w:r>
+        <w:rPr>
+          <w:rFonts w:hint="eastAsia"/>
+          <w:b/>
+          <w:bCs/>
+          <w:lang w:val="en-US" w:eastAsia="zh-CN"/>
+        </w:rPr>
+        <w:t>？答：String不可变对象、</w:t>
+      </w:r>
+      <w:r>
+        <w:rPr>
+          <w:rFonts w:hint="default"/>
+          <w:b/>
+          <w:bCs/>
+          <w:lang w:val="en-US" w:eastAsia="zh-CN"/>
+        </w:rPr>
+        <w:t>StringBuilde</w:t>
+      </w:r>
+      <w:r>
+        <w:rPr>
+          <w:rFonts w:hint="eastAsia"/>
+          <w:b/>
+          <w:bCs/>
+          <w:lang w:val="en-US" w:eastAsia="zh-CN"/>
+        </w:rPr>
+        <w:t>r可变对象但线程不安全、</w:t>
+      </w:r>
+      <w:r>
+        <w:rPr>
+          <w:rFonts w:hint="default"/>
+          <w:b/>
+          <w:bCs/>
+          <w:lang w:val="en-US" w:eastAsia="zh-CN"/>
+        </w:rPr>
+        <w:t>StringB</w:t>
+      </w:r>
+      <w:r>
+        <w:rPr>
+          <w:rFonts w:hint="eastAsia"/>
+          <w:b/>
+          <w:bCs/>
+          <w:lang w:val="en-US" w:eastAsia="zh-CN"/>
+        </w:rPr>
+        <w:t>uffer可变对象且线程安全（使用 synchronized 进行同步）。</w:t>
+      </w:r>
+    </w:p>
+    <w:p>
+      <w:pPr>
+        <w:rPr>
+          <w:rFonts w:hint="eastAsia"/>
+          <w:b/>
+          <w:bCs/>
+          <w:lang w:val="en-US" w:eastAsia="zh-CN"/>
+        </w:rPr>
+      </w:pPr>
+      <w:r>
+        <w:rPr>
+          <w:rFonts w:hint="eastAsia"/>
+          <w:b/>
+          <w:bCs/>
+          <w:lang w:val="en-US" w:eastAsia="zh-CN"/>
+        </w:rPr>
+        <w:t>常用方法有哪些？答：</w:t>
+      </w:r>
+    </w:p>
+    <w:p>
+      <w:pPr>
+        <w:rPr>
+          <w:rFonts w:hint="default"/>
+          <w:b/>
+          <w:bCs/>
+          <w:lang w:val="en-US" w:eastAsia="zh-CN"/>
+        </w:rPr>
+      </w:pPr>
+      <w:r>
+        <w:rPr>
+          <w:rFonts w:hint="eastAsia"/>
+          <w:b/>
+          <w:bCs/>
+          <w:lang w:val="en-US" w:eastAsia="zh-CN"/>
+        </w:rPr>
+        <w:t>String 类的Sting s1 = "a"，String s2 = new Sting("b")有什么区别？答：第一种会复用字符串常量池，复用对象，省内存，效率高。第二种new 一定会在堆中创建新的对象。</w:t>
+      </w:r>
+    </w:p>
+    <w:p>
+      <w:pPr>
+        <w:rPr>
+          <w:rFonts w:hint="default"/>
+          <w:b/>
+          <w:bCs/>
+          <w:lang w:val="en-US" w:eastAsia="zh-CN"/>
+        </w:rPr>
+      </w:pPr>
+      <w:r>
+        <w:rPr>
+          <w:rFonts w:hint="eastAsia"/>
+          <w:b/>
+          <w:bCs/>
+          <w:lang w:val="en-US" w:eastAsia="zh-CN"/>
+        </w:rPr>
+        <w:t>new String("dabin")会创建几个对象？答：如果"dabin"在字符串常量池没有这个对象则会在创建"dabin"对象并存在字符串常量池中，然后在堆中创建对象。如果"dabin"在字符串常量池中有缓存则只创建一个。</w:t>
+      </w:r>
+    </w:p>
+    <w:p>
+      <w:pPr>
+        <w:rPr>
+          <w:rFonts w:hint="default"/>
+          <w:b/>
+          <w:bCs/>
+          <w:lang w:val="en-US" w:eastAsia="zh-CN"/>
+        </w:rPr>
+      </w:pPr>
+      <w:r>
+        <w:rPr>
+          <w:rFonts w:hint="eastAsia"/>
+          <w:b/>
+          <w:bCs/>
+          <w:lang w:val="en-US" w:eastAsia="zh-CN"/>
+        </w:rPr>
+        <w:t>什么是字符串常量池？答：字符串常量池是专门存放双引号字符串的缓存区域，目的是节省内存、提高效率。new的话一定会在堆中创建对象。</w:t>
+      </w:r>
+    </w:p>
+    <w:p>
+      <w:pPr>
+        <w:rPr>
+          <w:rFonts w:hint="eastAsia"/>
+          <w:b/>
+          <w:bCs/>
+          <w:lang w:val="en-US" w:eastAsia="zh-CN"/>
+        </w:rPr>
+      </w:pPr>
+      <w:r>
+        <w:rPr>
+          <w:rFonts w:hint="eastAsia"/>
+          <w:b/>
+          <w:bCs/>
+          <w:lang w:val="en-US" w:eastAsia="zh-CN"/>
+        </w:rPr>
+        <w:t>讲讲深拷贝和浅拷贝？答：</w:t>
+      </w:r>
+      <w:r>
+        <w:rPr>
+          <w:rFonts w:hint="eastAsia"/>
+          <w:b/>
+          <w:bCs/>
+          <w:lang w:val="en-US" w:eastAsia="zh-CN"/>
+        </w:rPr>
+        <w:t>浅拷贝（共享引用类型数据）：基本类型赋值，引用类型赋地址，新对象和原对象共享引用类型数据。深拷贝（新旧对象完全独立）：深拷贝是将原对象全部复制并且创建一个新的对象，然后返回新建的引用，新旧对象完全独立，互不影响。</w:t>
+      </w:r>
+    </w:p>
+    <w:p>
+      <w:pPr>
+        <w:rPr>
+          <w:rFonts w:hint="default"/>
+          <w:b/>
+          <w:bCs/>
+          <w:lang w:val="en-US" w:eastAsia="zh-CN"/>
+        </w:rPr>
+      </w:pPr>
+      <w:r>
+        <w:rPr>
+          <w:rFonts w:hint="default"/>
+          <w:b/>
+          <w:bCs/>
+          <w:lang w:val="en-US" w:eastAsia="zh-CN"/>
+        </w:rPr>
+        <w:t>equals与hashcode的关系</w:t>
+      </w:r>
+      <w:r>
+        <w:rPr>
+          <w:rFonts w:hint="eastAsia"/>
+          <w:b/>
+          <w:bCs/>
+          <w:lang w:val="en-US" w:eastAsia="zh-CN"/>
+        </w:rPr>
+        <w:t>是什么？答：equals相等的两个对象，hashCode一定相等。HashCode相等的两个对象，equals不一定相等。重写equals时必须重新hashCode。</w:t>
+      </w:r>
+    </w:p>
+    <w:p>
+      <w:pPr>
+        <w:rPr>
+          <w:rFonts w:hint="default"/>
+          <w:b/>
+          <w:bCs/>
+          <w:lang w:val="en-US" w:eastAsia="zh-CN"/>
+        </w:rPr>
+      </w:pPr>
+      <w:r>
+        <w:rPr>
+          <w:rFonts w:hint="default"/>
+          <w:b/>
+          <w:bCs/>
+          <w:lang w:val="en-US" w:eastAsia="zh-CN"/>
+        </w:rPr>
+        <w:t>为什么重写 equals 时一定要重写 hashCode？</w:t>
+      </w:r>
+      <w:r>
+        <w:rPr>
+          <w:rFonts w:hint="eastAsia"/>
+          <w:b/>
+          <w:bCs/>
+          <w:lang w:val="en-US" w:eastAsia="zh-CN"/>
+        </w:rPr>
+        <w:t>答：因为HashMap、HashSet这些集合是先靠hashcode找位置，然后再用equals对比。如果不重写hashcode，哈希集合就会失效。</w:t>
+      </w:r>
+    </w:p>
+    <w:p>
+      <w:pPr>
+        <w:rPr>
+          <w:rFonts w:hint="eastAsia"/>
+          <w:b/>
+          <w:bCs/>
+          <w:lang w:val="en-US" w:eastAsia="zh-CN"/>
+        </w:rPr>
+      </w:pPr>
+      <w:r>
+        <w:rPr>
+          <w:rFonts w:hint="default"/>
+          <w:b/>
+          <w:bCs/>
+          <w:lang w:val="en-US" w:eastAsia="zh-CN"/>
+        </w:rPr>
+        <w:t>常见的关键字有哪些</w:t>
+      </w:r>
+      <w:r>
+        <w:rPr>
+          <w:rFonts w:hint="eastAsia"/>
+          <w:b/>
+          <w:bCs/>
+          <w:lang w:val="en-US" w:eastAsia="zh-CN"/>
+        </w:rPr>
+        <w:t>？作用是什么</w:t>
+      </w:r>
+      <w:r>
+        <w:rPr>
+          <w:rFonts w:hint="default"/>
+          <w:b/>
+          <w:bCs/>
+          <w:lang w:val="en-US" w:eastAsia="zh-CN"/>
+        </w:rPr>
+        <w:t>？</w:t>
+      </w:r>
+      <w:r>
+        <w:rPr>
+          <w:rFonts w:hint="eastAsia"/>
+          <w:b/>
+          <w:bCs/>
+          <w:lang w:val="en-US" w:eastAsia="zh-CN"/>
+        </w:rPr>
+        <w:t>答：</w:t>
+      </w:r>
+    </w:p>
+    <w:p>
+      <w:pPr>
+        <w:rPr>
+          <w:rFonts w:hint="eastAsia"/>
+          <w:b/>
+          <w:bCs/>
+          <w:lang w:val="en-US" w:eastAsia="zh-CN"/>
+        </w:rPr>
+      </w:pPr>
+      <w:r>
+        <w:rPr>
+          <w:rFonts w:hint="eastAsia"/>
+          <w:b/>
+          <w:bCs/>
+          <w:lang w:val="en-US" w:eastAsia="zh-CN"/>
+        </w:rPr>
+        <w:t>public/private/protected/default：权限修饰，控制访问范围。</w:t>
+      </w:r>
+    </w:p>
+    <w:p>
+      <w:pPr>
+        <w:rPr>
+          <w:rFonts w:hint="eastAsia"/>
+          <w:b/>
+          <w:bCs/>
+          <w:lang w:val="en-US" w:eastAsia="zh-CN"/>
+        </w:rPr>
+      </w:pPr>
+      <w:r>
+        <w:rPr>
+          <w:rFonts w:hint="eastAsia"/>
+          <w:b/>
+          <w:bCs/>
+          <w:lang w:val="en-US" w:eastAsia="zh-CN"/>
+        </w:rPr>
+        <w:t>static：静态关键字，属于类，不属于对象，全局共享一份。可以修饰类、方法、变量。所有对象共享。</w:t>
+      </w:r>
+    </w:p>
+    <w:p>
+      <w:pPr>
+        <w:rPr>
+          <w:rFonts w:hint="eastAsia"/>
+          <w:b/>
+          <w:bCs/>
+          <w:lang w:val="en-US" w:eastAsia="zh-CN"/>
+        </w:rPr>
+      </w:pPr>
+      <w:r>
+        <w:rPr>
+          <w:rFonts w:hint="eastAsia"/>
+          <w:b/>
+          <w:bCs/>
+          <w:lang w:val="en-US" w:eastAsia="zh-CN"/>
+        </w:rPr>
+        <w:t>final：不可变。变量不可改、方法不能重写、类不能继承。</w:t>
+      </w:r>
+    </w:p>
+    <w:p>
+      <w:pPr>
+        <w:rPr>
+          <w:rFonts w:hint="eastAsia"/>
+          <w:b/>
+          <w:bCs/>
+          <w:lang w:val="en-US" w:eastAsia="zh-CN"/>
+        </w:rPr>
+      </w:pPr>
+      <w:r>
+        <w:rPr>
+          <w:rFonts w:hint="eastAsia"/>
+          <w:b/>
+          <w:bCs/>
+          <w:lang w:val="en-US" w:eastAsia="zh-CN"/>
+        </w:rPr>
+        <w:t>this：代表当前对象自己。this.成员变量调用该类成员变量，this()调用成员方法</w:t>
+      </w:r>
+    </w:p>
+    <w:p>
+      <w:pPr>
+        <w:rPr>
+          <w:rFonts w:hint="eastAsia"/>
+          <w:b/>
+          <w:bCs/>
+          <w:lang w:val="en-US" w:eastAsia="zh-CN"/>
+        </w:rPr>
+      </w:pPr>
+      <w:r>
+        <w:rPr>
+          <w:rFonts w:hint="eastAsia"/>
+          <w:b/>
+          <w:bCs/>
+          <w:lang w:val="en-US" w:eastAsia="zh-CN"/>
+        </w:rPr>
+        <w:t>super：代表父类，调用父类方法 / 属性。super.成员变量调用父类成员变量，super()调用父类成员方法</w:t>
+      </w:r>
+    </w:p>
+    <w:p>
+      <w:pPr>
+        <w:rPr>
+          <w:rFonts w:hint="eastAsia"/>
+          <w:b/>
+          <w:bCs/>
+          <w:lang w:val="en-US" w:eastAsia="zh-CN"/>
+        </w:rPr>
+      </w:pPr>
+      <w:r>
+        <w:rPr>
+          <w:rFonts w:hint="eastAsia"/>
+          <w:b/>
+          <w:bCs/>
+          <w:lang w:val="en-US" w:eastAsia="zh-CN"/>
+        </w:rPr>
+        <w:t>interface：定义接口。implements/extends：实现接口、继承类。</w:t>
+      </w:r>
+    </w:p>
+    <w:p>
+      <w:pPr>
+        <w:rPr>
+          <w:rFonts w:hint="eastAsia"/>
+          <w:b/>
+          <w:bCs/>
+          <w:lang w:val="en-US" w:eastAsia="zh-CN"/>
+        </w:rPr>
+      </w:pPr>
+      <w:r>
+        <w:rPr>
+          <w:rFonts w:hint="eastAsia"/>
+          <w:b/>
+          <w:bCs/>
+          <w:lang w:val="en-US" w:eastAsia="zh-CN"/>
+        </w:rPr>
+        <w:t>try/catch/finally：异常处理。synchronized：加锁，保证线程安全。</w:t>
+      </w:r>
+    </w:p>
+    <w:p>
+      <w:pPr>
+        <w:rPr>
+          <w:rFonts w:hint="eastAsia"/>
+          <w:b/>
+          <w:bCs/>
+          <w:lang w:val="en-US" w:eastAsia="zh-CN"/>
+        </w:rPr>
+      </w:pPr>
+      <w:r>
+        <w:rPr>
+          <w:rFonts w:hint="eastAsia"/>
+          <w:b/>
+          <w:bCs/>
+          <w:lang w:val="en-US" w:eastAsia="zh-CN"/>
+        </w:rPr>
+        <w:t>public/private/protected/default的修饰范围？答：私有的最小，公共的最大，保护的给子类，默认的只同包。</w:t>
+      </w:r>
+    </w:p>
+    <w:p>
+      <w:pPr>
+        <w:rPr>
+          <w:rFonts w:hint="eastAsia"/>
+          <w:b/>
+          <w:bCs/>
+          <w:lang w:val="en-US" w:eastAsia="zh-CN"/>
+        </w:rPr>
+      </w:pPr>
+      <w:r>
+        <w:rPr>
+          <w:rFonts w:hint="eastAsia"/>
+          <w:b/>
+          <w:bCs/>
+          <w:lang w:val="en-US" w:eastAsia="zh-CN"/>
+        </w:rPr>
+        <w:t>Protected修饰的class或者interface可以被同一个package访问也可以被子类访问。</w:t>
+      </w:r>
+    </w:p>
+    <w:p>
+      <w:pPr>
+        <w:rPr>
+          <w:rFonts w:hint="default"/>
+          <w:b/>
+          <w:bCs/>
+          <w:lang w:val="en-US" w:eastAsia="zh-CN"/>
+        </w:rPr>
+      </w:pPr>
+      <w:r>
+        <w:rPr>
+          <w:rFonts w:hint="eastAsia"/>
+          <w:b/>
+          <w:bCs/>
+          <w:lang w:val="en-US" w:eastAsia="zh-CN"/>
+        </w:rPr>
+        <w:t>default修饰的class或者interface可以被同一个package访问。</w:t>
+      </w:r>
+      <w:r>
+        <w:rPr>
+          <w:rFonts w:hint="eastAsia"/>
+          <w:b/>
+          <w:bCs/>
+          <w:lang w:val="en-US" w:eastAsia="zh-CN"/>
+        </w:rPr>
+        <w:br w:type="textWrapping"/>
+      </w:r>
+      <w:r>
+        <w:drawing>
+          <wp:inline distT="0" distB="0" distL="114300" distR="114300">
+            <wp:extent cx="2211705" cy="1485265"/>
+            <wp:effectExtent l="0" t="0" r="10795" b="635"/>
+            <wp:docPr id="1" name="图片 1"/>
+            <wp:cNvGraphicFramePr>
+              <a:graphicFrameLocks xmlns:a="http://schemas.openxmlformats.org/drawingml/2006/main" noChangeAspect="1"/>
+            </wp:cNvGraphicFramePr>
+            <a:graphic xmlns:a="http://schemas.openxmlformats.org/drawingml/2006/main">
+              <a:graphicData uri="http://schemas.openxmlformats.org/drawingml/2006/picture">
+                <pic:pic xmlns:pic="http://schemas.openxmlformats.org/drawingml/2006/picture">
+                  <pic:nvPicPr>
+                    <pic:cNvPr id="1" name="图片 1"/>
+                    <pic:cNvPicPr>
+                      <a:picLocks noChangeAspect="1"/>
+                    </pic:cNvPicPr>
+                  </pic:nvPicPr>
+                  <pic:blipFill>
+                    <a:blip r:embed="rId4"/>
+                    <a:stretch>
+                      <a:fillRect/>
+                    </a:stretch>
+                  </pic:blipFill>
+                  <pic:spPr>
+                    <a:xfrm>
+                      <a:off x="0" y="0"/>
+                      <a:ext cx="2211705" cy="1485265"/>
+                    </a:xfrm>
+                    <a:prstGeom prst="rect">
+                      <a:avLst/>
+                    </a:prstGeom>
+                    <a:noFill/>
+                    <a:ln>
+                      <a:noFill/>
+                    </a:ln>
+                  </pic:spPr>
+                </pic:pic>
+              </a:graphicData>
+            </a:graphic>
+          </wp:inline>
+        </w:drawing>
+      </w:r>
+    </w:p>
+    <w:p>
+      <w:pPr>
+        <w:rPr>
+          <w:rFonts w:hint="eastAsia"/>
+          <w:b/>
+          <w:bCs/>
+          <w:lang w:val="en-US" w:eastAsia="zh-CN"/>
+        </w:rPr>
+      </w:pPr>
+      <w:r>
+        <w:rPr>
+          <w:rFonts w:hint="default"/>
+          <w:b/>
+          <w:bCs/>
+          <w:lang w:val="en-US" w:eastAsia="zh-CN"/>
+        </w:rPr>
+        <w:t>final, finally, finalize 的区别</w:t>
+      </w:r>
+      <w:r>
+        <w:rPr>
+          <w:rFonts w:hint="eastAsia"/>
+          <w:b/>
+          <w:bCs/>
+          <w:lang w:val="en-US" w:eastAsia="zh-CN"/>
+        </w:rPr>
+        <w:t>？</w:t>
+      </w:r>
+    </w:p>
+    <w:p>
+      <w:pPr>
+        <w:rPr>
+          <w:rFonts w:hint="default"/>
+          <w:b/>
+          <w:bCs/>
+          <w:lang w:val="en-US" w:eastAsia="zh-CN"/>
+        </w:rPr>
+      </w:pPr>
+      <w:r>
+        <w:rPr>
+          <w:rFonts w:hint="default"/>
+          <w:b/>
+          <w:bCs/>
+          <w:lang w:val="en-US" w:eastAsia="zh-CN"/>
+        </w:rPr>
+        <w:t>Java中的finally一定会被执行吗？</w:t>
+      </w:r>
+    </w:p>
+    <w:p>
+      <w:pPr>
+        <w:rPr>
+          <w:rFonts w:hint="default"/>
+          <w:b/>
+          <w:bCs/>
+          <w:lang w:val="en-US" w:eastAsia="zh-CN"/>
+        </w:rPr>
+      </w:pPr>
+      <w:r>
+        <w:rPr>
+          <w:rFonts w:hint="default"/>
+          <w:b/>
+          <w:bCs/>
+          <w:lang w:val="en-US" w:eastAsia="zh-CN"/>
+        </w:rPr>
+        <w:t>接口与抽象类区别？</w:t>
+      </w:r>
+      <w:r>
+        <w:rPr>
+          <w:rFonts w:hint="eastAsia"/>
+          <w:b/>
+          <w:bCs/>
+          <w:lang w:val="en-US" w:eastAsia="zh-CN"/>
+        </w:rPr>
+        <w:t>答：抽象类单继承，可以有构造方法、方法和各种类型成员变量，为子类提供模版。接口多实现，没有构造方法，JDK8+方法可有默认实现，只能有常量，需要定义规范 / 能力，让多个不相关的类实现，支持多实现。</w:t>
+      </w:r>
+    </w:p>
+    <w:p>
+      <w:pPr>
+        <w:rPr>
+          <w:rFonts w:hint="default"/>
+          <w:b/>
+          <w:bCs/>
+          <w:lang w:val="en-US" w:eastAsia="zh-CN"/>
+        </w:rPr>
+      </w:pPr>
+      <w:r>
+        <w:rPr>
+          <w:rFonts w:hint="default"/>
+          <w:b/>
+          <w:bCs/>
+          <w:lang w:val="en-US" w:eastAsia="zh-CN"/>
+        </w:rPr>
+        <w:t>常见的Exception有哪些？</w:t>
+      </w:r>
+      <w:r>
+        <w:rPr>
+          <w:rFonts w:hint="eastAsia"/>
+          <w:b/>
+          <w:bCs/>
+          <w:lang w:val="en-US" w:eastAsia="zh-CN"/>
+        </w:rPr>
+        <w:t>答：空指针、下标越界、参数非法、类型转换异常、IO 异常等。</w:t>
+      </w:r>
+    </w:p>
+    <w:p>
+      <w:pPr>
+        <w:rPr>
+          <w:rFonts w:hint="default"/>
+          <w:b/>
+          <w:bCs/>
+          <w:lang w:val="en-US" w:eastAsia="zh-CN"/>
+        </w:rPr>
+      </w:pPr>
+      <w:r>
+        <w:rPr>
+          <w:rFonts w:hint="default"/>
+          <w:b/>
+          <w:bCs/>
+          <w:lang w:val="en-US" w:eastAsia="zh-CN"/>
+        </w:rPr>
+        <w:t>Error和Exception的区别？</w:t>
+      </w:r>
+      <w:r>
+        <w:rPr>
+          <w:rFonts w:hint="eastAsia"/>
+          <w:b/>
+          <w:bCs/>
+          <w:lang w:val="en-US" w:eastAsia="zh-CN"/>
+        </w:rPr>
+        <w:t>答：</w:t>
+      </w:r>
+      <w:r>
+        <w:rPr>
+          <w:rFonts w:hint="default"/>
+          <w:b/>
+          <w:bCs/>
+          <w:lang w:val="en-US" w:eastAsia="zh-CN"/>
+        </w:rPr>
+        <w:t>Error：JVM 无法解决的严重问题，如栈溢出StackOverflowError、内存溢出OOM等。</w:t>
+      </w:r>
+      <w:r>
+        <w:rPr>
+          <w:rFonts w:hint="default"/>
+          <w:b/>
+          <w:bCs/>
+          <w:lang w:val="en-US" w:eastAsia="zh-CN"/>
+        </w:rPr>
+        <w:t>程序无法处理的错误。</w:t>
+      </w:r>
+    </w:p>
+    <w:p>
+      <w:pPr>
+        <w:rPr>
+          <w:rFonts w:hint="default"/>
+          <w:b/>
+          <w:bCs/>
+          <w:lang w:val="en-US" w:eastAsia="zh-CN"/>
+        </w:rPr>
+      </w:pPr>
+      <w:r>
+        <w:rPr>
+          <w:rFonts w:hint="default"/>
+          <w:b/>
+          <w:bCs/>
+          <w:lang w:val="en-US" w:eastAsia="zh-CN"/>
+        </w:rPr>
+        <w:t>Exception：</w:t>
+      </w:r>
+      <w:r>
+        <w:rPr>
+          <w:rFonts w:hint="eastAsia"/>
+          <w:b/>
+          <w:bCs/>
+          <w:lang w:val="en-US" w:eastAsia="zh-CN"/>
+        </w:rPr>
+        <w:t>代码问题</w:t>
+      </w:r>
+      <w:r>
+        <w:rPr>
+          <w:rFonts w:hint="default"/>
+          <w:b/>
+          <w:bCs/>
+          <w:lang w:val="en-US" w:eastAsia="zh-CN"/>
+        </w:rPr>
+        <w:t>。可以捕获</w:t>
+      </w:r>
+      <w:r>
+        <w:rPr>
+          <w:rFonts w:hint="eastAsia"/>
+          <w:b/>
+          <w:bCs/>
+          <w:lang w:val="en-US" w:eastAsia="zh-CN"/>
+        </w:rPr>
+        <w:t>异常</w:t>
+      </w:r>
+      <w:r>
+        <w:rPr>
+          <w:rFonts w:hint="default"/>
+          <w:b/>
+          <w:bCs/>
+          <w:lang w:val="en-US" w:eastAsia="zh-CN"/>
+        </w:rPr>
+        <w:t>、处理、修复。如：空指针异常、数组下标越界等。</w:t>
+      </w:r>
+    </w:p>
+    <w:p>
+      <w:pPr>
+        <w:rPr>
+          <w:rFonts w:hint="default"/>
+          <w:b/>
+          <w:bCs/>
+          <w:lang w:val="en-US" w:eastAsia="zh-CN"/>
+        </w:rPr>
+      </w:pPr>
+      <w:r>
+        <w:rPr>
+          <w:rFonts w:hint="default"/>
+          <w:b/>
+          <w:bCs/>
+          <w:lang w:val="en-US" w:eastAsia="zh-CN"/>
+        </w:rPr>
+        <w:t>运行时异常和非运行时异常（checked）的区别？</w:t>
+      </w:r>
+      <w:r>
+        <w:rPr>
+          <w:rFonts w:hint="eastAsia"/>
+          <w:b/>
+          <w:bCs/>
+          <w:lang w:val="en-US" w:eastAsia="zh-CN"/>
+        </w:rPr>
+        <w:t>答：</w:t>
+      </w:r>
+    </w:p>
+    <w:p>
+      <w:pPr>
+        <w:rPr>
+          <w:rFonts w:hint="default"/>
+          <w:b/>
+          <w:bCs/>
+          <w:lang w:val="en-US" w:eastAsia="zh-CN"/>
+        </w:rPr>
+      </w:pPr>
+      <w:r>
+        <w:rPr>
+          <w:rFonts w:hint="default"/>
+          <w:b/>
+          <w:bCs/>
+          <w:lang w:val="en-US" w:eastAsia="zh-CN"/>
+        </w:rPr>
+        <w:t>unchecked exception包括RuntimeException和Error类，其他所有异常称为</w:t>
+      </w:r>
+      <w:r>
+        <w:rPr>
+          <w:rFonts w:hint="eastAsia"/>
+          <w:b/>
+          <w:bCs/>
+          <w:lang w:val="en-US" w:eastAsia="zh-CN"/>
+        </w:rPr>
+        <w:t>checked exception（必须处理，不然编译不通过）</w:t>
+      </w:r>
+      <w:r>
+        <w:rPr>
+          <w:rFonts w:hint="default"/>
+          <w:b/>
+          <w:bCs/>
+          <w:lang w:val="en-US" w:eastAsia="zh-CN"/>
+        </w:rPr>
+        <w:t>。</w:t>
+      </w:r>
+    </w:p>
+    <w:p>
+      <w:pPr>
+        <w:rPr>
+          <w:rFonts w:hint="default"/>
+          <w:b/>
+          <w:bCs/>
+          <w:lang w:val="en-US" w:eastAsia="zh-CN"/>
+        </w:rPr>
+      </w:pPr>
+      <w:r>
+        <w:rPr>
+          <w:rFonts w:hint="default"/>
+          <w:b/>
+          <w:bCs/>
+          <w:lang w:val="en-US" w:eastAsia="zh-CN"/>
+        </w:rPr>
+        <w:t>同步和异步的区别？</w:t>
+      </w:r>
+      <w:r>
+        <w:rPr>
+          <w:rFonts w:hint="eastAsia"/>
+          <w:b/>
+          <w:bCs/>
+          <w:lang w:val="en-US" w:eastAsia="zh-CN"/>
+        </w:rPr>
+        <w:t>答：同步 / 异步看 “要不要等结果”</w:t>
+      </w:r>
+    </w:p>
+    <w:p>
+      <w:pPr>
+        <w:rPr>
+          <w:rFonts w:hint="default"/>
+          <w:b/>
+          <w:bCs/>
+          <w:lang w:val="en-US" w:eastAsia="zh-CN"/>
+        </w:rPr>
+      </w:pPr>
+      <w:r>
+        <w:rPr>
+          <w:rFonts w:hint="default"/>
+          <w:b/>
+          <w:bCs/>
+          <w:lang w:val="en-US" w:eastAsia="zh-CN"/>
+        </w:rPr>
+        <w:t>同步：发出一个调用时，在没有得到结果之前，该调用就不返回。</w:t>
+      </w:r>
+    </w:p>
+    <w:p>
+      <w:pPr>
+        <w:rPr>
+          <w:rFonts w:hint="default"/>
+          <w:b/>
+          <w:bCs/>
+          <w:lang w:val="en-US" w:eastAsia="zh-CN"/>
+        </w:rPr>
+      </w:pPr>
+      <w:r>
+        <w:rPr>
+          <w:rFonts w:hint="default"/>
+          <w:b/>
+          <w:bCs/>
+          <w:lang w:val="en-US" w:eastAsia="zh-CN"/>
+        </w:rPr>
+        <w:t>异步：在调用发出后，被调用者返回结果之后会通知调用者，或通过回调函数处理这个调用。</w:t>
+      </w:r>
+    </w:p>
+    <w:p>
+      <w:pPr>
+        <w:rPr>
+          <w:rFonts w:hint="eastAsia"/>
+          <w:b/>
+          <w:bCs/>
+          <w:lang w:val="en-US" w:eastAsia="zh-CN"/>
+        </w:rPr>
+      </w:pPr>
+      <w:r>
+        <w:rPr>
+          <w:rFonts w:hint="default"/>
+          <w:b/>
+          <w:bCs/>
+          <w:lang w:val="en-US" w:eastAsia="zh-CN"/>
+        </w:rPr>
+        <w:t>阻塞和非阻塞的区别？</w:t>
+      </w:r>
+      <w:r>
+        <w:rPr>
+          <w:rFonts w:hint="eastAsia"/>
+          <w:b/>
+          <w:bCs/>
+          <w:lang w:val="en-US" w:eastAsia="zh-CN"/>
+        </w:rPr>
+        <w:t>答：阻塞 / 非阻塞看 “等着时干不干活”。</w:t>
+      </w:r>
+    </w:p>
+    <w:p>
+      <w:pPr>
+        <w:rPr>
+          <w:rFonts w:hint="default"/>
+          <w:b/>
+          <w:bCs/>
+          <w:lang w:val="en-US" w:eastAsia="zh-CN"/>
+        </w:rPr>
+      </w:pPr>
+    </w:p>
+    <w:p>
+      <w:pPr>
+        <w:rPr>
+          <w:rFonts w:hint="default"/>
+          <w:b/>
+          <w:bCs/>
+          <w:lang w:val="en-US" w:eastAsia="zh-CN"/>
+        </w:rPr>
+      </w:pPr>
+      <w:r>
+        <w:rPr>
+          <w:rFonts w:hint="default"/>
+          <w:b/>
+          <w:bCs/>
+          <w:lang w:val="en-US" w:eastAsia="zh-CN"/>
+        </w:rPr>
+        <w:t>Java8的新特性有哪些？</w:t>
+      </w:r>
+    </w:p>
+    <w:p>
+      <w:pPr>
+        <w:rPr>
+          <w:rFonts w:hint="eastAsia"/>
+          <w:b/>
+          <w:bCs/>
+          <w:lang w:val="en-US" w:eastAsia="zh-CN"/>
+        </w:rPr>
+      </w:pPr>
+      <w:r>
+        <w:rPr>
+          <w:rFonts w:hint="default"/>
+          <w:b/>
+          <w:bCs/>
+          <w:lang w:val="en-US" w:eastAsia="zh-CN"/>
+        </w:rPr>
+        <w:t>序列化和反序列化</w:t>
+      </w:r>
+      <w:r>
+        <w:rPr>
+          <w:rFonts w:hint="eastAsia"/>
+          <w:b/>
+          <w:bCs/>
+          <w:lang w:val="en-US" w:eastAsia="zh-CN"/>
+        </w:rPr>
+        <w:t>?</w:t>
+      </w:r>
+    </w:p>
+    <w:p>
+      <w:pPr>
+        <w:rPr>
+          <w:rFonts w:hint="default"/>
+          <w:b w:val="0"/>
+          <w:bCs w:val="0"/>
+          <w:lang w:val="en-US" w:eastAsia="zh-CN"/>
+        </w:rPr>
+      </w:pPr>
+      <w:r>
+        <w:rPr>
+          <w:rFonts w:hint="default"/>
+          <w:b w:val="0"/>
+          <w:bCs w:val="0"/>
+          <w:lang w:val="en-US" w:eastAsia="zh-CN"/>
+        </w:rPr>
+        <w:t>序列化：把对象转换为字节序列的过程称为对象的序列化</w:t>
+      </w:r>
+    </w:p>
+    <w:p>
+      <w:pPr>
+        <w:rPr>
+          <w:rFonts w:hint="default"/>
+          <w:b w:val="0"/>
+          <w:bCs w:val="0"/>
+          <w:lang w:val="en-US" w:eastAsia="zh-CN"/>
+        </w:rPr>
+      </w:pPr>
+      <w:r>
+        <w:rPr>
+          <w:rFonts w:hint="default"/>
+          <w:b w:val="0"/>
+          <w:bCs w:val="0"/>
+          <w:lang w:val="en-US" w:eastAsia="zh-CN"/>
+        </w:rPr>
+        <w:t>反序列化：把字节序列恢复为对象的过程称为对象的反序列化</w:t>
+      </w:r>
+    </w:p>
+    <w:p>
+      <w:pPr>
+        <w:rPr>
+          <w:rFonts w:hint="default"/>
+          <w:b/>
+          <w:bCs/>
+          <w:lang w:val="en-US" w:eastAsia="zh-CN"/>
+        </w:rPr>
+      </w:pPr>
+      <w:r>
+        <w:rPr>
+          <w:rFonts w:hint="default"/>
+          <w:b/>
+          <w:bCs/>
+          <w:lang w:val="en-US" w:eastAsia="zh-CN"/>
+        </w:rPr>
+        <w:t>什么时候需要用到序列化和反序列化呢?</w:t>
+      </w:r>
+    </w:p>
+    <w:p>
+      <w:pPr>
+        <w:rPr>
+          <w:rFonts w:hint="default"/>
+          <w:b w:val="0"/>
+          <w:bCs w:val="0"/>
+          <w:lang w:val="en-US" w:eastAsia="zh-CN"/>
+        </w:rPr>
+      </w:pPr>
+      <w:r>
+        <w:rPr>
+          <w:rFonts w:hint="default"/>
+          <w:b w:val="0"/>
+          <w:bCs w:val="0"/>
+          <w:lang w:val="en-US" w:eastAsia="zh-CN"/>
+        </w:rPr>
+        <w:t>只要我们对内存中的对象进行持久化或网络传输，这个时候都需要序列化和反序列化.</w:t>
+      </w:r>
+    </w:p>
+    <w:p>
+      <w:pPr>
+        <w:rPr>
+          <w:rFonts w:hint="default"/>
+          <w:b/>
+          <w:bCs/>
+          <w:lang w:val="en-US" w:eastAsia="zh-CN"/>
+        </w:rPr>
+      </w:pPr>
+      <w:r>
+        <w:rPr>
+          <w:rFonts w:hint="default"/>
+          <w:b/>
+          <w:bCs/>
+          <w:lang w:val="en-US" w:eastAsia="zh-CN"/>
+        </w:rPr>
+        <w:t>什么是反射？</w:t>
+      </w:r>
+    </w:p>
+    <w:p>
+      <w:pPr>
+        <w:rPr>
+          <w:rFonts w:hint="default"/>
+          <w:b w:val="0"/>
+          <w:bCs w:val="0"/>
+          <w:lang w:val="en-US" w:eastAsia="zh-CN"/>
+        </w:rPr>
+      </w:pPr>
+      <w:r>
+        <w:rPr>
+          <w:rFonts w:hint="default"/>
+          <w:b w:val="0"/>
+          <w:bCs w:val="0"/>
+          <w:lang w:val="en-US" w:eastAsia="zh-CN"/>
+        </w:rPr>
+        <w:t>动态获取的信息以及动态调用对象的方法的功能称为Java语言的反射机制。</w:t>
+      </w:r>
+    </w:p>
+    <w:p>
+      <w:pPr>
+        <w:rPr>
+          <w:rFonts w:hint="default"/>
+          <w:b w:val="0"/>
+          <w:bCs w:val="0"/>
+          <w:lang w:val="en-US" w:eastAsia="zh-CN"/>
+        </w:rPr>
+      </w:pPr>
+      <w:r>
+        <w:rPr>
+          <w:rFonts w:hint="default"/>
+          <w:b w:val="0"/>
+          <w:bCs w:val="0"/>
+          <w:lang w:val="en-US" w:eastAsia="zh-CN"/>
+        </w:rPr>
+        <w:t>在运行状态中，对于任意一个类，能够知道这个类的所有属性和方法。对于任意一个对象，能够调用它的任意一个方法和属性。</w:t>
+      </w:r>
+    </w:p>
+    <w:p>
+      <w:pPr>
+        <w:rPr>
+          <w:rFonts w:hint="default"/>
+          <w:b/>
+          <w:bCs/>
+          <w:lang w:val="en-US" w:eastAsia="zh-CN"/>
+        </w:rPr>
+      </w:pPr>
+      <w:r>
+        <w:rPr>
+          <w:rFonts w:hint="default"/>
+          <w:b/>
+          <w:bCs/>
+          <w:lang w:val="en-US" w:eastAsia="zh-CN"/>
+        </w:rPr>
+        <w:t>讲讲什么是泛型？</w:t>
+      </w:r>
+    </w:p>
+    <w:p>
+      <w:pPr>
+        <w:rPr>
+          <w:rFonts w:hint="default"/>
+          <w:b w:val="0"/>
+          <w:bCs w:val="0"/>
+          <w:lang w:val="en-US" w:eastAsia="zh-CN"/>
+        </w:rPr>
+      </w:pPr>
+      <w:r>
+        <w:rPr>
+          <w:rFonts w:hint="default"/>
+          <w:b w:val="0"/>
+          <w:bCs w:val="0"/>
+          <w:lang w:val="en-US" w:eastAsia="zh-CN"/>
+        </w:rPr>
+        <w:t>本质是</w:t>
+      </w:r>
+      <w:r>
+        <w:rPr>
+          <w:rFonts w:hint="default"/>
+          <w:b/>
+          <w:bCs/>
+          <w:lang w:val="en-US" w:eastAsia="zh-CN"/>
+        </w:rPr>
+        <w:t>类型参数化</w:t>
+      </w:r>
+      <w:r>
+        <w:rPr>
+          <w:rFonts w:hint="default"/>
+          <w:b w:val="0"/>
+          <w:bCs w:val="0"/>
+          <w:lang w:val="en-US" w:eastAsia="zh-CN"/>
+        </w:rPr>
+        <w:t xml:space="preserve"> —— 泛型是 “类型参数化”，用占位符代替具体类型，使用时指定类型，实现代码通用化</w:t>
+      </w:r>
+      <w:r>
+        <w:rPr>
+          <w:rFonts w:hint="eastAsia"/>
+          <w:b w:val="0"/>
+          <w:bCs w:val="0"/>
+          <w:lang w:val="en-US" w:eastAsia="zh-CN"/>
+        </w:rPr>
+        <w:t>。</w:t>
+      </w:r>
+      <w:r>
+        <w:rPr>
+          <w:rFonts w:hint="default"/>
+          <w:b w:val="0"/>
+          <w:bCs w:val="0"/>
+          <w:lang w:val="en-US" w:eastAsia="zh-CN"/>
+        </w:rPr>
+        <w:t>这样做的核心目的是让代码更通用、类型更安全，同时避免重复编写相似逻辑。</w:t>
+      </w:r>
       <w:bookmarkStart w:id="0" w:name="_GoBack"/>
       <w:bookmarkEnd w:id="0"/>
-      <w:r>
-        <w:rPr>
-          <w:rFonts w:hint="eastAsia"/>
-          <w:b/>
-          <w:bCs/>
-          <w:lang w:val="en-US" w:eastAsia="zh-CN"/>
-        </w:rPr>
-        <w:t>Java的特点是什么？</w:t>
-      </w:r>
-    </w:p>
-    <w:p>
-      <w:pPr>
-        <w:rPr>
-          <w:rFonts w:hint="eastAsia"/>
-          <w:b/>
-          <w:bCs/>
-          <w:lang w:val="en-US" w:eastAsia="zh-CN"/>
-        </w:rPr>
-      </w:pPr>
-      <w:r>
-        <w:rPr>
-          <w:rFonts w:hint="eastAsia"/>
-          <w:b/>
-          <w:bCs/>
-          <w:lang w:val="en-US" w:eastAsia="zh-CN"/>
-        </w:rPr>
-        <w:t>Java是如何实现跨平台的？</w:t>
-      </w:r>
-    </w:p>
-    <w:p>
-      <w:pPr>
-        <w:rPr>
-          <w:rFonts w:hint="default"/>
-          <w:b/>
-          <w:bCs/>
-          <w:lang w:val="en-US" w:eastAsia="zh-CN"/>
-        </w:rPr>
-      </w:pPr>
-      <w:r>
-        <w:rPr>
-          <w:rFonts w:hint="default"/>
-          <w:b/>
-          <w:bCs/>
-          <w:lang w:val="en-US" w:eastAsia="zh-CN"/>
-        </w:rPr>
-        <w:t>JDK</w:t>
-      </w:r>
-      <w:r>
-        <w:rPr>
-          <w:rFonts w:hint="eastAsia"/>
-          <w:b/>
-          <w:bCs/>
-          <w:lang w:val="en-US" w:eastAsia="zh-CN"/>
-        </w:rPr>
-        <w:t>(Java Development Kit)</w:t>
-      </w:r>
-      <w:r>
-        <w:rPr>
-          <w:rFonts w:hint="default"/>
-          <w:b/>
-          <w:bCs/>
-          <w:lang w:val="en-US" w:eastAsia="zh-CN"/>
-        </w:rPr>
-        <w:t>/JRE</w:t>
-      </w:r>
-      <w:r>
-        <w:rPr>
-          <w:rFonts w:hint="eastAsia"/>
-          <w:b/>
-          <w:bCs/>
-          <w:lang w:val="en-US" w:eastAsia="zh-CN"/>
-        </w:rPr>
-        <w:t>(Java Runtime Environment)</w:t>
-      </w:r>
-      <w:r>
-        <w:rPr>
-          <w:rFonts w:hint="default"/>
-          <w:b/>
-          <w:bCs/>
-          <w:lang w:val="en-US" w:eastAsia="zh-CN"/>
-        </w:rPr>
-        <w:t>/JVM三者的关系</w:t>
-      </w:r>
-    </w:p>
-    <w:p>
-      <w:pPr>
-        <w:rPr>
-          <w:rFonts w:hint="default"/>
-          <w:b/>
-          <w:bCs/>
-          <w:lang w:val="en-US" w:eastAsia="zh-CN"/>
-        </w:rPr>
-      </w:pPr>
-      <w:r>
-        <w:rPr>
-          <w:rFonts w:hint="eastAsia"/>
-          <w:b/>
-          <w:bCs/>
-          <w:lang w:val="en-US" w:eastAsia="zh-CN"/>
-        </w:rPr>
-        <w:t>Java与Python的区别？</w:t>
-      </w:r>
-    </w:p>
-    <w:p>
-      <w:pPr>
-        <w:rPr>
-          <w:rFonts w:hint="default"/>
-          <w:b/>
-          <w:bCs/>
-          <w:lang w:val="en-US" w:eastAsia="zh-CN"/>
-        </w:rPr>
-      </w:pPr>
-      <w:r>
-        <w:rPr>
-          <w:rFonts w:hint="default"/>
-          <w:b/>
-          <w:bCs/>
-          <w:lang w:val="en-US" w:eastAsia="zh-CN"/>
-        </w:rPr>
-        <w:t>Java程序是编译执行还是解释执行？</w:t>
-      </w:r>
-    </w:p>
-    <w:p>
-      <w:pPr>
-        <w:rPr>
-          <w:rFonts w:hint="default"/>
-          <w:b/>
-          <w:bCs/>
-          <w:sz w:val="22"/>
-          <w:szCs w:val="28"/>
-          <w:lang w:val="en-US" w:eastAsia="zh-CN"/>
-        </w:rPr>
-      </w:pPr>
-      <w:r>
-        <w:rPr>
-          <w:rFonts w:hint="default"/>
-          <w:b/>
-          <w:bCs/>
-          <w:sz w:val="22"/>
-          <w:szCs w:val="28"/>
-          <w:lang w:val="en-US" w:eastAsia="zh-CN"/>
-        </w:rPr>
-        <w:t>面向对象有哪些特性？</w:t>
-      </w:r>
-    </w:p>
-    <w:p>
-      <w:pPr>
-        <w:rPr>
-          <w:rFonts w:hint="eastAsia"/>
-          <w:lang w:val="en-US" w:eastAsia="zh-CN"/>
-        </w:rPr>
-      </w:pPr>
-      <w:r>
-        <w:rPr>
-          <w:rFonts w:hint="eastAsia"/>
-          <w:lang w:val="en-US" w:eastAsia="zh-CN"/>
-        </w:rPr>
-        <w:t>实现多态的三要素：继承、重写、父类引用指向子类对象。</w:t>
-      </w:r>
-      <w:r>
-        <w:rPr>
-          <w:rFonts w:hint="eastAsia"/>
-          <w:lang w:val="en-US" w:eastAsia="zh-CN"/>
-        </w:rPr>
-        <w:br w:type="textWrapping"/>
-      </w:r>
-      <w:r>
-        <w:rPr>
-          <w:rFonts w:hint="eastAsia"/>
-          <w:lang w:val="en-US" w:eastAsia="zh-CN"/>
-        </w:rPr>
-        <w:t>父类有、子类重写 → 执行子类逻辑；</w:t>
-      </w:r>
-    </w:p>
-    <w:p>
-      <w:pPr>
-        <w:rPr>
-          <w:rFonts w:hint="eastAsia"/>
-          <w:lang w:val="en-US" w:eastAsia="zh-CN"/>
-        </w:rPr>
-      </w:pPr>
-      <w:r>
-        <w:rPr>
-          <w:rFonts w:hint="eastAsia"/>
-          <w:lang w:val="en-US" w:eastAsia="zh-CN"/>
-        </w:rPr>
-        <w:t>父类有、子类未重写 → 执行父类逻辑；</w:t>
-      </w:r>
-    </w:p>
-    <w:p>
-      <w:pPr>
-        <w:rPr>
-          <w:rFonts w:hint="eastAsia"/>
-          <w:lang w:val="en-US" w:eastAsia="zh-CN"/>
-        </w:rPr>
-      </w:pPr>
-      <w:r>
-        <w:rPr>
-          <w:rFonts w:hint="eastAsia"/>
-          <w:lang w:val="en-US" w:eastAsia="zh-CN"/>
-        </w:rPr>
-        <w:t>父类无、子类有 → 父类引用无法调用（如果想调用子类独有方法，需要强制类型转换（向下转型））</w:t>
-      </w:r>
-    </w:p>
-    <w:p>
-      <w:pPr>
-        <w:rPr>
-          <w:rFonts w:hint="eastAsia"/>
-          <w:b/>
-          <w:bCs/>
-          <w:lang w:val="en-US" w:eastAsia="zh-CN"/>
-        </w:rPr>
-      </w:pPr>
-      <w:r>
-        <w:rPr>
-          <w:rFonts w:hint="eastAsia"/>
-          <w:b/>
-          <w:bCs/>
-          <w:lang w:val="en-US" w:eastAsia="zh-CN"/>
-        </w:rPr>
-        <w:t>Overload与override区别在哪？</w:t>
-      </w:r>
-      <w:r>
-        <w:rPr>
-          <w:rFonts w:hint="eastAsia"/>
-          <w:b/>
-          <w:bCs/>
-          <w:lang w:val="en-US" w:eastAsia="zh-CN"/>
-        </w:rPr>
-        <w:br w:type="textWrapping"/>
-      </w:r>
-      <w:r>
-        <w:rPr>
-          <w:rFonts w:hint="eastAsia"/>
-          <w:b/>
-          <w:bCs/>
-          <w:lang w:val="en-US" w:eastAsia="zh-CN"/>
-        </w:rPr>
-        <w:t>了解Java的包装类型吗？为什么需要包装类？</w:t>
-      </w:r>
-    </w:p>
-    <w:p>
-      <w:pPr>
-        <w:rPr>
-          <w:rFonts w:hint="default"/>
-          <w:b/>
-          <w:bCs/>
-          <w:lang w:val="en-US" w:eastAsia="zh-CN"/>
-        </w:rPr>
-      </w:pPr>
-      <w:r>
-        <w:rPr>
-          <w:rFonts w:hint="eastAsia"/>
-          <w:b/>
-          <w:bCs/>
-          <w:lang w:val="en-US" w:eastAsia="zh-CN"/>
-        </w:rPr>
-        <w:t>什么是</w:t>
-      </w:r>
-      <w:r>
-        <w:rPr>
-          <w:rFonts w:hint="default"/>
-          <w:b/>
-          <w:bCs/>
-          <w:lang w:val="en-US" w:eastAsia="zh-CN"/>
-        </w:rPr>
-        <w:t>自动装箱和拆箱</w:t>
-      </w:r>
-      <w:r>
-        <w:rPr>
-          <w:rFonts w:hint="eastAsia"/>
-          <w:b/>
-          <w:bCs/>
-          <w:lang w:val="en-US" w:eastAsia="zh-CN"/>
-        </w:rPr>
-        <w:t>？</w:t>
-      </w:r>
-    </w:p>
-    <w:p>
-      <w:pPr>
-        <w:rPr>
-          <w:rFonts w:hint="eastAsia"/>
-          <w:b/>
-          <w:bCs/>
-          <w:lang w:val="en-US" w:eastAsia="zh-CN"/>
-        </w:rPr>
-      </w:pPr>
-      <w:r>
-        <w:rPr>
-          <w:rFonts w:hint="eastAsia"/>
-          <w:b/>
-          <w:bCs/>
-          <w:lang w:val="en-US" w:eastAsia="zh-CN"/>
-        </w:rPr>
-        <w:t>equals与==的区别?</w:t>
-      </w:r>
-    </w:p>
-    <w:p>
-      <w:pPr>
-        <w:rPr>
-          <w:rFonts w:hint="default"/>
-          <w:b w:val="0"/>
-          <w:bCs w:val="0"/>
-          <w:lang w:val="en-US" w:eastAsia="zh-CN"/>
-        </w:rPr>
-      </w:pPr>
-      <w:r>
-        <w:rPr>
-          <w:rFonts w:hint="default"/>
-          <w:b w:val="0"/>
-          <w:bCs w:val="0"/>
-          <w:lang w:val="en-US" w:eastAsia="zh-CN"/>
-        </w:rPr>
-        <w:t>对于基本数据类型，==比较的是他们的值。基本数据类型没有equal方法；</w:t>
-      </w:r>
-    </w:p>
-    <w:p>
-      <w:pPr>
-        <w:rPr>
-          <w:rFonts w:hint="eastAsia"/>
-          <w:b/>
-          <w:bCs/>
-          <w:lang w:val="en-US" w:eastAsia="zh-CN"/>
-        </w:rPr>
-      </w:pPr>
-      <w:r>
-        <w:rPr>
-          <w:rFonts w:hint="default"/>
-          <w:b w:val="0"/>
-          <w:bCs w:val="0"/>
-          <w:lang w:val="en-US" w:eastAsia="zh-CN"/>
-        </w:rPr>
-        <w:t>对于复合数据类型，==比较的是它们的存放地址(是否是同一个对象)。equals()默认比较地址值，重写的话按照重写逻辑去比较。</w:t>
-      </w:r>
-      <w:r>
-        <w:rPr>
-          <w:rFonts w:hint="eastAsia"/>
-          <w:b w:val="0"/>
-          <w:bCs w:val="0"/>
-          <w:lang w:val="en-US" w:eastAsia="zh-CN"/>
-        </w:rPr>
-        <w:t>没有重新equals()的话 == 与 equals()都是比较地址是否相同。</w:t>
-      </w:r>
-      <w:r>
-        <w:rPr>
-          <w:rFonts w:hint="default"/>
-          <w:b/>
-          <w:bCs/>
-          <w:lang w:val="en-US" w:eastAsia="zh-CN"/>
-        </w:rPr>
-        <w:br w:type="textWrapping"/>
-      </w:r>
-      <w:r>
-        <w:rPr>
-          <w:rFonts w:hint="default"/>
-          <w:b/>
-          <w:bCs/>
-          <w:lang w:val="en-US" w:eastAsia="zh-CN"/>
-        </w:rPr>
-        <w:t>两个Integer 用== 比较不相等的原因</w:t>
-      </w:r>
-      <w:r>
-        <w:rPr>
-          <w:rFonts w:hint="eastAsia"/>
-          <w:b/>
-          <w:bCs/>
-          <w:lang w:val="en-US" w:eastAsia="zh-CN"/>
-        </w:rPr>
-        <w:t>？</w:t>
-      </w:r>
-    </w:p>
-    <w:p>
-      <w:pPr>
-        <w:rPr>
-          <w:rFonts w:hint="eastAsia"/>
-          <w:b w:val="0"/>
-          <w:bCs w:val="0"/>
-          <w:lang w:val="en-US" w:eastAsia="zh-CN"/>
-        </w:rPr>
-      </w:pPr>
-      <w:r>
-        <w:rPr>
-          <w:rFonts w:hint="eastAsia"/>
-          <w:b w:val="0"/>
-          <w:bCs w:val="0"/>
-          <w:lang w:val="en-US" w:eastAsia="zh-CN"/>
-        </w:rPr>
-        <w:t>public class Test {</w:t>
-      </w:r>
-    </w:p>
-    <w:p>
-      <w:pPr>
-        <w:rPr>
-          <w:rFonts w:hint="eastAsia"/>
-          <w:b w:val="0"/>
-          <w:bCs w:val="0"/>
-          <w:lang w:val="en-US" w:eastAsia="zh-CN"/>
-        </w:rPr>
-      </w:pPr>
-      <w:r>
-        <w:rPr>
-          <w:rFonts w:hint="eastAsia"/>
-          <w:b w:val="0"/>
-          <w:bCs w:val="0"/>
-          <w:lang w:val="en-US" w:eastAsia="zh-CN"/>
-        </w:rPr>
-        <w:t xml:space="preserve">    public static void main(String[] args) {</w:t>
-      </w:r>
-    </w:p>
-    <w:p>
-      <w:pPr>
-        <w:rPr>
-          <w:rFonts w:hint="eastAsia"/>
-          <w:b w:val="0"/>
-          <w:bCs w:val="0"/>
-          <w:lang w:val="en-US" w:eastAsia="zh-CN"/>
-        </w:rPr>
-      </w:pPr>
-      <w:r>
-        <w:rPr>
-          <w:rFonts w:hint="eastAsia"/>
-          <w:b w:val="0"/>
-          <w:bCs w:val="0"/>
-          <w:lang w:val="en-US" w:eastAsia="zh-CN"/>
-        </w:rPr>
-        <w:t xml:space="preserve">        // 场景1：new Integer() → 强制新建对象，不走缓存 → 地址不同</w:t>
-      </w:r>
-    </w:p>
-    <w:p>
-      <w:pPr>
-        <w:rPr>
-          <w:rFonts w:hint="eastAsia"/>
-          <w:b w:val="0"/>
-          <w:bCs w:val="0"/>
-          <w:lang w:val="en-US" w:eastAsia="zh-CN"/>
-        </w:rPr>
-      </w:pPr>
-      <w:r>
-        <w:rPr>
-          <w:rFonts w:hint="eastAsia"/>
-          <w:b w:val="0"/>
-          <w:bCs w:val="0"/>
-          <w:lang w:val="en-US" w:eastAsia="zh-CN"/>
-        </w:rPr>
-        <w:t xml:space="preserve">        Integer i1 = new Integer(100);</w:t>
-      </w:r>
-    </w:p>
-    <w:p>
-      <w:pPr>
-        <w:rPr>
-          <w:rFonts w:hint="eastAsia"/>
-          <w:b w:val="0"/>
-          <w:bCs w:val="0"/>
-          <w:lang w:val="en-US" w:eastAsia="zh-CN"/>
-        </w:rPr>
-      </w:pPr>
-      <w:r>
-        <w:rPr>
-          <w:rFonts w:hint="eastAsia"/>
-          <w:b w:val="0"/>
-          <w:bCs w:val="0"/>
-          <w:lang w:val="en-US" w:eastAsia="zh-CN"/>
-        </w:rPr>
-        <w:t xml:space="preserve">        Integer i2 = new Integer(100);</w:t>
-      </w:r>
-    </w:p>
-    <w:p>
-      <w:pPr>
-        <w:rPr>
-          <w:rFonts w:hint="eastAsia"/>
-          <w:b w:val="0"/>
-          <w:bCs w:val="0"/>
-          <w:lang w:val="en-US" w:eastAsia="zh-CN"/>
-        </w:rPr>
-      </w:pPr>
-      <w:r>
-        <w:rPr>
-          <w:rFonts w:hint="eastAsia"/>
-          <w:b w:val="0"/>
-          <w:bCs w:val="0"/>
-          <w:lang w:val="en-US" w:eastAsia="zh-CN"/>
-        </w:rPr>
-        <w:t xml:space="preserve">        System.out.println(i1 == i2); // false（核心：new创建的是不同对象）</w:t>
-      </w:r>
-    </w:p>
-    <w:p>
-      <w:pPr>
-        <w:rPr>
-          <w:rFonts w:hint="eastAsia"/>
-          <w:b w:val="0"/>
-          <w:bCs w:val="0"/>
-          <w:lang w:val="en-US" w:eastAsia="zh-CN"/>
-        </w:rPr>
-      </w:pPr>
-    </w:p>
-    <w:p>
-      <w:pPr>
-        <w:rPr>
-          <w:rFonts w:hint="eastAsia"/>
-          <w:b w:val="0"/>
-          <w:bCs w:val="0"/>
-          <w:lang w:val="en-US" w:eastAsia="zh-CN"/>
-        </w:rPr>
-      </w:pPr>
-      <w:r>
-        <w:rPr>
-          <w:rFonts w:hint="eastAsia"/>
-          <w:b w:val="0"/>
-          <w:bCs w:val="0"/>
-          <w:lang w:val="en-US" w:eastAsia="zh-CN"/>
-        </w:rPr>
-        <w:t xml:space="preserve">        // 场景2：自动装箱/valueOf() → 走缓存 → 地址相同</w:t>
-      </w:r>
-    </w:p>
-    <w:p>
-      <w:pPr>
-        <w:rPr>
-          <w:rFonts w:hint="eastAsia"/>
-          <w:b w:val="0"/>
-          <w:bCs w:val="0"/>
-          <w:lang w:val="en-US" w:eastAsia="zh-CN"/>
-        </w:rPr>
-      </w:pPr>
-      <w:r>
-        <w:rPr>
-          <w:rFonts w:hint="eastAsia"/>
-          <w:b w:val="0"/>
-          <w:bCs w:val="0"/>
-          <w:lang w:val="en-US" w:eastAsia="zh-CN"/>
-        </w:rPr>
-        <w:t xml:space="preserve">        Integer i3 = 100; // 等价于 Integer.valueOf(100)</w:t>
-      </w:r>
-    </w:p>
-    <w:p>
-      <w:pPr>
-        <w:rPr>
-          <w:rFonts w:hint="eastAsia"/>
-          <w:b w:val="0"/>
-          <w:bCs w:val="0"/>
-          <w:lang w:val="en-US" w:eastAsia="zh-CN"/>
-        </w:rPr>
-      </w:pPr>
-      <w:r>
-        <w:rPr>
-          <w:rFonts w:hint="eastAsia"/>
-          <w:b w:val="0"/>
-          <w:bCs w:val="0"/>
-          <w:lang w:val="en-US" w:eastAsia="zh-CN"/>
-        </w:rPr>
-        <w:t xml:space="preserve">        Integer i4 = 100; // 从缓存池取同一个对象</w:t>
-      </w:r>
-    </w:p>
-    <w:p>
-      <w:pPr>
-        <w:rPr>
-          <w:rFonts w:hint="eastAsia"/>
-          <w:b w:val="0"/>
-          <w:bCs w:val="0"/>
-          <w:lang w:val="en-US" w:eastAsia="zh-CN"/>
-        </w:rPr>
-      </w:pPr>
-      <w:r>
-        <w:rPr>
-          <w:rFonts w:hint="eastAsia"/>
-          <w:b w:val="0"/>
-          <w:bCs w:val="0"/>
-          <w:lang w:val="en-US" w:eastAsia="zh-CN"/>
-        </w:rPr>
-        <w:t xml:space="preserve">        System.out.println(i3 == i4); // true（缓存生效）</w:t>
-      </w:r>
-    </w:p>
-    <w:p>
-      <w:pPr>
-        <w:rPr>
-          <w:rFonts w:hint="eastAsia"/>
-          <w:b w:val="0"/>
-          <w:bCs w:val="0"/>
-          <w:lang w:val="en-US" w:eastAsia="zh-CN"/>
-        </w:rPr>
-      </w:pPr>
-    </w:p>
-    <w:p>
-      <w:pPr>
-        <w:rPr>
-          <w:rFonts w:hint="eastAsia"/>
-          <w:b w:val="0"/>
-          <w:bCs w:val="0"/>
-          <w:lang w:val="en-US" w:eastAsia="zh-CN"/>
-        </w:rPr>
-      </w:pPr>
-      <w:r>
-        <w:rPr>
-          <w:rFonts w:hint="eastAsia"/>
-          <w:b w:val="0"/>
-          <w:bCs w:val="0"/>
-          <w:lang w:val="en-US" w:eastAsia="zh-CN"/>
-        </w:rPr>
-        <w:t xml:space="preserve">        Integer i5 = Integer.valueOf(100);</w:t>
-      </w:r>
-    </w:p>
-    <w:p>
-      <w:pPr>
-        <w:rPr>
-          <w:rFonts w:hint="eastAsia"/>
-          <w:b w:val="0"/>
-          <w:bCs w:val="0"/>
-          <w:lang w:val="en-US" w:eastAsia="zh-CN"/>
-        </w:rPr>
-      </w:pPr>
-      <w:r>
-        <w:rPr>
-          <w:rFonts w:hint="eastAsia"/>
-          <w:b w:val="0"/>
-          <w:bCs w:val="0"/>
-          <w:lang w:val="en-US" w:eastAsia="zh-CN"/>
-        </w:rPr>
-        <w:t xml:space="preserve">        Integer i6 = Integer.valueOf(100);</w:t>
-      </w:r>
-    </w:p>
-    <w:p>
-      <w:pPr>
-        <w:rPr>
-          <w:rFonts w:hint="eastAsia"/>
-          <w:b w:val="0"/>
-          <w:bCs w:val="0"/>
-          <w:lang w:val="en-US" w:eastAsia="zh-CN"/>
-        </w:rPr>
-      </w:pPr>
-      <w:r>
-        <w:rPr>
-          <w:rFonts w:hint="eastAsia"/>
-          <w:b w:val="0"/>
-          <w:bCs w:val="0"/>
-          <w:lang w:val="en-US" w:eastAsia="zh-CN"/>
-        </w:rPr>
-        <w:t xml:space="preserve">        System.out.println(i5 == i6); // true（缓存生效）</w:t>
-      </w:r>
-    </w:p>
-    <w:p>
-      <w:pPr>
-        <w:rPr>
-          <w:rFonts w:hint="eastAsia"/>
-          <w:b w:val="0"/>
-          <w:bCs w:val="0"/>
-          <w:lang w:val="en-US" w:eastAsia="zh-CN"/>
-        </w:rPr>
-      </w:pPr>
-    </w:p>
-    <w:p>
-      <w:pPr>
-        <w:rPr>
-          <w:rFonts w:hint="eastAsia"/>
-          <w:b w:val="0"/>
-          <w:bCs w:val="0"/>
-          <w:lang w:val="en-US" w:eastAsia="zh-CN"/>
-        </w:rPr>
-      </w:pPr>
-      <w:r>
-        <w:rPr>
-          <w:rFonts w:hint="eastAsia"/>
-          <w:b w:val="0"/>
-          <w:bCs w:val="0"/>
-          <w:lang w:val="en-US" w:eastAsia="zh-CN"/>
-        </w:rPr>
-        <w:t xml:space="preserve">        // 场景3：超出缓存范围（如200）→ 自动装箱也会新建对象</w:t>
-      </w:r>
-    </w:p>
-    <w:p>
-      <w:pPr>
-        <w:rPr>
-          <w:rFonts w:hint="eastAsia"/>
-          <w:b w:val="0"/>
-          <w:bCs w:val="0"/>
-          <w:lang w:val="en-US" w:eastAsia="zh-CN"/>
-        </w:rPr>
-      </w:pPr>
-      <w:r>
-        <w:rPr>
-          <w:rFonts w:hint="eastAsia"/>
-          <w:b w:val="0"/>
-          <w:bCs w:val="0"/>
-          <w:lang w:val="en-US" w:eastAsia="zh-CN"/>
-        </w:rPr>
-        <w:t xml:space="preserve">        Integer i7 = 200;</w:t>
-      </w:r>
-    </w:p>
-    <w:p>
-      <w:pPr>
-        <w:rPr>
-          <w:rFonts w:hint="eastAsia"/>
-          <w:b w:val="0"/>
-          <w:bCs w:val="0"/>
-          <w:lang w:val="en-US" w:eastAsia="zh-CN"/>
-        </w:rPr>
-      </w:pPr>
-      <w:r>
-        <w:rPr>
-          <w:rFonts w:hint="eastAsia"/>
-          <w:b w:val="0"/>
-          <w:bCs w:val="0"/>
-          <w:lang w:val="en-US" w:eastAsia="zh-CN"/>
-        </w:rPr>
-        <w:t xml:space="preserve">        Integer i8 = 200;</w:t>
-      </w:r>
-    </w:p>
-    <w:p>
-      <w:pPr>
-        <w:rPr>
-          <w:rFonts w:hint="eastAsia"/>
-          <w:b w:val="0"/>
-          <w:bCs w:val="0"/>
-          <w:lang w:val="en-US" w:eastAsia="zh-CN"/>
-        </w:rPr>
-      </w:pPr>
-      <w:r>
-        <w:rPr>
-          <w:rFonts w:hint="eastAsia"/>
-          <w:b w:val="0"/>
-          <w:bCs w:val="0"/>
-          <w:lang w:val="en-US" w:eastAsia="zh-CN"/>
-        </w:rPr>
-        <w:t xml:space="preserve">        System.out.println(i7 == i8); // false（超出[-128,127]，缓存不生效）</w:t>
-      </w:r>
-    </w:p>
-    <w:p>
-      <w:pPr>
-        <w:rPr>
-          <w:rFonts w:hint="eastAsia"/>
-          <w:b w:val="0"/>
-          <w:bCs w:val="0"/>
-          <w:lang w:val="en-US" w:eastAsia="zh-CN"/>
-        </w:rPr>
-      </w:pPr>
-      <w:r>
-        <w:rPr>
-          <w:rFonts w:hint="eastAsia"/>
-          <w:b w:val="0"/>
-          <w:bCs w:val="0"/>
-          <w:lang w:val="en-US" w:eastAsia="zh-CN"/>
-        </w:rPr>
-        <w:t xml:space="preserve">    }</w:t>
-      </w:r>
-    </w:p>
-    <w:p>
-      <w:pPr>
-        <w:rPr>
-          <w:rFonts w:hint="eastAsia"/>
-          <w:b w:val="0"/>
-          <w:bCs w:val="0"/>
-          <w:lang w:val="en-US" w:eastAsia="zh-CN"/>
-        </w:rPr>
-      </w:pPr>
-      <w:r>
-        <w:rPr>
-          <w:rFonts w:hint="eastAsia"/>
-          <w:b w:val="0"/>
-          <w:bCs w:val="0"/>
-          <w:lang w:val="en-US" w:eastAsia="zh-CN"/>
-        </w:rPr>
-        <w:t>}</w:t>
-      </w:r>
-    </w:p>
-    <w:p>
-      <w:pPr>
-        <w:rPr>
-          <w:rFonts w:hint="default"/>
-          <w:b/>
-          <w:bCs/>
-          <w:lang w:val="en-US" w:eastAsia="zh-CN"/>
-        </w:rPr>
-      </w:pPr>
-      <w:r>
-        <w:rPr>
-          <w:rFonts w:hint="default"/>
-          <w:b/>
-          <w:bCs/>
-          <w:lang w:val="en-US" w:eastAsia="zh-CN"/>
-        </w:rPr>
-        <w:t>String 为什么不可变？</w:t>
-      </w:r>
-    </w:p>
-    <w:p>
-      <w:pPr>
-        <w:rPr>
-          <w:rFonts w:hint="eastAsia"/>
-          <w:b/>
-          <w:bCs/>
-          <w:lang w:val="en-US" w:eastAsia="zh-CN"/>
-        </w:rPr>
-      </w:pPr>
-      <w:r>
-        <w:rPr>
-          <w:rFonts w:hint="default"/>
-          <w:b/>
-          <w:bCs/>
-          <w:lang w:val="en-US" w:eastAsia="zh-CN"/>
-        </w:rPr>
-        <w:t>String, StringBuffer 和 StringBuilder区别</w:t>
-      </w:r>
-      <w:r>
-        <w:rPr>
-          <w:rFonts w:hint="eastAsia"/>
-          <w:b/>
-          <w:bCs/>
-          <w:lang w:val="en-US" w:eastAsia="zh-CN"/>
-        </w:rPr>
-        <w:t>？</w:t>
-      </w:r>
-    </w:p>
-    <w:p>
-      <w:pPr>
-        <w:rPr>
-          <w:rFonts w:hint="eastAsia"/>
-          <w:b/>
-          <w:bCs/>
-          <w:lang w:val="en-US" w:eastAsia="zh-CN"/>
-        </w:rPr>
-      </w:pPr>
-      <w:r>
-        <w:rPr>
-          <w:rFonts w:hint="eastAsia"/>
-          <w:b/>
-          <w:bCs/>
-          <w:lang w:val="en-US" w:eastAsia="zh-CN"/>
-        </w:rPr>
-        <w:t>String 类的常用方法有哪些？</w:t>
-      </w:r>
-    </w:p>
-    <w:p>
-      <w:pPr>
-        <w:rPr>
-          <w:rFonts w:hint="eastAsia"/>
-          <w:b/>
-          <w:bCs/>
-          <w:lang w:val="en-US" w:eastAsia="zh-CN"/>
-        </w:rPr>
-      </w:pPr>
-      <w:r>
-        <w:rPr>
-          <w:rFonts w:hint="eastAsia"/>
-          <w:b/>
-          <w:bCs/>
-          <w:lang w:val="en-US" w:eastAsia="zh-CN"/>
-        </w:rPr>
-        <w:t>new String("dabin")会创建几个对象？</w:t>
-      </w:r>
-    </w:p>
-    <w:p>
-      <w:pPr>
-        <w:rPr>
-          <w:rFonts w:hint="eastAsia"/>
-          <w:b/>
-          <w:bCs/>
-          <w:lang w:val="en-US" w:eastAsia="zh-CN"/>
-        </w:rPr>
-      </w:pPr>
-      <w:r>
-        <w:rPr>
-          <w:rFonts w:hint="eastAsia"/>
-          <w:b/>
-          <w:bCs/>
-          <w:lang w:val="en-US" w:eastAsia="zh-CN"/>
-        </w:rPr>
-        <w:t>什么是字符串常量池？</w:t>
-      </w:r>
-    </w:p>
-    <w:p>
-      <w:pPr>
-        <w:rPr>
-          <w:rFonts w:hint="eastAsia"/>
-          <w:b/>
-          <w:bCs/>
-          <w:lang w:val="en-US" w:eastAsia="zh-CN"/>
-        </w:rPr>
-      </w:pPr>
-      <w:r>
-        <w:rPr>
-          <w:rFonts w:hint="eastAsia"/>
-          <w:b/>
-          <w:bCs/>
-          <w:lang w:val="en-US" w:eastAsia="zh-CN"/>
-        </w:rPr>
-        <w:t>讲讲深拷贝和浅拷贝？</w:t>
-      </w:r>
-    </w:p>
-    <w:p>
-      <w:pPr>
-        <w:rPr>
-          <w:rFonts w:hint="eastAsia"/>
-          <w:b w:val="0"/>
-          <w:bCs w:val="0"/>
-          <w:lang w:val="en-US" w:eastAsia="zh-CN"/>
-        </w:rPr>
-      </w:pPr>
-      <w:r>
-        <w:rPr>
-          <w:rFonts w:hint="eastAsia"/>
-          <w:b w:val="0"/>
-          <w:bCs w:val="0"/>
-          <w:lang w:val="en-US" w:eastAsia="zh-CN"/>
-        </w:rPr>
-        <w:t>浅拷贝：基本类型赋值，引用类型赋地址，新对象和原对象共享引用类型数据。</w:t>
-      </w:r>
-    </w:p>
-    <w:p>
-      <w:pPr>
-        <w:rPr>
-          <w:rFonts w:hint="eastAsia"/>
-          <w:b w:val="0"/>
-          <w:bCs w:val="0"/>
-          <w:lang w:val="en-US" w:eastAsia="zh-CN"/>
-        </w:rPr>
-      </w:pPr>
-      <w:r>
-        <w:rPr>
-          <w:rFonts w:hint="eastAsia"/>
-          <w:b w:val="0"/>
-          <w:bCs w:val="0"/>
-          <w:lang w:val="en-US" w:eastAsia="zh-CN"/>
-        </w:rPr>
-        <w:t>深拷贝：深拷贝是将原对象全部复制并且创建一个新的对象，然后返回新建的引用，新旧对象完全独立，互不影响。</w:t>
-      </w:r>
-    </w:p>
-    <w:p>
-      <w:pPr>
-        <w:rPr>
-          <w:rFonts w:hint="eastAsia"/>
-          <w:b/>
-          <w:bCs/>
-          <w:lang w:val="en-US" w:eastAsia="zh-CN"/>
-        </w:rPr>
-      </w:pPr>
-      <w:r>
-        <w:rPr>
-          <w:rFonts w:hint="default"/>
-          <w:b/>
-          <w:bCs/>
-          <w:lang w:val="en-US" w:eastAsia="zh-CN"/>
-        </w:rPr>
-        <w:t>equals与hashcode的关系</w:t>
-      </w:r>
-      <w:r>
-        <w:rPr>
-          <w:rFonts w:hint="eastAsia"/>
-          <w:b/>
-          <w:bCs/>
-          <w:lang w:val="en-US" w:eastAsia="zh-CN"/>
-        </w:rPr>
-        <w:t>是什么？</w:t>
-      </w:r>
-    </w:p>
-    <w:p>
-      <w:pPr>
-        <w:rPr>
-          <w:rFonts w:hint="default"/>
-          <w:b/>
-          <w:bCs/>
-          <w:lang w:val="en-US" w:eastAsia="zh-CN"/>
-        </w:rPr>
-      </w:pPr>
-      <w:r>
-        <w:rPr>
-          <w:rFonts w:hint="default"/>
-          <w:b/>
-          <w:bCs/>
-          <w:lang w:val="en-US" w:eastAsia="zh-CN"/>
-        </w:rPr>
-        <w:t>为什么重写 equals 时一定要重写 hashCode？</w:t>
-      </w:r>
-    </w:p>
-    <w:p>
-      <w:pPr>
-        <w:rPr>
-          <w:rFonts w:hint="eastAsia"/>
-          <w:b w:val="0"/>
-          <w:bCs w:val="0"/>
-          <w:lang w:val="en-US" w:eastAsia="zh-CN"/>
-        </w:rPr>
-      </w:pPr>
-      <w:r>
-        <w:rPr>
-          <w:rFonts w:hint="default"/>
-          <w:b/>
-          <w:bCs/>
-          <w:lang w:val="en-US" w:eastAsia="zh-CN"/>
-        </w:rPr>
-        <w:t>常见的关键字有哪些</w:t>
-      </w:r>
-      <w:r>
-        <w:rPr>
-          <w:rFonts w:hint="eastAsia"/>
-          <w:b/>
-          <w:bCs/>
-          <w:lang w:val="en-US" w:eastAsia="zh-CN"/>
-        </w:rPr>
-        <w:t>？作用是什么</w:t>
-      </w:r>
-      <w:r>
-        <w:rPr>
-          <w:rFonts w:hint="default"/>
-          <w:b/>
-          <w:bCs/>
-          <w:lang w:val="en-US" w:eastAsia="zh-CN"/>
-        </w:rPr>
-        <w:t>？</w:t>
-      </w:r>
-      <w:r>
-        <w:rPr>
-          <w:rFonts w:hint="default"/>
-          <w:b w:val="0"/>
-          <w:bCs w:val="0"/>
-          <w:lang w:val="en-US" w:eastAsia="zh-CN"/>
-        </w:rPr>
-        <w:t>Static</w:t>
-      </w:r>
-      <w:r>
-        <w:rPr>
-          <w:rFonts w:hint="eastAsia"/>
-          <w:b w:val="0"/>
-          <w:bCs w:val="0"/>
-          <w:lang w:val="en-US" w:eastAsia="zh-CN"/>
-        </w:rPr>
-        <w:t>、final、this、super</w:t>
-      </w:r>
-    </w:p>
-    <w:p>
-      <w:pPr>
-        <w:rPr>
-          <w:rFonts w:hint="eastAsia"/>
-          <w:b/>
-          <w:bCs/>
-          <w:lang w:val="en-US" w:eastAsia="zh-CN"/>
-        </w:rPr>
-      </w:pPr>
-      <w:r>
-        <w:rPr>
-          <w:rFonts w:hint="default"/>
-          <w:b/>
-          <w:bCs/>
-          <w:lang w:val="en-US" w:eastAsia="zh-CN"/>
-        </w:rPr>
-        <w:t>final, finally, finalize 的区别</w:t>
-      </w:r>
-      <w:r>
-        <w:rPr>
-          <w:rFonts w:hint="eastAsia"/>
-          <w:b/>
-          <w:bCs/>
-          <w:lang w:val="en-US" w:eastAsia="zh-CN"/>
-        </w:rPr>
-        <w:t>？</w:t>
-      </w:r>
-    </w:p>
-    <w:p>
-      <w:pPr>
-        <w:rPr>
-          <w:rFonts w:hint="default"/>
-          <w:b/>
-          <w:bCs/>
-          <w:lang w:val="en-US" w:eastAsia="zh-CN"/>
-        </w:rPr>
-      </w:pPr>
-      <w:r>
-        <w:rPr>
-          <w:rFonts w:hint="default"/>
-          <w:b/>
-          <w:bCs/>
-          <w:lang w:val="en-US" w:eastAsia="zh-CN"/>
-        </w:rPr>
-        <w:t>Java中的finally一定会被执行吗？</w:t>
-      </w:r>
-    </w:p>
-    <w:p>
-      <w:pPr>
-        <w:rPr>
-          <w:rFonts w:hint="default"/>
-          <w:b/>
-          <w:bCs/>
-          <w:lang w:val="en-US" w:eastAsia="zh-CN"/>
-        </w:rPr>
-      </w:pPr>
-      <w:r>
-        <w:rPr>
-          <w:rFonts w:hint="default"/>
-          <w:b/>
-          <w:bCs/>
-          <w:lang w:val="en-US" w:eastAsia="zh-CN"/>
-        </w:rPr>
-        <w:t>方法重载和重写的区别？</w:t>
-      </w:r>
-    </w:p>
-    <w:p>
-      <w:pPr>
-        <w:rPr>
-          <w:rFonts w:hint="default"/>
-          <w:b/>
-          <w:bCs/>
-          <w:lang w:val="en-US" w:eastAsia="zh-CN"/>
-        </w:rPr>
-      </w:pPr>
-      <w:r>
-        <w:rPr>
-          <w:rFonts w:hint="default"/>
-          <w:b/>
-          <w:bCs/>
-          <w:lang w:val="en-US" w:eastAsia="zh-CN"/>
-        </w:rPr>
-        <w:t>接口与抽象类区别？</w:t>
-      </w:r>
-    </w:p>
-    <w:p>
-      <w:pPr>
-        <w:rPr>
-          <w:rFonts w:hint="default"/>
-          <w:b/>
-          <w:bCs/>
-          <w:lang w:val="en-US" w:eastAsia="zh-CN"/>
-        </w:rPr>
-      </w:pPr>
-      <w:r>
-        <w:rPr>
-          <w:rFonts w:hint="default"/>
-          <w:b/>
-          <w:bCs/>
-          <w:lang w:val="en-US" w:eastAsia="zh-CN"/>
-        </w:rPr>
-        <w:t>常见的Exception有哪些？</w:t>
-      </w:r>
-    </w:p>
-    <w:p>
-      <w:pPr>
-        <w:rPr>
-          <w:rFonts w:hint="default"/>
-          <w:b/>
-          <w:bCs/>
-          <w:lang w:val="en-US" w:eastAsia="zh-CN"/>
-        </w:rPr>
-      </w:pPr>
-      <w:r>
-        <w:rPr>
-          <w:rFonts w:hint="default"/>
-          <w:b/>
-          <w:bCs/>
-          <w:lang w:val="en-US" w:eastAsia="zh-CN"/>
-        </w:rPr>
-        <w:t>Error和Exception的区别？</w:t>
-      </w:r>
-    </w:p>
-    <w:p>
-      <w:pPr>
-        <w:rPr>
-          <w:rFonts w:hint="default"/>
-          <w:b/>
-          <w:bCs/>
-          <w:lang w:val="en-US" w:eastAsia="zh-CN"/>
-        </w:rPr>
-      </w:pPr>
-      <w:r>
-        <w:rPr>
-          <w:rFonts w:hint="default"/>
-          <w:b w:val="0"/>
-          <w:bCs w:val="0"/>
-          <w:lang w:val="en-US" w:eastAsia="zh-CN"/>
-        </w:rPr>
-        <w:t>Error：JVM 无法解决的严重问题，如栈溢出StackOverflowError、内存溢出OOM等。</w:t>
-      </w:r>
-      <w:r>
-        <w:rPr>
-          <w:rFonts w:hint="default"/>
-          <w:b/>
-          <w:bCs/>
-          <w:lang w:val="en-US" w:eastAsia="zh-CN"/>
-        </w:rPr>
-        <w:t>程序无法处理的错误。</w:t>
-      </w:r>
-    </w:p>
-    <w:p>
-      <w:pPr>
-        <w:rPr>
-          <w:rFonts w:hint="default"/>
-          <w:b w:val="0"/>
-          <w:bCs w:val="0"/>
-          <w:lang w:val="en-US" w:eastAsia="zh-CN"/>
-        </w:rPr>
-      </w:pPr>
-      <w:r>
-        <w:rPr>
-          <w:rFonts w:hint="default"/>
-          <w:b w:val="0"/>
-          <w:bCs w:val="0"/>
-          <w:lang w:val="en-US" w:eastAsia="zh-CN"/>
-        </w:rPr>
-        <w:t>Exception：其它因编程错误或偶然的外在因素导致的一般性问题。可以在代码中进行处理。如：空指针异常、数组下标越界等。</w:t>
-      </w:r>
-    </w:p>
-    <w:p>
-      <w:pPr>
-        <w:rPr>
-          <w:rFonts w:hint="default"/>
-          <w:b/>
-          <w:bCs/>
-          <w:lang w:val="en-US" w:eastAsia="zh-CN"/>
-        </w:rPr>
-      </w:pPr>
-      <w:r>
-        <w:rPr>
-          <w:rFonts w:hint="default"/>
-          <w:b/>
-          <w:bCs/>
-          <w:lang w:val="en-US" w:eastAsia="zh-CN"/>
-        </w:rPr>
-        <w:t>运行时异常和非运行时异常（checked）的区别？</w:t>
-      </w:r>
-    </w:p>
-    <w:p>
-      <w:pPr>
-        <w:rPr>
-          <w:rFonts w:hint="default"/>
-          <w:b w:val="0"/>
-          <w:bCs w:val="0"/>
-          <w:lang w:val="en-US" w:eastAsia="zh-CN"/>
-        </w:rPr>
-      </w:pPr>
-      <w:r>
-        <w:rPr>
-          <w:rFonts w:hint="default"/>
-          <w:b w:val="0"/>
-          <w:bCs w:val="0"/>
-          <w:lang w:val="en-US" w:eastAsia="zh-CN"/>
-        </w:rPr>
-        <w:t>unchecked exception包括RuntimeException和Error类，其他所有异常称为</w:t>
-      </w:r>
-      <w:r>
-        <w:rPr>
-          <w:rFonts w:hint="eastAsia"/>
-          <w:b w:val="0"/>
-          <w:bCs w:val="0"/>
-          <w:lang w:val="en-US" w:eastAsia="zh-CN"/>
-        </w:rPr>
-        <w:t>checked exception</w:t>
-      </w:r>
-      <w:r>
-        <w:rPr>
-          <w:rFonts w:hint="default"/>
-          <w:b w:val="0"/>
-          <w:bCs w:val="0"/>
-          <w:lang w:val="en-US" w:eastAsia="zh-CN"/>
-        </w:rPr>
-        <w:t>。</w:t>
-      </w:r>
-    </w:p>
-    <w:p>
-      <w:pPr>
-        <w:rPr>
-          <w:rFonts w:hint="default"/>
-          <w:b/>
-          <w:bCs/>
-          <w:lang w:val="en-US" w:eastAsia="zh-CN"/>
-        </w:rPr>
-      </w:pPr>
-      <w:r>
-        <w:rPr>
-          <w:rFonts w:hint="default"/>
-          <w:b/>
-          <w:bCs/>
-          <w:lang w:val="en-US" w:eastAsia="zh-CN"/>
-        </w:rPr>
-        <w:t>同步和异步的区别？</w:t>
-      </w:r>
-    </w:p>
-    <w:p>
-      <w:pPr>
-        <w:rPr>
-          <w:rFonts w:hint="default"/>
-          <w:b w:val="0"/>
-          <w:bCs w:val="0"/>
-          <w:lang w:val="en-US" w:eastAsia="zh-CN"/>
-        </w:rPr>
-      </w:pPr>
-      <w:r>
-        <w:rPr>
-          <w:rFonts w:hint="default"/>
-          <w:b w:val="0"/>
-          <w:bCs w:val="0"/>
-          <w:lang w:val="en-US" w:eastAsia="zh-CN"/>
-        </w:rPr>
-        <w:t>同步：发出一个调用时，在没有得到结果之前，该调用就不返回。</w:t>
-      </w:r>
-    </w:p>
-    <w:p>
-      <w:pPr>
-        <w:rPr>
-          <w:rFonts w:hint="default"/>
-          <w:b w:val="0"/>
-          <w:bCs w:val="0"/>
-          <w:lang w:val="en-US" w:eastAsia="zh-CN"/>
-        </w:rPr>
-      </w:pPr>
-      <w:r>
-        <w:rPr>
-          <w:rFonts w:hint="default"/>
-          <w:b w:val="0"/>
-          <w:bCs w:val="0"/>
-          <w:lang w:val="en-US" w:eastAsia="zh-CN"/>
-        </w:rPr>
-        <w:t>异步：在调用发出后，被调用者返回结果之后会通知调用者，或通过回调函数处理这个调用。</w:t>
-      </w:r>
-    </w:p>
-    <w:p>
-      <w:pPr>
-        <w:rPr>
-          <w:rFonts w:hint="default"/>
-          <w:b/>
-          <w:bCs/>
-          <w:lang w:val="en-US" w:eastAsia="zh-CN"/>
-        </w:rPr>
-      </w:pPr>
-      <w:r>
-        <w:rPr>
-          <w:rFonts w:hint="default"/>
-          <w:b/>
-          <w:bCs/>
-          <w:lang w:val="en-US" w:eastAsia="zh-CN"/>
-        </w:rPr>
-        <w:t>阻塞和非阻塞的区别？</w:t>
-      </w:r>
-    </w:p>
-    <w:p>
-      <w:pPr>
-        <w:rPr>
-          <w:rFonts w:hint="default"/>
-          <w:b/>
-          <w:bCs/>
-          <w:lang w:val="en-US" w:eastAsia="zh-CN"/>
-        </w:rPr>
-      </w:pPr>
-      <w:r>
-        <w:rPr>
-          <w:rFonts w:hint="default"/>
-          <w:b/>
-          <w:bCs/>
-          <w:lang w:val="en-US" w:eastAsia="zh-CN"/>
-        </w:rPr>
-        <w:t>Java8的新特性有哪些？</w:t>
-      </w:r>
-    </w:p>
-    <w:p>
-      <w:pPr>
-        <w:rPr>
-          <w:rFonts w:hint="eastAsia"/>
-          <w:b/>
-          <w:bCs/>
-          <w:lang w:val="en-US" w:eastAsia="zh-CN"/>
-        </w:rPr>
-      </w:pPr>
-      <w:r>
-        <w:rPr>
-          <w:rFonts w:hint="default"/>
-          <w:b/>
-          <w:bCs/>
-          <w:lang w:val="en-US" w:eastAsia="zh-CN"/>
-        </w:rPr>
-        <w:t>序列化和反序列化</w:t>
-      </w:r>
-      <w:r>
-        <w:rPr>
-          <w:rFonts w:hint="eastAsia"/>
-          <w:b/>
-          <w:bCs/>
-          <w:lang w:val="en-US" w:eastAsia="zh-CN"/>
-        </w:rPr>
-        <w:t>?</w:t>
-      </w:r>
-    </w:p>
-    <w:p>
-      <w:pPr>
-        <w:rPr>
-          <w:rFonts w:hint="default"/>
-          <w:b w:val="0"/>
-          <w:bCs w:val="0"/>
-          <w:lang w:val="en-US" w:eastAsia="zh-CN"/>
-        </w:rPr>
-      </w:pPr>
-      <w:r>
-        <w:rPr>
-          <w:rFonts w:hint="default"/>
-          <w:b w:val="0"/>
-          <w:bCs w:val="0"/>
-          <w:lang w:val="en-US" w:eastAsia="zh-CN"/>
-        </w:rPr>
-        <w:t>序列化：把对象转换为字节序列的过程称为对象的序列化</w:t>
-      </w:r>
-    </w:p>
-    <w:p>
-      <w:pPr>
-        <w:rPr>
-          <w:rFonts w:hint="default"/>
-          <w:b w:val="0"/>
-          <w:bCs w:val="0"/>
-          <w:lang w:val="en-US" w:eastAsia="zh-CN"/>
-        </w:rPr>
-      </w:pPr>
-      <w:r>
-        <w:rPr>
-          <w:rFonts w:hint="default"/>
-          <w:b w:val="0"/>
-          <w:bCs w:val="0"/>
-          <w:lang w:val="en-US" w:eastAsia="zh-CN"/>
-        </w:rPr>
-        <w:t>反序列化：把字节序列恢复为对象的过程称为对象的反序列化</w:t>
-      </w:r>
-    </w:p>
-    <w:p>
-      <w:pPr>
-        <w:rPr>
-          <w:rFonts w:hint="default"/>
-          <w:b/>
-          <w:bCs/>
-          <w:lang w:val="en-US" w:eastAsia="zh-CN"/>
-        </w:rPr>
-      </w:pPr>
-      <w:r>
-        <w:rPr>
-          <w:rFonts w:hint="default"/>
-          <w:b/>
-          <w:bCs/>
-          <w:lang w:val="en-US" w:eastAsia="zh-CN"/>
-        </w:rPr>
-        <w:t>什么时候需要用到序列化和反序列化呢?</w:t>
-      </w:r>
-    </w:p>
-    <w:p>
-      <w:pPr>
-        <w:rPr>
-          <w:rFonts w:hint="default"/>
-          <w:b w:val="0"/>
-          <w:bCs w:val="0"/>
-          <w:lang w:val="en-US" w:eastAsia="zh-CN"/>
-        </w:rPr>
-      </w:pPr>
-      <w:r>
-        <w:rPr>
-          <w:rFonts w:hint="default"/>
-          <w:b w:val="0"/>
-          <w:bCs w:val="0"/>
-          <w:lang w:val="en-US" w:eastAsia="zh-CN"/>
-        </w:rPr>
-        <w:t>只要我们对内存中的对象进行持久化或网络传输，这个时候都需要序列化和反序列化.</w:t>
-      </w:r>
-    </w:p>
-    <w:p>
-      <w:pPr>
-        <w:rPr>
-          <w:rFonts w:hint="default"/>
-          <w:b/>
-          <w:bCs/>
-          <w:lang w:val="en-US" w:eastAsia="zh-CN"/>
-        </w:rPr>
-      </w:pPr>
-      <w:r>
-        <w:rPr>
-          <w:rFonts w:hint="default"/>
-          <w:b/>
-          <w:bCs/>
-          <w:lang w:val="en-US" w:eastAsia="zh-CN"/>
-        </w:rPr>
-        <w:t>什么是反射？</w:t>
-      </w:r>
-    </w:p>
-    <w:p>
-      <w:pPr>
-        <w:rPr>
-          <w:rFonts w:hint="default"/>
-          <w:b w:val="0"/>
-          <w:bCs w:val="0"/>
-          <w:lang w:val="en-US" w:eastAsia="zh-CN"/>
-        </w:rPr>
-      </w:pPr>
-      <w:r>
-        <w:rPr>
-          <w:rFonts w:hint="default"/>
-          <w:b w:val="0"/>
-          <w:bCs w:val="0"/>
-          <w:lang w:val="en-US" w:eastAsia="zh-CN"/>
-        </w:rPr>
-        <w:t>动态获取的信息以及动态调用对象的方法的功能称为Java语言的反射机制。</w:t>
-      </w:r>
-    </w:p>
-    <w:p>
-      <w:pPr>
-        <w:rPr>
-          <w:rFonts w:hint="default"/>
-          <w:b w:val="0"/>
-          <w:bCs w:val="0"/>
-          <w:lang w:val="en-US" w:eastAsia="zh-CN"/>
-        </w:rPr>
-      </w:pPr>
-      <w:r>
-        <w:rPr>
-          <w:rFonts w:hint="default"/>
-          <w:b w:val="0"/>
-          <w:bCs w:val="0"/>
-          <w:lang w:val="en-US" w:eastAsia="zh-CN"/>
-        </w:rPr>
-        <w:t>在运行状态中，对于任意一个类，能够知道这个类的所有属性和方法。对于任意一个对象，能够调用它的任意一个方法和属性。</w:t>
-      </w:r>
-    </w:p>
-    <w:p>
-      <w:pPr>
-        <w:rPr>
-          <w:rFonts w:hint="default"/>
-          <w:b/>
-          <w:bCs/>
-          <w:lang w:val="en-US" w:eastAsia="zh-CN"/>
-        </w:rPr>
-      </w:pPr>
-      <w:r>
-        <w:rPr>
-          <w:rFonts w:hint="default"/>
-          <w:b/>
-          <w:bCs/>
-          <w:lang w:val="en-US" w:eastAsia="zh-CN"/>
-        </w:rPr>
-        <w:t>讲讲什么是泛型？</w:t>
-      </w:r>
-    </w:p>
-    <w:p>
-      <w:pPr>
-        <w:rPr>
-          <w:rFonts w:hint="default"/>
-          <w:b w:val="0"/>
-          <w:bCs w:val="0"/>
-          <w:lang w:val="en-US" w:eastAsia="zh-CN"/>
-        </w:rPr>
-      </w:pPr>
-      <w:r>
-        <w:rPr>
-          <w:rFonts w:hint="default"/>
-          <w:b w:val="0"/>
-          <w:bCs w:val="0"/>
-          <w:lang w:val="en-US" w:eastAsia="zh-CN"/>
-        </w:rPr>
-        <w:t>本质是</w:t>
-      </w:r>
-      <w:r>
-        <w:rPr>
-          <w:rFonts w:hint="default"/>
-          <w:b/>
-          <w:bCs/>
-          <w:lang w:val="en-US" w:eastAsia="zh-CN"/>
-        </w:rPr>
-        <w:t>类型参数化</w:t>
-      </w:r>
-      <w:r>
-        <w:rPr>
-          <w:rFonts w:hint="default"/>
-          <w:b w:val="0"/>
-          <w:bCs w:val="0"/>
-          <w:lang w:val="en-US" w:eastAsia="zh-CN"/>
-        </w:rPr>
-        <w:t xml:space="preserve"> —— 泛型是 “类型参数化”，用占位符代替具体类型，使用时指定类型，实现代码通用化</w:t>
-      </w:r>
-      <w:r>
-        <w:rPr>
-          <w:rFonts w:hint="eastAsia"/>
-          <w:b w:val="0"/>
-          <w:bCs w:val="0"/>
-          <w:lang w:val="en-US" w:eastAsia="zh-CN"/>
-        </w:rPr>
-        <w:t>。</w:t>
-      </w:r>
-      <w:r>
-        <w:rPr>
-          <w:rFonts w:hint="default"/>
-          <w:b w:val="0"/>
-          <w:bCs w:val="0"/>
-          <w:lang w:val="en-US" w:eastAsia="zh-CN"/>
-        </w:rPr>
-        <w:t>这样做的核心目的是让代码更通用、类型更安全，同时避免重复编写相似逻辑。</w:t>
-      </w:r>
     </w:p>
     <w:p>
       <w:pPr>

--- a/八股.docx
+++ b/八股.docx
@@ -18,6 +18,63 @@
           <w:bCs/>
           <w:lang w:val="en-US" w:eastAsia="zh-CN"/>
         </w:rPr>
+        <w:t>Sting s ="a"+"b"+"c"创建了几个对象？答：Java 编译器会做常量优化，"a"+"b"+"c" 在编译时直接合并成 "abc"，然后去字符串常量池里拿，只会创建 1 个对象。</w:t>
+      </w:r>
+    </w:p>
+    <w:p>
+      <w:pPr>
+        <w:rPr>
+          <w:rFonts w:hint="default"/>
+          <w:b/>
+          <w:bCs/>
+          <w:lang w:val="en-US" w:eastAsia="zh-CN"/>
+        </w:rPr>
+      </w:pPr>
+      <w:r>
+        <w:rPr>
+          <w:rFonts w:hint="eastAsia"/>
+          <w:b/>
+          <w:bCs/>
+          <w:lang w:val="en-US" w:eastAsia="zh-CN"/>
+        </w:rPr>
+        <w:t>什么是面向对象编程？答：把事物抽象成对象，以类为模板，封装数据和行为。</w:t>
+      </w:r>
+    </w:p>
+    <w:p>
+      <w:pPr>
+        <w:rPr>
+          <w:rFonts w:hint="default"/>
+          <w:b/>
+          <w:bCs/>
+          <w:lang w:val="en-US" w:eastAsia="zh-CN"/>
+        </w:rPr>
+      </w:pPr>
+      <w:r>
+        <w:rPr>
+          <w:rFonts w:hint="eastAsia"/>
+          <w:b/>
+          <w:bCs/>
+          <w:lang w:val="en-US" w:eastAsia="zh-CN"/>
+        </w:rPr>
+        <w:t>如何在Java中实现面向对象编程？答：定义类、使用继承、实现多态、创建对象。</w:t>
+      </w:r>
+    </w:p>
+    <w:p>
+      <w:pPr>
+        <w:rPr>
+          <w:rFonts w:hint="eastAsia"/>
+          <w:b/>
+          <w:bCs/>
+          <w:lang w:val="en-US" w:eastAsia="zh-CN"/>
+        </w:rPr>
+      </w:pPr>
+      <w:r>
+        <w:rPr>
+          <w:rFonts w:hint="eastAsia"/>
+          <w:b/>
+          <w:bCs/>
+          <w:lang w:val="en-US" w:eastAsia="zh-CN"/>
+        </w:rPr>
         <w:t>Java的特点是什么？答：面向对象、跨平台、健壮性</w:t>
       </w:r>
     </w:p>
@@ -201,7 +258,7 @@
           <w:szCs w:val="28"/>
           <w:lang w:val="en-US" w:eastAsia="zh-CN"/>
         </w:rPr>
-        <w:t>答：封装、继承、多态、抽象</w:t>
+        <w:t>答：封装（把属性和方法打包，隐藏内部细节，只留对外接口，保证安全）、继承（子类复用父类方法和成员变量）、多态（父类引用指向子类对象，同一个方法不同实现）</w:t>
       </w:r>
     </w:p>
     <w:p>
@@ -293,6 +350,63 @@
           <w:bCs/>
           <w:lang w:val="en-US" w:eastAsia="zh-CN"/>
         </w:rPr>
+        <w:t>什么是java多态？为什么要使用多态？答：父类引用指向子类对象，调用方法时执行子类重写的方法，同一个方法有不同实现。提高代码扩展性、复用性，不用修改父类方法就能新增子类功能。</w:t>
+      </w:r>
+    </w:p>
+    <w:p>
+      <w:pPr>
+        <w:rPr>
+          <w:rFonts w:hint="eastAsia"/>
+          <w:b/>
+          <w:bCs/>
+          <w:lang w:val="en-US" w:eastAsia="zh-CN"/>
+        </w:rPr>
+      </w:pPr>
+      <w:r>
+        <w:rPr>
+          <w:rFonts w:hint="eastAsia"/>
+          <w:b/>
+          <w:bCs/>
+          <w:lang w:val="en-US" w:eastAsia="zh-CN"/>
+        </w:rPr>
+        <w:t>java是引用传递还是值传递？答：值传递。基本数据类型传值，对象传地址副本。</w:t>
+      </w:r>
+    </w:p>
+    <w:p>
+      <w:pPr>
+        <w:rPr>
+          <w:rFonts w:hint="default"/>
+          <w:b/>
+          <w:bCs/>
+          <w:lang w:val="en-US" w:eastAsia="zh-CN"/>
+        </w:rPr>
+      </w:pPr>
+      <w:r>
+        <w:rPr>
+          <w:rFonts w:hint="eastAsia"/>
+          <w:b/>
+          <w:bCs/>
+          <w:lang w:val="en-US" w:eastAsia="zh-CN"/>
+        </w:rPr>
+        <w:t>Java基本数据类型有哪些？占几个字节？答：byte（1）、short（2）、int（4）、long（8）、float（4）、double（8）、char（2）、boolean（1）。</w:t>
+      </w:r>
+    </w:p>
+    <w:p>
+      <w:pPr>
+        <w:rPr>
+          <w:rFonts w:hint="eastAsia"/>
+          <w:b/>
+          <w:bCs/>
+          <w:lang w:val="en-US" w:eastAsia="zh-CN"/>
+        </w:rPr>
+      </w:pPr>
+      <w:r>
+        <w:rPr>
+          <w:rFonts w:hint="eastAsia"/>
+          <w:b/>
+          <w:bCs/>
+          <w:lang w:val="en-US" w:eastAsia="zh-CN"/>
+        </w:rPr>
         <w:t>Overload与override区别在哪？答：Overload：同一个类里，方法名相同，参数列表（个数 / 类型 / 顺序）不同，和返回值无关。Override：子类继承父类，重写父类的方法。重新的方法的方法名、参数、返回值需要完全相同，重新实现方法逻辑。</w:t>
       </w:r>
       <w:r>
@@ -1176,16 +1290,7 @@
           <w:bCs/>
           <w:lang w:val="en-US" w:eastAsia="zh-CN"/>
         </w:rPr>
-        <w:t>讲讲深拷贝和浅拷贝？答：</w:t>
-      </w:r>
-      <w:r>
-        <w:rPr>
-          <w:rFonts w:hint="eastAsia"/>
-          <w:b/>
-          <w:bCs/>
-          <w:lang w:val="en-US" w:eastAsia="zh-CN"/>
-        </w:rPr>
-        <w:t>浅拷贝（共享引用类型数据）：基本类型赋值，引用类型赋地址，新对象和原对象共享引用类型数据。深拷贝（新旧对象完全独立）：深拷贝是将原对象全部复制并且创建一个新的对象，然后返回新建的引用，新旧对象完全独立，互不影响。</w:t>
+        <w:t>讲讲深拷贝和浅拷贝？答：浅拷贝（共享引用类型数据）：基本类型赋值，引用类型赋地址，新对象和原对象共享引用类型数据。深拷贝（新旧对象完全独立）：深拷贝是将原对象全部复制并且创建一个新的对象，然后返回新建的引用，新旧对象完全独立，互不影响。</w:t>
       </w:r>
     </w:p>
     <w:p>
@@ -1325,7 +1430,7 @@
           <w:bCs/>
           <w:lang w:val="en-US" w:eastAsia="zh-CN"/>
         </w:rPr>
-        <w:t>static：静态关键字，属于类，不属于对象，全局共享一份。可以修饰类、方法、变量。所有对象共享。</w:t>
+        <w:t>static：静态关键字，属于类，不属于对象，全局共享一份。可以修饰内部类、方法、变量、代码块。所有对象共享。</w:t>
       </w:r>
     </w:p>
     <w:p>
@@ -1421,6 +1526,148 @@
           <w:lang w:val="en-US" w:eastAsia="zh-CN"/>
         </w:rPr>
         <w:t>try/catch/finally：异常处理。synchronized：加锁，保证线程安全。</w:t>
+      </w:r>
+    </w:p>
+    <w:p>
+      <w:pPr>
+        <w:rPr>
+          <w:rFonts w:hint="eastAsia"/>
+          <w:b/>
+          <w:bCs/>
+          <w:lang w:val="en-US" w:eastAsia="zh-CN"/>
+        </w:rPr>
+      </w:pPr>
+      <w:r>
+        <w:rPr>
+          <w:rFonts w:hint="eastAsia"/>
+          <w:b/>
+          <w:bCs/>
+          <w:lang w:val="en-US" w:eastAsia="zh-CN"/>
+        </w:rPr>
+        <w:t>讲讲静态变量、静态方法、静态代码块、静态内部类和内部类？答：</w:t>
+      </w:r>
+    </w:p>
+    <w:p>
+      <w:pPr>
+        <w:rPr>
+          <w:rFonts w:hint="eastAsia"/>
+          <w:b/>
+          <w:bCs/>
+          <w:lang w:val="en-US" w:eastAsia="zh-CN"/>
+        </w:rPr>
+      </w:pPr>
+      <w:r>
+        <w:rPr>
+          <w:rFonts w:hint="eastAsia"/>
+          <w:b/>
+          <w:bCs/>
+          <w:lang w:val="en-US" w:eastAsia="zh-CN"/>
+        </w:rPr>
+        <w:t>静态变量：属于类，所有对象共享一份，类名直接调用。</w:t>
+      </w:r>
+    </w:p>
+    <w:p>
+      <w:pPr>
+        <w:rPr>
+          <w:rFonts w:hint="eastAsia"/>
+          <w:b/>
+          <w:bCs/>
+          <w:lang w:val="en-US" w:eastAsia="zh-CN"/>
+        </w:rPr>
+      </w:pPr>
+      <w:r>
+        <w:rPr>
+          <w:rFonts w:hint="eastAsia"/>
+          <w:b/>
+          <w:bCs/>
+          <w:lang w:val="en-US" w:eastAsia="zh-CN"/>
+        </w:rPr>
+        <w:t>静态方法：属于类，不用创建对象，只能访问静态成员，不能用 this。</w:t>
+      </w:r>
+    </w:p>
+    <w:p>
+      <w:pPr>
+        <w:rPr>
+          <w:rFonts w:hint="eastAsia"/>
+          <w:b/>
+          <w:bCs/>
+          <w:lang w:val="en-US" w:eastAsia="zh-CN"/>
+        </w:rPr>
+      </w:pPr>
+      <w:r>
+        <w:rPr>
+          <w:rFonts w:hint="eastAsia"/>
+          <w:b/>
+          <w:bCs/>
+          <w:lang w:val="en-US" w:eastAsia="zh-CN"/>
+        </w:rPr>
+        <w:t>静态代码块：类加载时自动执行一次，用于初始化静态资源。</w:t>
+      </w:r>
+    </w:p>
+    <w:p>
+      <w:pPr>
+        <w:rPr>
+          <w:rFonts w:hint="eastAsia"/>
+          <w:b/>
+          <w:bCs/>
+          <w:lang w:val="en-US" w:eastAsia="zh-CN"/>
+        </w:rPr>
+      </w:pPr>
+      <w:r>
+        <w:rPr>
+          <w:rFonts w:hint="eastAsia"/>
+          <w:b/>
+          <w:bCs/>
+          <w:lang w:val="en-US" w:eastAsia="zh-CN"/>
+        </w:rPr>
+        <w:t>静态内部类：用 static 修饰，不依赖外部类，可直接创建。</w:t>
+      </w:r>
+    </w:p>
+    <w:p>
+      <w:pPr>
+        <w:rPr>
+          <w:rFonts w:hint="eastAsia"/>
+          <w:b/>
+          <w:bCs/>
+          <w:lang w:val="en-US" w:eastAsia="zh-CN"/>
+        </w:rPr>
+      </w:pPr>
+      <w:r>
+        <w:rPr>
+          <w:rFonts w:hint="eastAsia"/>
+          <w:b/>
+          <w:bCs/>
+          <w:lang w:val="en-US" w:eastAsia="zh-CN"/>
+        </w:rPr>
+        <w:t>普通内部类：必须依赖外部类对象才能创建。</w:t>
+      </w:r>
+    </w:p>
+    <w:p>
+      <w:pPr>
+        <w:rPr>
+          <w:rFonts w:hint="default"/>
+          <w:b/>
+          <w:bCs/>
+          <w:lang w:val="en-US" w:eastAsia="zh-CN"/>
+        </w:rPr>
+      </w:pPr>
+      <w:r>
+        <w:rPr>
+          <w:rFonts w:hint="default"/>
+          <w:b/>
+          <w:bCs/>
+          <w:lang w:val="en-US" w:eastAsia="zh-CN"/>
+        </w:rPr>
+        <w:t>父子类中的静态方法、构造代码块、构造方法、的执行顺序</w:t>
+      </w:r>
+      <w:r>
+        <w:rPr>
+          <w:rFonts w:hint="eastAsia"/>
+          <w:b/>
+          <w:bCs/>
+          <w:lang w:val="en-US" w:eastAsia="zh-CN"/>
+        </w:rPr>
+        <w:t>？答：先静态、后父类、再子类、先代码块、后构造方法。</w:t>
       </w:r>
     </w:p>
     <w:p>
@@ -1669,16 +1916,7 @@
           <w:bCs/>
           <w:lang w:val="en-US" w:eastAsia="zh-CN"/>
         </w:rPr>
-        <w:t>Error：JVM 无法解决的严重问题，如栈溢出StackOverflowError、内存溢出OOM等。</w:t>
-      </w:r>
-      <w:r>
-        <w:rPr>
-          <w:rFonts w:hint="default"/>
-          <w:b/>
-          <w:bCs/>
-          <w:lang w:val="en-US" w:eastAsia="zh-CN"/>
-        </w:rPr>
-        <w:t>程序无法处理的错误。</w:t>
+        <w:t>Error：JVM 无法解决的严重问题，如栈溢出StackOverflowError、内存溢出OOM等。程序无法处理的错误。</w:t>
       </w:r>
     </w:p>
     <w:p>
@@ -2157,1248 +2395,1295 @@
           <w:lang w:val="en-US" w:eastAsia="zh-CN"/>
         </w:rPr>
         <w:t>这样做的核心目的是让代码更通用、类型更安全，同时避免重复编写相似逻辑。</w:t>
+      </w:r>
+    </w:p>
+    <w:p>
+      <w:pPr>
+        <w:rPr>
+          <w:rFonts w:hint="default"/>
+          <w:b/>
+          <w:bCs/>
+          <w:lang w:val="en-US" w:eastAsia="zh-CN"/>
+        </w:rPr>
+      </w:pPr>
+      <w:r>
+        <w:rPr>
+          <w:rFonts w:hint="default"/>
+          <w:b/>
+          <w:bCs/>
+          <w:lang w:val="en-US" w:eastAsia="zh-CN"/>
+        </w:rPr>
+        <w:t>常见的集合有哪些？</w:t>
+      </w:r>
+    </w:p>
+    <w:p>
+      <w:pPr>
+        <w:rPr>
+          <w:rFonts w:hint="eastAsia"/>
+          <w:b/>
+          <w:bCs/>
+          <w:lang w:val="en-US" w:eastAsia="zh-CN"/>
+        </w:rPr>
+      </w:pPr>
+      <w:r>
+        <w:rPr>
+          <w:rFonts w:hint="default"/>
+          <w:b/>
+          <w:bCs/>
+          <w:lang w:val="en-US" w:eastAsia="zh-CN"/>
+        </w:rPr>
+        <w:t>List 、Set和Map 的区别</w:t>
+      </w:r>
+      <w:r>
+        <w:rPr>
+          <w:rFonts w:hint="eastAsia"/>
+          <w:b/>
+          <w:bCs/>
+          <w:lang w:val="en-US" w:eastAsia="zh-CN"/>
+        </w:rPr>
+        <w:t>？</w:t>
+      </w:r>
+    </w:p>
+    <w:p>
+      <w:pPr>
+        <w:rPr>
+          <w:rFonts w:hint="default"/>
+          <w:b/>
+          <w:bCs/>
+          <w:lang w:val="en-US" w:eastAsia="zh-CN"/>
+        </w:rPr>
+      </w:pPr>
+      <w:r>
+        <w:rPr>
+          <w:rFonts w:hint="default"/>
+          <w:b/>
+          <w:bCs/>
+          <w:lang w:val="en-US" w:eastAsia="zh-CN"/>
+        </w:rPr>
+        <w:t>ArrayList 的扩容机制？</w:t>
+      </w:r>
+    </w:p>
+    <w:p>
+      <w:pPr>
+        <w:rPr>
+          <w:rFonts w:hint="default"/>
+          <w:b w:val="0"/>
+          <w:bCs w:val="0"/>
+          <w:lang w:val="en-US" w:eastAsia="zh-CN"/>
+        </w:rPr>
+      </w:pPr>
+      <w:r>
+        <w:rPr>
+          <w:rFonts w:hint="default"/>
+          <w:b w:val="0"/>
+          <w:bCs w:val="0"/>
+          <w:lang w:val="en-US" w:eastAsia="zh-CN"/>
+        </w:rPr>
+        <w:t>ArrayList扩容的本质就是计算出新的扩容数组的size后实例化，并将原有数组内容复制到新数组中去。默认情况下，新的容量会是原容量的1.5倍。</w:t>
+      </w:r>
+    </w:p>
+    <w:p>
+      <w:pPr>
+        <w:rPr>
+          <w:rFonts w:hint="default"/>
+          <w:b/>
+          <w:bCs/>
+          <w:lang w:val="en-US" w:eastAsia="zh-CN"/>
+        </w:rPr>
+      </w:pPr>
+      <w:r>
+        <w:rPr>
+          <w:rFonts w:hint="default"/>
+          <w:b/>
+          <w:bCs/>
+          <w:lang w:val="en-US" w:eastAsia="zh-CN"/>
+        </w:rPr>
+        <w:t>怎么在遍历 ArrayList 时移除一个元素？</w:t>
+      </w:r>
+      <w:r>
+        <w:rPr>
+          <w:rFonts w:hint="eastAsia"/>
+          <w:b/>
+          <w:bCs/>
+          <w:lang w:val="en-US" w:eastAsia="zh-CN"/>
+        </w:rPr>
+        <w:t>使用迭代器</w:t>
+      </w:r>
+    </w:p>
+    <w:p>
+      <w:pPr>
+        <w:rPr>
+          <w:rFonts w:hint="eastAsia"/>
+          <w:b/>
+          <w:bCs/>
+          <w:lang w:val="en-US" w:eastAsia="zh-CN"/>
+        </w:rPr>
+      </w:pPr>
+      <w:r>
+        <w:rPr>
+          <w:rFonts w:hint="default"/>
+          <w:b/>
+          <w:bCs/>
+          <w:lang w:val="en-US" w:eastAsia="zh-CN"/>
+        </w:rPr>
+        <w:t>Arraylist 和 Vector 的区别</w:t>
+      </w:r>
+      <w:r>
+        <w:rPr>
+          <w:rFonts w:hint="eastAsia"/>
+          <w:b/>
+          <w:bCs/>
+          <w:lang w:val="en-US" w:eastAsia="zh-CN"/>
+        </w:rPr>
+        <w:t>？</w:t>
+      </w:r>
+    </w:p>
+    <w:p>
+      <w:pPr>
+        <w:rPr>
+          <w:rFonts w:hint="default"/>
+          <w:b w:val="0"/>
+          <w:bCs w:val="0"/>
+          <w:lang w:val="en-US" w:eastAsia="zh-CN"/>
+        </w:rPr>
+      </w:pPr>
+      <w:r>
+        <w:rPr>
+          <w:rFonts w:hint="default"/>
+          <w:b w:val="0"/>
+          <w:bCs w:val="0"/>
+          <w:lang w:val="en-US" w:eastAsia="zh-CN"/>
+        </w:rPr>
+        <w:t>ArrayList在内存不够时扩容为原来的1.5倍，Vector是扩容为原来的2倍。</w:t>
+      </w:r>
+    </w:p>
+    <w:p>
+      <w:pPr>
+        <w:rPr>
+          <w:rFonts w:hint="default"/>
+          <w:b w:val="0"/>
+          <w:bCs w:val="0"/>
+          <w:lang w:val="en-US" w:eastAsia="zh-CN"/>
+        </w:rPr>
+      </w:pPr>
+      <w:r>
+        <w:rPr>
+          <w:rFonts w:hint="default"/>
+          <w:b w:val="0"/>
+          <w:bCs w:val="0"/>
+          <w:lang w:val="en-US" w:eastAsia="zh-CN"/>
+        </w:rPr>
+        <w:t>Vector属于线程安全级别的，但是大多数情况下不使用Vector，因为操作Vector效率比较低。</w:t>
+      </w:r>
+    </w:p>
+    <w:p>
+      <w:pPr>
+        <w:rPr>
+          <w:rFonts w:hint="eastAsia"/>
+          <w:b/>
+          <w:bCs/>
+          <w:lang w:val="en-US" w:eastAsia="zh-CN"/>
+        </w:rPr>
+      </w:pPr>
+      <w:r>
+        <w:rPr>
+          <w:rFonts w:hint="default"/>
+          <w:b/>
+          <w:bCs/>
+          <w:lang w:val="en-US" w:eastAsia="zh-CN"/>
+        </w:rPr>
+        <w:t>Arraylist 与 LinkedList的区别</w:t>
+      </w:r>
+      <w:r>
+        <w:rPr>
+          <w:rFonts w:hint="eastAsia"/>
+          <w:b/>
+          <w:bCs/>
+          <w:lang w:val="en-US" w:eastAsia="zh-CN"/>
+        </w:rPr>
+        <w:t>？</w:t>
+      </w:r>
+    </w:p>
+    <w:p>
+      <w:pPr>
+        <w:rPr>
+          <w:rFonts w:hint="eastAsia"/>
+          <w:b/>
+          <w:bCs/>
+          <w:lang w:val="en-US" w:eastAsia="zh-CN"/>
+        </w:rPr>
+      </w:pPr>
+      <w:r>
+        <w:rPr>
+          <w:rFonts w:hint="eastAsia"/>
+          <w:b/>
+          <w:bCs/>
+          <w:lang w:val="en-US" w:eastAsia="zh-CN"/>
+        </w:rPr>
+        <w:t>HashSet、LinkedHashSet 和 TreeSet 的区别？</w:t>
+      </w:r>
+    </w:p>
+    <w:p>
+      <w:pPr>
+        <w:rPr>
+          <w:rFonts w:hint="eastAsia"/>
+          <w:b w:val="0"/>
+          <w:bCs w:val="0"/>
+          <w:lang w:val="en-US" w:eastAsia="zh-CN"/>
+        </w:rPr>
+      </w:pPr>
+      <w:r>
+        <w:rPr>
+          <w:rFonts w:hint="eastAsia"/>
+          <w:b w:val="0"/>
+          <w:bCs w:val="0"/>
+          <w:lang w:val="en-US" w:eastAsia="zh-CN"/>
+        </w:rPr>
+        <w:t>HashSet：无序、高性能，依赖哈希去重；</w:t>
+      </w:r>
+    </w:p>
+    <w:p>
+      <w:pPr>
+        <w:rPr>
+          <w:rFonts w:hint="eastAsia"/>
+          <w:b w:val="0"/>
+          <w:bCs w:val="0"/>
+          <w:lang w:val="en-US" w:eastAsia="zh-CN"/>
+        </w:rPr>
+      </w:pPr>
+      <w:r>
+        <w:rPr>
+          <w:rFonts w:hint="eastAsia"/>
+          <w:b w:val="0"/>
+          <w:bCs w:val="0"/>
+          <w:lang w:val="en-US" w:eastAsia="zh-CN"/>
+        </w:rPr>
+        <w:t>LinkedHashSet：插入有序，哈希 + 双链表实现，性能略低；</w:t>
+      </w:r>
+    </w:p>
+    <w:p>
+      <w:pPr>
+        <w:rPr>
+          <w:rFonts w:hint="eastAsia"/>
+          <w:b w:val="0"/>
+          <w:bCs w:val="0"/>
+          <w:lang w:val="en-US" w:eastAsia="zh-CN"/>
+        </w:rPr>
+      </w:pPr>
+      <w:r>
+        <w:rPr>
+          <w:rFonts w:hint="eastAsia"/>
+          <w:b w:val="0"/>
+          <w:bCs w:val="0"/>
+          <w:lang w:val="en-US" w:eastAsia="zh-CN"/>
+        </w:rPr>
+        <w:t>TreeSet：排序有序，红黑树实现，性能稍差，不允许 null；</w:t>
+      </w:r>
+    </w:p>
+    <w:p>
+      <w:pPr>
+        <w:rPr>
+          <w:rFonts w:hint="eastAsia"/>
+          <w:b/>
+          <w:bCs/>
+          <w:lang w:val="en-US" w:eastAsia="zh-CN"/>
+        </w:rPr>
+      </w:pPr>
+      <w:r>
+        <w:rPr>
+          <w:rFonts w:hint="eastAsia"/>
+          <w:b/>
+          <w:bCs/>
+          <w:lang w:val="en-US" w:eastAsia="zh-CN"/>
+        </w:rPr>
+        <w:t>HashMap与LinkedHashMap、TreeMap区别是什么？</w:t>
+      </w:r>
+    </w:p>
+    <w:p>
+      <w:pPr>
+        <w:rPr>
+          <w:rFonts w:hint="eastAsia"/>
+          <w:b w:val="0"/>
+          <w:bCs w:val="0"/>
+          <w:lang w:val="en-US" w:eastAsia="zh-CN"/>
+        </w:rPr>
+      </w:pPr>
+      <w:r>
+        <w:rPr>
+          <w:rFonts w:hint="eastAsia"/>
+          <w:b w:val="0"/>
+          <w:bCs w:val="0"/>
+          <w:lang w:val="en-US" w:eastAsia="zh-CN"/>
+        </w:rPr>
+        <w:t>HashMap：无序、高性能，哈希表实现，依赖 hashCode()+equals() 去重；</w:t>
+      </w:r>
+    </w:p>
+    <w:p>
+      <w:pPr>
+        <w:rPr>
+          <w:rFonts w:hint="eastAsia"/>
+          <w:b w:val="0"/>
+          <w:bCs w:val="0"/>
+          <w:lang w:val="en-US" w:eastAsia="zh-CN"/>
+        </w:rPr>
+      </w:pPr>
+      <w:r>
+        <w:rPr>
+          <w:rFonts w:hint="eastAsia"/>
+          <w:b w:val="0"/>
+          <w:bCs w:val="0"/>
+          <w:lang w:val="en-US" w:eastAsia="zh-CN"/>
+        </w:rPr>
+        <w:t>LinkedHashMap：插入 / 访问有序，哈希表 + 双向链表实现，性能略低；</w:t>
+      </w:r>
+    </w:p>
+    <w:p>
+      <w:pPr>
+        <w:rPr>
+          <w:rFonts w:hint="eastAsia"/>
+          <w:b w:val="0"/>
+          <w:bCs w:val="0"/>
+          <w:lang w:val="en-US" w:eastAsia="zh-CN"/>
+        </w:rPr>
+      </w:pPr>
+      <w:r>
+        <w:rPr>
+          <w:rFonts w:hint="eastAsia"/>
+          <w:b w:val="0"/>
+          <w:bCs w:val="0"/>
+          <w:lang w:val="en-US" w:eastAsia="zh-CN"/>
+        </w:rPr>
+        <w:t>TreeMap：Key 排序有序，红黑树实现，性能稍差，Key 不允许 null；</w:t>
+      </w:r>
+    </w:p>
+    <w:p>
+      <w:pPr>
+        <w:rPr>
+          <w:rFonts w:hint="eastAsia"/>
+          <w:b/>
+          <w:bCs/>
+          <w:lang w:val="en-US" w:eastAsia="zh-CN"/>
+        </w:rPr>
+      </w:pPr>
+      <w:r>
+        <w:rPr>
+          <w:rFonts w:hint="eastAsia"/>
+          <w:b/>
+          <w:bCs/>
+          <w:lang w:val="en-US" w:eastAsia="zh-CN"/>
+        </w:rPr>
+        <w:t>HashMap与HashTable与ConcurrentHashMap 区别？</w:t>
+      </w:r>
+    </w:p>
+    <w:p>
+      <w:pPr>
+        <w:rPr>
+          <w:rFonts w:hint="eastAsia"/>
+          <w:b/>
+          <w:bCs/>
+          <w:lang w:val="en-US" w:eastAsia="zh-CN"/>
+        </w:rPr>
+      </w:pPr>
+    </w:p>
+    <w:p>
+      <w:pPr>
+        <w:rPr>
+          <w:rFonts w:hint="default"/>
+          <w:b/>
+          <w:bCs/>
+          <w:lang w:val="en-US" w:eastAsia="zh-CN"/>
+        </w:rPr>
+      </w:pPr>
+      <w:r>
+        <w:rPr>
+          <w:rFonts w:hint="default"/>
+          <w:b/>
+          <w:bCs/>
+          <w:lang w:val="en-US" w:eastAsia="zh-CN"/>
+        </w:rPr>
+        <w:t>哪些集合类是线程安全的？哪些不安全？</w:t>
+      </w:r>
+    </w:p>
+    <w:p>
+      <w:pPr>
+        <w:rPr>
+          <w:rFonts w:hint="default"/>
+          <w:b/>
+          <w:bCs/>
+          <w:lang w:val="en-US" w:eastAsia="zh-CN"/>
+        </w:rPr>
+      </w:pPr>
+      <w:r>
+        <w:rPr>
+          <w:rFonts w:hint="default"/>
+          <w:b/>
+          <w:bCs/>
+          <w:lang w:val="en-US" w:eastAsia="zh-CN"/>
+        </w:rPr>
+        <w:t>迭代器 Iterator 是什么？</w:t>
+      </w:r>
+    </w:p>
+    <w:p>
+      <w:pPr>
+        <w:rPr>
+          <w:rFonts w:hint="default"/>
+          <w:b/>
+          <w:bCs/>
+          <w:lang w:val="en-US" w:eastAsia="zh-CN"/>
+        </w:rPr>
+      </w:pPr>
+    </w:p>
+    <w:p>
+      <w:pPr>
+        <w:rPr>
+          <w:rFonts w:hint="default"/>
+          <w:b/>
+          <w:bCs/>
+          <w:lang w:val="en-US" w:eastAsia="zh-CN"/>
+        </w:rPr>
+      </w:pPr>
+    </w:p>
+    <w:p>
+      <w:pPr>
+        <w:rPr>
+          <w:rFonts w:hint="default"/>
+          <w:b/>
+          <w:bCs/>
+          <w:lang w:val="en-US" w:eastAsia="zh-CN"/>
+        </w:rPr>
+      </w:pPr>
+    </w:p>
+    <w:p>
+      <w:pPr>
+        <w:rPr>
+          <w:rFonts w:hint="default"/>
+          <w:b/>
+          <w:bCs/>
+          <w:lang w:val="en-US" w:eastAsia="zh-CN"/>
+        </w:rPr>
+      </w:pPr>
+      <w:r>
+        <w:rPr>
+          <w:rFonts w:hint="default"/>
+          <w:b/>
+          <w:bCs/>
+          <w:lang w:val="en-US" w:eastAsia="zh-CN"/>
+        </w:rPr>
+        <w:br w:type="page"/>
+      </w:r>
+    </w:p>
+    <w:p>
+      <w:pPr>
+        <w:rPr>
+          <w:rFonts w:hint="default"/>
+          <w:b/>
+          <w:bCs/>
+          <w:sz w:val="32"/>
+          <w:szCs w:val="40"/>
+          <w:lang w:val="en-US" w:eastAsia="zh-CN"/>
+        </w:rPr>
+      </w:pPr>
+      <w:r>
+        <w:rPr>
+          <w:rFonts w:hint="default"/>
+          <w:b/>
+          <w:bCs/>
+          <w:sz w:val="32"/>
+          <w:szCs w:val="40"/>
+          <w:lang w:val="en-US" w:eastAsia="zh-CN"/>
+        </w:rPr>
+        <w:t>计算机网络面试题</w:t>
+      </w:r>
+    </w:p>
+    <w:p>
+      <w:pPr>
+        <w:rPr>
+          <w:rFonts w:hint="default"/>
+          <w:b/>
+          <w:bCs/>
+          <w:lang w:val="en-US" w:eastAsia="zh-CN"/>
+        </w:rPr>
+      </w:pPr>
+      <w:r>
+        <w:rPr>
+          <w:rFonts w:hint="eastAsia"/>
+          <w:b/>
+          <w:bCs/>
+          <w:lang w:val="en-US" w:eastAsia="zh-CN"/>
+        </w:rPr>
+        <w:t>计算机网络分层有哪些？答：</w:t>
+      </w:r>
+    </w:p>
+    <w:p>
+      <w:pPr>
+        <w:rPr>
+          <w:rFonts w:hint="eastAsia"/>
+          <w:b/>
+          <w:bCs/>
+          <w:lang w:val="en-US" w:eastAsia="zh-CN"/>
+        </w:rPr>
+      </w:pPr>
+      <w:r>
+        <w:rPr>
+          <w:rFonts w:hint="eastAsia"/>
+          <w:b/>
+          <w:bCs/>
+          <w:lang w:val="en-US" w:eastAsia="zh-CN"/>
+        </w:rPr>
+        <w:t>OSI 7 层：应用、表示、会话、传输、网络、数据链路、物理</w:t>
+      </w:r>
+    </w:p>
+    <w:p>
+      <w:pPr>
+        <w:rPr>
+          <w:rFonts w:hint="eastAsia"/>
+          <w:b/>
+          <w:bCs/>
+          <w:lang w:val="en-US" w:eastAsia="zh-CN"/>
+        </w:rPr>
+      </w:pPr>
+      <w:r>
+        <w:rPr>
+          <w:rFonts w:hint="eastAsia"/>
+          <w:b/>
+          <w:bCs/>
+          <w:lang w:val="en-US" w:eastAsia="zh-CN"/>
+        </w:rPr>
+        <w:t>TCP/IP 4 层：应用、传输、网络、网络接口</w:t>
+      </w:r>
+    </w:p>
+    <w:p>
+      <w:pPr>
+        <w:rPr>
+          <w:rFonts w:hint="eastAsia"/>
+          <w:b/>
+          <w:bCs/>
+          <w:lang w:val="en-US" w:eastAsia="zh-CN"/>
+        </w:rPr>
+      </w:pPr>
+      <w:r>
+        <w:rPr>
+          <w:rFonts w:hint="eastAsia"/>
+          <w:b/>
+          <w:bCs/>
+          <w:lang w:val="en-US" w:eastAsia="zh-CN"/>
+        </w:rPr>
+        <w:t>三次握手？答：客户端发 SYN、服务端回 SYN+ACK、客户端发 ACK。作用：确认双方收发都正常。</w:t>
+      </w:r>
+    </w:p>
+    <w:p>
+      <w:pPr>
+        <w:rPr>
+          <w:rFonts w:hint="eastAsia"/>
+          <w:b/>
+          <w:bCs/>
+          <w:lang w:val="en-US" w:eastAsia="zh-CN"/>
+        </w:rPr>
+      </w:pPr>
+      <w:r>
+        <w:rPr>
+          <w:rFonts w:hint="eastAsia"/>
+          <w:b/>
+          <w:bCs/>
+          <w:lang w:val="en-US" w:eastAsia="zh-CN"/>
+        </w:rPr>
+        <w:t>两次握手可以吗？答：不可以。服务端不知道客户端接收能力是否正常，无法保证可靠连接。</w:t>
+      </w:r>
+    </w:p>
+    <w:p>
+      <w:pPr>
+        <w:rPr>
+          <w:rFonts w:hint="eastAsia"/>
+          <w:b/>
+          <w:bCs/>
+          <w:lang w:val="en-US" w:eastAsia="zh-CN"/>
+        </w:rPr>
+      </w:pPr>
+      <w:r>
+        <w:rPr>
+          <w:rFonts w:hint="eastAsia"/>
+          <w:b/>
+          <w:bCs/>
+          <w:lang w:val="en-US" w:eastAsia="zh-CN"/>
+        </w:rPr>
+        <w:t>四次挥手？答：客户端发 FIN、服务端回 ACK、服务端发 FIN、客户端回 ACK、双方都要关闭 + 确认，所以 4 次。</w:t>
+      </w:r>
+    </w:p>
+    <w:p>
+      <w:pPr>
+        <w:rPr>
+          <w:rFonts w:hint="eastAsia"/>
+          <w:b/>
+          <w:bCs/>
+          <w:lang w:val="en-US" w:eastAsia="zh-CN"/>
+        </w:rPr>
+      </w:pPr>
+      <w:r>
+        <w:rPr>
+          <w:rFonts w:hint="eastAsia"/>
+          <w:b/>
+          <w:bCs/>
+          <w:lang w:val="en-US" w:eastAsia="zh-CN"/>
+        </w:rPr>
+        <w:t>为什么第四次挥手等 2MSL？答：确保最后一个 ACK 能到对端、防止旧报文干扰新连接、保证连接可靠关闭。</w:t>
+      </w:r>
+    </w:p>
+    <w:p>
+      <w:pPr>
+        <w:rPr>
+          <w:rFonts w:hint="eastAsia"/>
+          <w:b/>
+          <w:bCs/>
+          <w:lang w:val="en-US" w:eastAsia="zh-CN"/>
+        </w:rPr>
+      </w:pPr>
+      <w:r>
+        <w:rPr>
+          <w:rFonts w:hint="eastAsia"/>
+          <w:b/>
+          <w:bCs/>
+          <w:lang w:val="en-US" w:eastAsia="zh-CN"/>
+        </w:rPr>
+        <w:t>TCP 特点有哪些？答：面向连接、可靠、全双工、字节流、拥塞控制。</w:t>
+      </w:r>
+    </w:p>
+    <w:p>
+      <w:pPr>
+        <w:rPr>
+          <w:rFonts w:hint="eastAsia"/>
+          <w:b/>
+          <w:bCs/>
+          <w:lang w:val="en-US" w:eastAsia="zh-CN"/>
+        </w:rPr>
+      </w:pPr>
+      <w:r>
+        <w:rPr>
+          <w:rFonts w:hint="eastAsia"/>
+          <w:b/>
+          <w:bCs/>
+          <w:lang w:val="en-US" w:eastAsia="zh-CN"/>
+        </w:rPr>
+        <w:t>TCP 报文首部关键字段有哪些？答：源 / 目的端口：标识应用；序号、确认号：保证顺序与可靠；标志位：SYN、ACK、FIN 等；窗口大小：流量控制；校验和：差错检测。</w:t>
+      </w:r>
+    </w:p>
+    <w:p>
+      <w:pPr>
+        <w:rPr>
+          <w:rFonts w:hint="eastAsia"/>
+          <w:b/>
+          <w:bCs/>
+          <w:lang w:val="en-US" w:eastAsia="zh-CN"/>
+        </w:rPr>
+      </w:pPr>
+      <w:r>
+        <w:rPr>
+          <w:rFonts w:hint="eastAsia"/>
+          <w:b/>
+          <w:bCs/>
+          <w:lang w:val="en-US" w:eastAsia="zh-CN"/>
+        </w:rPr>
+        <w:t>TCP 和 UDP 区别？答：TCP：面向连接、可靠、慢；UDP：无连接、不可靠、快。</w:t>
+      </w:r>
+    </w:p>
+    <w:p>
+      <w:pPr>
+        <w:rPr>
+          <w:rFonts w:hint="eastAsia"/>
+          <w:b/>
+          <w:bCs/>
+          <w:lang w:val="en-US" w:eastAsia="zh-CN"/>
+        </w:rPr>
+      </w:pPr>
+      <w:r>
+        <w:rPr>
+          <w:rFonts w:hint="eastAsia"/>
+          <w:b/>
+          <w:bCs/>
+          <w:lang w:val="en-US" w:eastAsia="zh-CN"/>
+        </w:rPr>
+        <w:t>常见应用协议有哪些？答：TCP：HTTP、HTTPS、FTP、SMTP；UDP：DNS、DHCP、视频通话、游戏。</w:t>
+      </w:r>
+    </w:p>
+    <w:p>
+      <w:pPr>
+        <w:rPr>
+          <w:rFonts w:hint="eastAsia"/>
+          <w:b/>
+          <w:bCs/>
+          <w:lang w:val="en-US" w:eastAsia="zh-CN"/>
+        </w:rPr>
+      </w:pPr>
+      <w:r>
+        <w:rPr>
+          <w:rFonts w:hint="eastAsia"/>
+          <w:b/>
+          <w:bCs/>
+          <w:lang w:val="en-US" w:eastAsia="zh-CN"/>
+        </w:rPr>
+        <w:t>什么是TCP 粘包拆包？答：粘包：多个小包合并发送；拆包：一个大包分成多个。</w:t>
+      </w:r>
+    </w:p>
+    <w:p>
+      <w:pPr>
+        <w:rPr>
+          <w:rFonts w:hint="eastAsia"/>
+          <w:b/>
+          <w:bCs/>
+          <w:lang w:val="en-US" w:eastAsia="zh-CN"/>
+        </w:rPr>
+      </w:pPr>
+      <w:r>
+        <w:rPr>
+          <w:rFonts w:hint="eastAsia"/>
+          <w:b/>
+          <w:bCs/>
+          <w:lang w:val="en-US" w:eastAsia="zh-CN"/>
+        </w:rPr>
+        <w:t>原因：TCP 是字节流，无消息边界。解决：定长、分隔符、长度字段。</w:t>
+      </w:r>
+    </w:p>
+    <w:p>
+      <w:pPr>
+        <w:rPr>
+          <w:rFonts w:hint="eastAsia"/>
+          <w:b/>
+          <w:bCs/>
+          <w:lang w:val="en-US" w:eastAsia="zh-CN"/>
+        </w:rPr>
+      </w:pPr>
+      <w:r>
+        <w:rPr>
+          <w:rFonts w:hint="eastAsia"/>
+          <w:b/>
+          <w:bCs/>
+          <w:lang w:val="en-US" w:eastAsia="zh-CN"/>
+        </w:rPr>
+        <w:t>TCP 如何保证可靠？答：校验和、序列号 + 确认应答、超时重传、流量控制、拥塞控制、滑动窗口作用？答：控制发送量，不用每发一帧就等 ACK。接收方告知窗口大小，提高传输效率。</w:t>
+      </w:r>
+    </w:p>
+    <w:p>
+      <w:pPr>
+        <w:rPr>
+          <w:rFonts w:hint="eastAsia"/>
+          <w:b/>
+          <w:bCs/>
+          <w:lang w:val="en-US" w:eastAsia="zh-CN"/>
+        </w:rPr>
+      </w:pPr>
+      <w:r>
+        <w:rPr>
+          <w:rFonts w:hint="eastAsia"/>
+          <w:b/>
+          <w:bCs/>
+          <w:lang w:val="en-US" w:eastAsia="zh-CN"/>
+        </w:rPr>
+        <w:t>拥塞控制作用？答：四个阶段：慢启动、拥塞避免、快重传、快恢复。防止网络拥塞崩溃。</w:t>
+      </w:r>
+    </w:p>
+    <w:p>
+      <w:pPr>
+        <w:rPr>
+          <w:rFonts w:hint="eastAsia"/>
+          <w:b/>
+          <w:bCs/>
+          <w:lang w:val="en-US" w:eastAsia="zh-CN"/>
+        </w:rPr>
+      </w:pPr>
+      <w:r>
+        <w:rPr>
+          <w:rFonts w:hint="eastAsia"/>
+          <w:b/>
+          <w:bCs/>
+          <w:lang w:val="en-US" w:eastAsia="zh-CN"/>
+        </w:rPr>
+        <w:t>HTTP 特点？答：无连接、无状态、简单灵活、基于请求响应。</w:t>
+      </w:r>
+    </w:p>
+    <w:p>
+      <w:pPr>
+        <w:rPr>
+          <w:rFonts w:hint="eastAsia"/>
+          <w:b/>
+          <w:bCs/>
+          <w:lang w:val="en-US" w:eastAsia="zh-CN"/>
+        </w:rPr>
+      </w:pPr>
+      <w:r>
+        <w:rPr>
+          <w:rFonts w:hint="eastAsia"/>
+          <w:b/>
+          <w:bCs/>
+          <w:lang w:val="en-US" w:eastAsia="zh-CN"/>
+        </w:rPr>
+        <w:t>HTTP 报文格式？答：请求：请求行、请求头、空行、请求体；响应：状态行、响应头、空行、响应体。</w:t>
+      </w:r>
+    </w:p>
+    <w:p>
+      <w:pPr>
+        <w:rPr>
+          <w:rFonts w:hint="eastAsia"/>
+          <w:b/>
+          <w:bCs/>
+          <w:lang w:val="en-US" w:eastAsia="zh-CN"/>
+        </w:rPr>
+      </w:pPr>
+      <w:r>
+        <w:rPr>
+          <w:rFonts w:hint="eastAsia"/>
+          <w:b/>
+          <w:bCs/>
+          <w:lang w:val="en-US" w:eastAsia="zh-CN"/>
+        </w:rPr>
+        <w:t>HTTP 状态码有哪些？答：1xx：信息、2xx：成功、3xx：重定向、4xx：客户端错、5xx：服务端错。</w:t>
+      </w:r>
+    </w:p>
+    <w:p>
+      <w:pPr>
+        <w:rPr>
+          <w:rFonts w:hint="eastAsia"/>
+          <w:b/>
+          <w:bCs/>
+          <w:lang w:val="en-US" w:eastAsia="zh-CN"/>
+        </w:rPr>
+      </w:pPr>
+      <w:r>
+        <w:rPr>
+          <w:rFonts w:hint="eastAsia"/>
+          <w:b/>
+          <w:bCs/>
+          <w:lang w:val="en-US" w:eastAsia="zh-CN"/>
+        </w:rPr>
+        <w:t>HTTP 请求方法有哪些？答：GET、POST、PUT、DELETE、HEAD、OPTIONS 等。</w:t>
+      </w:r>
+    </w:p>
+    <w:p>
+      <w:pPr>
+        <w:rPr>
+          <w:rFonts w:hint="eastAsia"/>
+          <w:b/>
+          <w:bCs/>
+          <w:lang w:val="en-US" w:eastAsia="zh-CN"/>
+        </w:rPr>
+      </w:pPr>
+      <w:r>
+        <w:rPr>
+          <w:rFonts w:hint="eastAsia"/>
+          <w:b/>
+          <w:bCs/>
+          <w:lang w:val="en-US" w:eastAsia="zh-CN"/>
+        </w:rPr>
+        <w:t>301 和 302区别？答：301：永久重定向、302：临时重定向</w:t>
+      </w:r>
+    </w:p>
+    <w:p>
+      <w:pPr>
+        <w:rPr>
+          <w:rFonts w:hint="eastAsia"/>
+          <w:b/>
+          <w:bCs/>
+          <w:lang w:val="en-US" w:eastAsia="zh-CN"/>
+        </w:rPr>
+      </w:pPr>
+      <w:r>
+        <w:rPr>
+          <w:rFonts w:hint="eastAsia"/>
+          <w:b/>
+          <w:bCs/>
+          <w:lang w:val="en-US" w:eastAsia="zh-CN"/>
+        </w:rPr>
+        <w:t>URI / URL区别？答：URI：标识资源、URL：定位资源（是 URI 的一种）</w:t>
+      </w:r>
+    </w:p>
+    <w:p>
+      <w:pPr>
+        <w:rPr>
+          <w:rFonts w:hint="eastAsia"/>
+          <w:b/>
+          <w:bCs/>
+          <w:lang w:val="en-US" w:eastAsia="zh-CN"/>
+        </w:rPr>
+      </w:pPr>
+      <w:r>
+        <w:rPr>
+          <w:rFonts w:hint="eastAsia"/>
+          <w:b/>
+          <w:bCs/>
+          <w:lang w:val="en-US" w:eastAsia="zh-CN"/>
+        </w:rPr>
+        <w:t>什么是HTTP 无状态？答：服务器不记录客户端之前的请求状态。用 Cookie/Session 弥补。</w:t>
+      </w:r>
+    </w:p>
+    <w:p>
+      <w:pPr>
+        <w:rPr>
+          <w:rFonts w:hint="eastAsia"/>
+          <w:b/>
+          <w:bCs/>
+          <w:lang w:val="en-US" w:eastAsia="zh-CN"/>
+        </w:rPr>
+      </w:pPr>
+      <w:r>
+        <w:rPr>
+          <w:rFonts w:hint="eastAsia"/>
+          <w:b/>
+          <w:bCs/>
+          <w:lang w:val="en-US" w:eastAsia="zh-CN"/>
+        </w:rPr>
+        <w:t>什么是长连接 / 短连接？答：短连接：请求完就断开；长连接：复用连接，减少开销</w:t>
+      </w:r>
+    </w:p>
+    <w:p>
+      <w:pPr>
+        <w:rPr>
+          <w:rFonts w:hint="eastAsia"/>
+          <w:b/>
+          <w:bCs/>
+          <w:lang w:val="en-US" w:eastAsia="zh-CN"/>
+        </w:rPr>
+      </w:pPr>
+      <w:r>
+        <w:rPr>
+          <w:rFonts w:hint="eastAsia"/>
+          <w:b/>
+          <w:bCs/>
+          <w:lang w:val="en-US" w:eastAsia="zh-CN"/>
+        </w:rPr>
+        <w:t>HTTP 如何长连接实现？答：请求头带：Connection: keep-alive</w:t>
+      </w:r>
+    </w:p>
+    <w:p>
+      <w:pPr>
+        <w:rPr>
+          <w:rFonts w:hint="eastAsia"/>
+          <w:b/>
+          <w:bCs/>
+          <w:lang w:val="en-US" w:eastAsia="zh-CN"/>
+        </w:rPr>
+      </w:pPr>
+      <w:r>
+        <w:rPr>
+          <w:rFonts w:hint="eastAsia"/>
+          <w:b/>
+          <w:bCs/>
+          <w:lang w:val="en-US" w:eastAsia="zh-CN"/>
+        </w:rPr>
+        <w:t>长连接超时？答：空闲时间超过服务器设置的超时时间就断开。</w:t>
+      </w:r>
+    </w:p>
+    <w:p>
+      <w:pPr>
+        <w:rPr>
+          <w:rFonts w:hint="eastAsia"/>
+          <w:b/>
+          <w:bCs/>
+          <w:lang w:val="en-US" w:eastAsia="zh-CN"/>
+        </w:rPr>
+      </w:pPr>
+      <w:r>
+        <w:rPr>
+          <w:rFonts w:hint="eastAsia"/>
+          <w:b/>
+          <w:bCs/>
+          <w:lang w:val="en-US" w:eastAsia="zh-CN"/>
+        </w:rPr>
+        <w:t>HTTP1.1 vs HTTP2区别？答：HTTP1.1：文本格式，串行请求，队头阻塞，无头部压缩。</w:t>
+      </w:r>
+    </w:p>
+    <w:p>
+      <w:pPr>
+        <w:rPr>
+          <w:rFonts w:hint="eastAsia"/>
+          <w:b/>
+          <w:bCs/>
+          <w:lang w:val="en-US" w:eastAsia="zh-CN"/>
+        </w:rPr>
+      </w:pPr>
+      <w:r>
+        <w:rPr>
+          <w:rFonts w:hint="eastAsia"/>
+          <w:b/>
+          <w:bCs/>
+          <w:lang w:val="en-US" w:eastAsia="zh-CN"/>
+        </w:rPr>
+        <w:t>HTTP2：二进制分帧，多路复用，头部压缩，服务器推送，解决队头阻塞。</w:t>
+      </w:r>
+    </w:p>
+    <w:p>
+      <w:pPr>
+        <w:rPr>
+          <w:rFonts w:hint="eastAsia"/>
+          <w:b/>
+          <w:bCs/>
+          <w:lang w:val="en-US" w:eastAsia="zh-CN"/>
+        </w:rPr>
+      </w:pPr>
+      <w:r>
+        <w:rPr>
+          <w:rFonts w:hint="eastAsia"/>
+          <w:b/>
+          <w:bCs/>
+          <w:lang w:val="en-US" w:eastAsia="zh-CN"/>
+        </w:rPr>
+        <w:t>HTTP ：不安全、明文传输，可窃听、篡改、冒充。</w:t>
+      </w:r>
+    </w:p>
+    <w:p>
+      <w:pPr>
+        <w:rPr>
+          <w:rFonts w:hint="eastAsia"/>
+          <w:b/>
+          <w:bCs/>
+          <w:lang w:val="en-US" w:eastAsia="zh-CN"/>
+        </w:rPr>
+      </w:pPr>
+      <w:r>
+        <w:rPr>
+          <w:rFonts w:hint="eastAsia"/>
+          <w:b/>
+          <w:bCs/>
+          <w:lang w:val="en-US" w:eastAsia="zh-CN"/>
+        </w:rPr>
+        <w:t>HTTPS：HTTP + TLS/SSL 加密。数字证书：验证服务器身份，包含公钥。</w:t>
+      </w:r>
+    </w:p>
+    <w:p>
+      <w:pPr>
+        <w:rPr>
+          <w:rFonts w:hint="eastAsia"/>
+          <w:b/>
+          <w:bCs/>
+          <w:lang w:val="en-US" w:eastAsia="zh-CN"/>
+        </w:rPr>
+      </w:pPr>
+      <w:r>
+        <w:rPr>
+          <w:rFonts w:hint="eastAsia"/>
+          <w:b/>
+          <w:bCs/>
+          <w:lang w:val="en-US" w:eastAsia="zh-CN"/>
+        </w:rPr>
+        <w:t>HTTPS 原理是什么？答：</w:t>
       </w:r>
       <w:bookmarkStart w:id="0" w:name="_GoBack"/>
       <w:bookmarkEnd w:id="0"/>
-    </w:p>
-    <w:p>
-      <w:pPr>
-        <w:rPr>
-          <w:rFonts w:hint="default"/>
-          <w:b/>
-          <w:bCs/>
-          <w:lang w:val="en-US" w:eastAsia="zh-CN"/>
-        </w:rPr>
-      </w:pPr>
-      <w:r>
-        <w:rPr>
-          <w:rFonts w:hint="default"/>
-          <w:b/>
-          <w:bCs/>
-          <w:lang w:val="en-US" w:eastAsia="zh-CN"/>
-        </w:rPr>
-        <w:t>常见的集合有哪些？</w:t>
-      </w:r>
-    </w:p>
-    <w:p>
-      <w:pPr>
-        <w:rPr>
-          <w:rFonts w:hint="eastAsia"/>
-          <w:b/>
-          <w:bCs/>
-          <w:lang w:val="en-US" w:eastAsia="zh-CN"/>
-        </w:rPr>
-      </w:pPr>
-      <w:r>
-        <w:rPr>
-          <w:rFonts w:hint="default"/>
-          <w:b/>
-          <w:bCs/>
-          <w:lang w:val="en-US" w:eastAsia="zh-CN"/>
-        </w:rPr>
-        <w:t>List 、Set和Map 的区别</w:t>
-      </w:r>
-      <w:r>
-        <w:rPr>
-          <w:rFonts w:hint="eastAsia"/>
-          <w:b/>
-          <w:bCs/>
-          <w:lang w:val="en-US" w:eastAsia="zh-CN"/>
-        </w:rPr>
-        <w:t>？</w:t>
-      </w:r>
-    </w:p>
-    <w:p>
-      <w:pPr>
-        <w:rPr>
-          <w:rFonts w:hint="default"/>
-          <w:b/>
-          <w:bCs/>
-          <w:lang w:val="en-US" w:eastAsia="zh-CN"/>
-        </w:rPr>
-      </w:pPr>
-      <w:r>
-        <w:rPr>
-          <w:rFonts w:hint="default"/>
-          <w:b/>
-          <w:bCs/>
-          <w:lang w:val="en-US" w:eastAsia="zh-CN"/>
-        </w:rPr>
-        <w:t>ArrayList 的扩容机制？</w:t>
-      </w:r>
-    </w:p>
-    <w:p>
-      <w:pPr>
-        <w:rPr>
-          <w:rFonts w:hint="default"/>
-          <w:b w:val="0"/>
-          <w:bCs w:val="0"/>
-          <w:lang w:val="en-US" w:eastAsia="zh-CN"/>
-        </w:rPr>
-      </w:pPr>
-      <w:r>
-        <w:rPr>
-          <w:rFonts w:hint="default"/>
-          <w:b w:val="0"/>
-          <w:bCs w:val="0"/>
-          <w:lang w:val="en-US" w:eastAsia="zh-CN"/>
-        </w:rPr>
-        <w:t>ArrayList扩容的本质就是计算出新的扩容数组的size后实例化，并将原有数组内容复制到新数组中去。默认情况下，新的容量会是原容量的1.5倍。</w:t>
-      </w:r>
-    </w:p>
-    <w:p>
-      <w:pPr>
-        <w:rPr>
-          <w:rFonts w:hint="default"/>
-          <w:b/>
-          <w:bCs/>
-          <w:lang w:val="en-US" w:eastAsia="zh-CN"/>
-        </w:rPr>
-      </w:pPr>
-      <w:r>
-        <w:rPr>
-          <w:rFonts w:hint="default"/>
-          <w:b/>
-          <w:bCs/>
-          <w:lang w:val="en-US" w:eastAsia="zh-CN"/>
-        </w:rPr>
-        <w:t>怎么在遍历 ArrayList 时移除一个元素？</w:t>
-      </w:r>
-      <w:r>
-        <w:rPr>
-          <w:rFonts w:hint="eastAsia"/>
-          <w:b/>
-          <w:bCs/>
-          <w:lang w:val="en-US" w:eastAsia="zh-CN"/>
-        </w:rPr>
-        <w:t>使用迭代器</w:t>
-      </w:r>
-    </w:p>
-    <w:p>
-      <w:pPr>
-        <w:rPr>
-          <w:rFonts w:hint="eastAsia"/>
-          <w:b/>
-          <w:bCs/>
-          <w:lang w:val="en-US" w:eastAsia="zh-CN"/>
-        </w:rPr>
-      </w:pPr>
-      <w:r>
-        <w:rPr>
-          <w:rFonts w:hint="default"/>
-          <w:b/>
-          <w:bCs/>
-          <w:lang w:val="en-US" w:eastAsia="zh-CN"/>
-        </w:rPr>
-        <w:t>Arraylist 和 Vector 的区别</w:t>
-      </w:r>
-      <w:r>
-        <w:rPr>
-          <w:rFonts w:hint="eastAsia"/>
-          <w:b/>
-          <w:bCs/>
-          <w:lang w:val="en-US" w:eastAsia="zh-CN"/>
-        </w:rPr>
-        <w:t>？</w:t>
-      </w:r>
-    </w:p>
-    <w:p>
-      <w:pPr>
-        <w:rPr>
-          <w:rFonts w:hint="default"/>
-          <w:b w:val="0"/>
-          <w:bCs w:val="0"/>
-          <w:lang w:val="en-US" w:eastAsia="zh-CN"/>
-        </w:rPr>
-      </w:pPr>
-      <w:r>
-        <w:rPr>
-          <w:rFonts w:hint="default"/>
-          <w:b w:val="0"/>
-          <w:bCs w:val="0"/>
-          <w:lang w:val="en-US" w:eastAsia="zh-CN"/>
-        </w:rPr>
-        <w:t>ArrayList在内存不够时扩容为原来的1.5倍，Vector是扩容为原来的2倍。</w:t>
-      </w:r>
-    </w:p>
-    <w:p>
-      <w:pPr>
-        <w:rPr>
-          <w:rFonts w:hint="default"/>
-          <w:b w:val="0"/>
-          <w:bCs w:val="0"/>
-          <w:lang w:val="en-US" w:eastAsia="zh-CN"/>
-        </w:rPr>
-      </w:pPr>
-      <w:r>
-        <w:rPr>
-          <w:rFonts w:hint="default"/>
-          <w:b w:val="0"/>
-          <w:bCs w:val="0"/>
-          <w:lang w:val="en-US" w:eastAsia="zh-CN"/>
-        </w:rPr>
-        <w:t>Vector属于线程安全级别的，但是大多数情况下不使用Vector，因为操作Vector效率比较低。</w:t>
-      </w:r>
-    </w:p>
-    <w:p>
-      <w:pPr>
-        <w:rPr>
-          <w:rFonts w:hint="eastAsia"/>
-          <w:b/>
-          <w:bCs/>
-          <w:lang w:val="en-US" w:eastAsia="zh-CN"/>
-        </w:rPr>
-      </w:pPr>
-      <w:r>
-        <w:rPr>
-          <w:rFonts w:hint="default"/>
-          <w:b/>
-          <w:bCs/>
-          <w:lang w:val="en-US" w:eastAsia="zh-CN"/>
-        </w:rPr>
-        <w:t>Arraylist 与 LinkedList的区别</w:t>
-      </w:r>
-      <w:r>
-        <w:rPr>
-          <w:rFonts w:hint="eastAsia"/>
-          <w:b/>
-          <w:bCs/>
-          <w:lang w:val="en-US" w:eastAsia="zh-CN"/>
-        </w:rPr>
-        <w:t>？</w:t>
-      </w:r>
-    </w:p>
-    <w:p>
-      <w:pPr>
-        <w:rPr>
-          <w:rFonts w:hint="eastAsia"/>
-          <w:b/>
-          <w:bCs/>
-          <w:lang w:val="en-US" w:eastAsia="zh-CN"/>
-        </w:rPr>
-      </w:pPr>
-      <w:r>
-        <w:rPr>
-          <w:rFonts w:hint="eastAsia"/>
-          <w:b/>
-          <w:bCs/>
-          <w:lang w:val="en-US" w:eastAsia="zh-CN"/>
-        </w:rPr>
-        <w:t>HashSet、LinkedHashSet 和 TreeSet 的区别？</w:t>
-      </w:r>
-    </w:p>
-    <w:p>
-      <w:pPr>
-        <w:rPr>
-          <w:rFonts w:hint="eastAsia"/>
-          <w:b w:val="0"/>
-          <w:bCs w:val="0"/>
-          <w:lang w:val="en-US" w:eastAsia="zh-CN"/>
-        </w:rPr>
-      </w:pPr>
-      <w:r>
-        <w:rPr>
-          <w:rFonts w:hint="eastAsia"/>
-          <w:b w:val="0"/>
-          <w:bCs w:val="0"/>
-          <w:lang w:val="en-US" w:eastAsia="zh-CN"/>
-        </w:rPr>
-        <w:t>HashSet：无序、高性能，依赖哈希去重；</w:t>
-      </w:r>
-    </w:p>
-    <w:p>
-      <w:pPr>
-        <w:rPr>
-          <w:rFonts w:hint="eastAsia"/>
-          <w:b w:val="0"/>
-          <w:bCs w:val="0"/>
-          <w:lang w:val="en-US" w:eastAsia="zh-CN"/>
-        </w:rPr>
-      </w:pPr>
-      <w:r>
-        <w:rPr>
-          <w:rFonts w:hint="eastAsia"/>
-          <w:b w:val="0"/>
-          <w:bCs w:val="0"/>
-          <w:lang w:val="en-US" w:eastAsia="zh-CN"/>
-        </w:rPr>
-        <w:t>LinkedHashSet：插入有序，哈希 + 双链表实现，性能略低；</w:t>
-      </w:r>
-    </w:p>
-    <w:p>
-      <w:pPr>
-        <w:rPr>
-          <w:rFonts w:hint="eastAsia"/>
-          <w:b w:val="0"/>
-          <w:bCs w:val="0"/>
-          <w:lang w:val="en-US" w:eastAsia="zh-CN"/>
-        </w:rPr>
-      </w:pPr>
-      <w:r>
-        <w:rPr>
-          <w:rFonts w:hint="eastAsia"/>
-          <w:b w:val="0"/>
-          <w:bCs w:val="0"/>
-          <w:lang w:val="en-US" w:eastAsia="zh-CN"/>
-        </w:rPr>
-        <w:t>TreeSet：排序有序，红黑树实现，性能稍差，不允许 null；</w:t>
-      </w:r>
-    </w:p>
-    <w:p>
-      <w:pPr>
-        <w:rPr>
-          <w:rFonts w:hint="eastAsia"/>
-          <w:b/>
-          <w:bCs/>
-          <w:lang w:val="en-US" w:eastAsia="zh-CN"/>
-        </w:rPr>
-      </w:pPr>
-      <w:r>
-        <w:rPr>
-          <w:rFonts w:hint="eastAsia"/>
-          <w:b/>
-          <w:bCs/>
-          <w:lang w:val="en-US" w:eastAsia="zh-CN"/>
-        </w:rPr>
-        <w:t>HashMap与LinkedHashMap、TreeMap区别是什么？</w:t>
-      </w:r>
-    </w:p>
-    <w:p>
-      <w:pPr>
-        <w:rPr>
-          <w:rFonts w:hint="eastAsia"/>
-          <w:b w:val="0"/>
-          <w:bCs w:val="0"/>
-          <w:lang w:val="en-US" w:eastAsia="zh-CN"/>
-        </w:rPr>
-      </w:pPr>
-      <w:r>
-        <w:rPr>
-          <w:rFonts w:hint="eastAsia"/>
-          <w:b w:val="0"/>
-          <w:bCs w:val="0"/>
-          <w:lang w:val="en-US" w:eastAsia="zh-CN"/>
-        </w:rPr>
-        <w:t>HashMap：无序、高性能，哈希表实现，依赖 hashCode()+equals() 去重；</w:t>
-      </w:r>
-    </w:p>
-    <w:p>
-      <w:pPr>
-        <w:rPr>
-          <w:rFonts w:hint="eastAsia"/>
-          <w:b w:val="0"/>
-          <w:bCs w:val="0"/>
-          <w:lang w:val="en-US" w:eastAsia="zh-CN"/>
-        </w:rPr>
-      </w:pPr>
-      <w:r>
-        <w:rPr>
-          <w:rFonts w:hint="eastAsia"/>
-          <w:b w:val="0"/>
-          <w:bCs w:val="0"/>
-          <w:lang w:val="en-US" w:eastAsia="zh-CN"/>
-        </w:rPr>
-        <w:t>LinkedHashMap：插入 / 访问有序，哈希表 + 双向链表实现，性能略低；</w:t>
-      </w:r>
-    </w:p>
-    <w:p>
-      <w:pPr>
-        <w:rPr>
-          <w:rFonts w:hint="eastAsia"/>
-          <w:b w:val="0"/>
-          <w:bCs w:val="0"/>
-          <w:lang w:val="en-US" w:eastAsia="zh-CN"/>
-        </w:rPr>
-      </w:pPr>
-      <w:r>
-        <w:rPr>
-          <w:rFonts w:hint="eastAsia"/>
-          <w:b w:val="0"/>
-          <w:bCs w:val="0"/>
-          <w:lang w:val="en-US" w:eastAsia="zh-CN"/>
-        </w:rPr>
-        <w:t>TreeMap：Key 排序有序，红黑树实现，性能稍差，Key 不允许 null；</w:t>
-      </w:r>
-    </w:p>
-    <w:p>
-      <w:pPr>
-        <w:rPr>
-          <w:rFonts w:hint="eastAsia"/>
-          <w:b/>
-          <w:bCs/>
-          <w:lang w:val="en-US" w:eastAsia="zh-CN"/>
-        </w:rPr>
-      </w:pPr>
-      <w:r>
-        <w:rPr>
-          <w:rFonts w:hint="eastAsia"/>
-          <w:b/>
-          <w:bCs/>
-          <w:lang w:val="en-US" w:eastAsia="zh-CN"/>
-        </w:rPr>
-        <w:t>HashMap与HashTable与ConcurrentHashMap 区别？</w:t>
-      </w:r>
-    </w:p>
-    <w:p>
-      <w:pPr>
-        <w:rPr>
-          <w:rFonts w:hint="eastAsia"/>
-          <w:b/>
-          <w:bCs/>
-          <w:lang w:val="en-US" w:eastAsia="zh-CN"/>
-        </w:rPr>
-      </w:pPr>
-    </w:p>
-    <w:p>
-      <w:pPr>
-        <w:rPr>
-          <w:rFonts w:hint="default"/>
-          <w:b/>
-          <w:bCs/>
-          <w:lang w:val="en-US" w:eastAsia="zh-CN"/>
-        </w:rPr>
-      </w:pPr>
-      <w:r>
-        <w:rPr>
-          <w:rFonts w:hint="default"/>
-          <w:b/>
-          <w:bCs/>
-          <w:lang w:val="en-US" w:eastAsia="zh-CN"/>
-        </w:rPr>
-        <w:t>哪些集合类是线程安全的？哪些不安全？</w:t>
-      </w:r>
-    </w:p>
-    <w:p>
-      <w:pPr>
-        <w:rPr>
-          <w:rFonts w:hint="default"/>
-          <w:b/>
-          <w:bCs/>
-          <w:lang w:val="en-US" w:eastAsia="zh-CN"/>
-        </w:rPr>
-      </w:pPr>
-      <w:r>
-        <w:rPr>
-          <w:rFonts w:hint="default"/>
-          <w:b/>
-          <w:bCs/>
-          <w:lang w:val="en-US" w:eastAsia="zh-CN"/>
-        </w:rPr>
-        <w:t>迭代器 Iterator 是什么？</w:t>
-      </w:r>
-    </w:p>
-    <w:p>
-      <w:pPr>
-        <w:rPr>
-          <w:rFonts w:hint="default"/>
-          <w:b/>
-          <w:bCs/>
-          <w:lang w:val="en-US" w:eastAsia="zh-CN"/>
-        </w:rPr>
-      </w:pPr>
-    </w:p>
-    <w:p>
-      <w:pPr>
-        <w:rPr>
-          <w:rFonts w:hint="default"/>
-          <w:b/>
-          <w:bCs/>
-          <w:lang w:val="en-US" w:eastAsia="zh-CN"/>
-        </w:rPr>
-      </w:pPr>
-    </w:p>
-    <w:p>
-      <w:pPr>
-        <w:rPr>
-          <w:rFonts w:hint="default"/>
-          <w:b/>
-          <w:bCs/>
-          <w:lang w:val="en-US" w:eastAsia="zh-CN"/>
-        </w:rPr>
-      </w:pPr>
-    </w:p>
-    <w:p>
-      <w:pPr>
-        <w:rPr>
-          <w:rFonts w:hint="default"/>
-          <w:b/>
-          <w:bCs/>
-          <w:lang w:val="en-US" w:eastAsia="zh-CN"/>
-        </w:rPr>
-      </w:pPr>
-      <w:r>
-        <w:rPr>
-          <w:rFonts w:hint="default"/>
-          <w:b/>
-          <w:bCs/>
-          <w:lang w:val="en-US" w:eastAsia="zh-CN"/>
-        </w:rPr>
-        <w:br w:type="page"/>
-      </w:r>
-    </w:p>
-    <w:p>
-      <w:pPr>
-        <w:rPr>
-          <w:rFonts w:hint="default"/>
-          <w:b/>
-          <w:bCs/>
-          <w:sz w:val="32"/>
-          <w:szCs w:val="40"/>
-          <w:lang w:val="en-US" w:eastAsia="zh-CN"/>
-        </w:rPr>
-      </w:pPr>
-      <w:r>
-        <w:rPr>
-          <w:rFonts w:hint="default"/>
-          <w:b/>
-          <w:bCs/>
-          <w:sz w:val="32"/>
-          <w:szCs w:val="40"/>
-          <w:lang w:val="en-US" w:eastAsia="zh-CN"/>
-        </w:rPr>
-        <w:t>计算机网络面试题</w:t>
-      </w:r>
-    </w:p>
-    <w:p>
-      <w:pPr>
-        <w:rPr>
-          <w:rFonts w:hint="default"/>
-          <w:b/>
-          <w:bCs/>
-          <w:lang w:val="en-US" w:eastAsia="zh-CN"/>
-        </w:rPr>
-      </w:pPr>
-      <w:r>
-        <w:rPr>
-          <w:rFonts w:hint="eastAsia"/>
-          <w:b/>
-          <w:bCs/>
-          <w:lang w:val="en-US" w:eastAsia="zh-CN"/>
-        </w:rPr>
-        <w:t>计算机</w:t>
-      </w:r>
-      <w:r>
-        <w:rPr>
-          <w:rFonts w:hint="default"/>
-          <w:b/>
-          <w:bCs/>
-          <w:lang w:val="en-US" w:eastAsia="zh-CN"/>
-        </w:rPr>
-        <w:t>网络分层结构</w:t>
-      </w:r>
-    </w:p>
-    <w:p>
-      <w:pPr>
-        <w:rPr>
-          <w:rFonts w:hint="default"/>
-          <w:b/>
-          <w:bCs/>
-          <w:lang w:val="en-US" w:eastAsia="zh-CN"/>
-        </w:rPr>
-      </w:pPr>
-      <w:r>
-        <w:rPr>
-          <w:rFonts w:hint="default"/>
-          <w:b/>
-          <w:bCs/>
-          <w:lang w:val="en-US" w:eastAsia="zh-CN"/>
-        </w:rPr>
-        <w:t>三次握手</w:t>
-      </w:r>
-    </w:p>
-    <w:p>
-      <w:pPr>
-        <w:rPr>
-          <w:rFonts w:hint="default"/>
-          <w:b/>
-          <w:bCs/>
-          <w:lang w:val="en-US" w:eastAsia="zh-CN"/>
-        </w:rPr>
-      </w:pPr>
-      <w:r>
-        <w:rPr>
-          <w:rFonts w:hint="default"/>
-          <w:b/>
-          <w:bCs/>
-          <w:lang w:val="en-US" w:eastAsia="zh-CN"/>
-        </w:rPr>
-        <w:t>两次握手可以吗？</w:t>
-      </w:r>
-    </w:p>
-    <w:p>
-      <w:pPr>
-        <w:rPr>
-          <w:rFonts w:hint="default"/>
-          <w:b/>
-          <w:bCs/>
-          <w:lang w:val="en-US" w:eastAsia="zh-CN"/>
-        </w:rPr>
-      </w:pPr>
-      <w:r>
-        <w:rPr>
-          <w:rFonts w:hint="default"/>
-          <w:b/>
-          <w:bCs/>
-          <w:lang w:val="en-US" w:eastAsia="zh-CN"/>
-        </w:rPr>
-        <w:t>四次挥手</w:t>
-      </w:r>
-    </w:p>
-    <w:p>
-      <w:pPr>
-        <w:rPr>
-          <w:rFonts w:hint="default"/>
-          <w:b/>
-          <w:bCs/>
-          <w:lang w:val="en-US" w:eastAsia="zh-CN"/>
-        </w:rPr>
-      </w:pPr>
-      <w:r>
-        <w:rPr>
-          <w:rFonts w:hint="default"/>
-          <w:b/>
-          <w:bCs/>
-          <w:lang w:val="en-US" w:eastAsia="zh-CN"/>
-        </w:rPr>
-        <w:t>第四次挥手为什么要等待2MSL？</w:t>
-      </w:r>
-    </w:p>
-    <w:p>
-      <w:pPr>
-        <w:rPr>
-          <w:rFonts w:hint="default"/>
-          <w:b/>
-          <w:bCs/>
-          <w:lang w:val="en-US" w:eastAsia="zh-CN"/>
-        </w:rPr>
-      </w:pPr>
-      <w:r>
-        <w:rPr>
-          <w:rFonts w:hint="default"/>
-          <w:b/>
-          <w:bCs/>
-          <w:lang w:val="en-US" w:eastAsia="zh-CN"/>
-        </w:rPr>
-        <w:t>为什么是四次挥手？</w:t>
-      </w:r>
-    </w:p>
-    <w:p>
-      <w:pPr>
-        <w:rPr>
-          <w:rFonts w:hint="default"/>
-          <w:b/>
-          <w:bCs/>
-          <w:lang w:val="en-US" w:eastAsia="zh-CN"/>
-        </w:rPr>
-      </w:pPr>
-      <w:r>
-        <w:rPr>
-          <w:rFonts w:hint="default"/>
-          <w:b/>
-          <w:bCs/>
-          <w:lang w:val="en-US" w:eastAsia="zh-CN"/>
-        </w:rPr>
-        <w:t>TCP有哪些特点？</w:t>
-      </w:r>
-    </w:p>
-    <w:p>
-      <w:pPr>
-        <w:rPr>
-          <w:rFonts w:hint="default"/>
-          <w:b/>
-          <w:bCs/>
-          <w:lang w:val="en-US" w:eastAsia="zh-CN"/>
-        </w:rPr>
-      </w:pPr>
-      <w:r>
-        <w:rPr>
-          <w:rFonts w:hint="default"/>
-          <w:b/>
-          <w:bCs/>
-          <w:lang w:val="en-US" w:eastAsia="zh-CN"/>
-        </w:rPr>
-        <w:t>说说TCP报文首部有哪些字段，其作用又分别是什么？</w:t>
-      </w:r>
-    </w:p>
-    <w:p>
-      <w:pPr>
-        <w:rPr>
-          <w:rFonts w:hint="default"/>
-          <w:b/>
-          <w:bCs/>
-          <w:lang w:val="en-US" w:eastAsia="zh-CN"/>
-        </w:rPr>
-      </w:pPr>
-      <w:r>
-        <w:rPr>
-          <w:rFonts w:hint="default"/>
-          <w:b/>
-          <w:bCs/>
-          <w:lang w:val="en-US" w:eastAsia="zh-CN"/>
-        </w:rPr>
-        <w:t>TCP和UDP的区别？</w:t>
-      </w:r>
-    </w:p>
-    <w:p>
-      <w:pPr>
-        <w:rPr>
-          <w:rFonts w:hint="default"/>
-          <w:b/>
-          <w:bCs/>
-          <w:lang w:val="en-US" w:eastAsia="zh-CN"/>
-        </w:rPr>
-      </w:pPr>
-      <w:r>
-        <w:rPr>
-          <w:rFonts w:hint="default"/>
-          <w:b/>
-          <w:bCs/>
-          <w:lang w:val="en-US" w:eastAsia="zh-CN"/>
-        </w:rPr>
-        <w:t>TCP 和 UDP 分别对应的常见应用层协议有哪些？</w:t>
-      </w:r>
-    </w:p>
-    <w:p>
-      <w:pPr>
-        <w:rPr>
-          <w:rFonts w:hint="default"/>
-          <w:b/>
-          <w:bCs/>
-          <w:lang w:val="en-US" w:eastAsia="zh-CN"/>
-        </w:rPr>
-      </w:pPr>
-      <w:r>
-        <w:rPr>
-          <w:rFonts w:hint="default"/>
-          <w:b/>
-          <w:bCs/>
-          <w:lang w:val="en-US" w:eastAsia="zh-CN"/>
-        </w:rPr>
-        <w:t>TCP的粘包和拆包</w:t>
-      </w:r>
-    </w:p>
-    <w:p>
-      <w:pPr>
-        <w:rPr>
-          <w:rFonts w:hint="default"/>
-          <w:b/>
-          <w:bCs/>
-          <w:lang w:val="en-US" w:eastAsia="zh-CN"/>
-        </w:rPr>
-      </w:pPr>
-      <w:r>
-        <w:rPr>
-          <w:rFonts w:hint="default"/>
-          <w:b/>
-          <w:bCs/>
-          <w:lang w:val="en-US" w:eastAsia="zh-CN"/>
-        </w:rPr>
-        <w:t>说说TCP是如何确保可靠性的呢？</w:t>
-      </w:r>
-    </w:p>
-    <w:p>
-      <w:pPr>
-        <w:rPr>
-          <w:rFonts w:hint="default"/>
-          <w:b/>
-          <w:bCs/>
-          <w:lang w:val="en-US" w:eastAsia="zh-CN"/>
-        </w:rPr>
-      </w:pPr>
-      <w:r>
-        <w:rPr>
-          <w:rFonts w:hint="default"/>
-          <w:b/>
-          <w:bCs/>
-          <w:lang w:val="en-US" w:eastAsia="zh-CN"/>
-        </w:rPr>
-        <w:t>说下TCP的滑动窗口机制</w:t>
-      </w:r>
-    </w:p>
-    <w:p>
-      <w:pPr>
-        <w:rPr>
-          <w:rFonts w:hint="default"/>
-          <w:b/>
-          <w:bCs/>
-          <w:lang w:val="en-US" w:eastAsia="zh-CN"/>
-        </w:rPr>
-      </w:pPr>
-      <w:r>
-        <w:rPr>
-          <w:rFonts w:hint="default"/>
-          <w:b/>
-          <w:bCs/>
-          <w:lang w:val="en-US" w:eastAsia="zh-CN"/>
-        </w:rPr>
-        <w:t>详细讲一下拥塞控制？</w:t>
-      </w:r>
-    </w:p>
-    <w:p>
-      <w:pPr>
-        <w:rPr>
-          <w:rFonts w:hint="default"/>
-          <w:b/>
-          <w:bCs/>
-          <w:lang w:val="en-US" w:eastAsia="zh-CN"/>
-        </w:rPr>
-      </w:pPr>
-      <w:r>
-        <w:rPr>
-          <w:rFonts w:hint="default"/>
-          <w:b/>
-          <w:bCs/>
-          <w:lang w:val="en-US" w:eastAsia="zh-CN"/>
-        </w:rPr>
-        <w:t>HTTP协议的特点？</w:t>
-      </w:r>
-    </w:p>
-    <w:p>
-      <w:pPr>
-        <w:rPr>
-          <w:rFonts w:hint="default"/>
-          <w:b/>
-          <w:bCs/>
-          <w:lang w:val="en-US" w:eastAsia="zh-CN"/>
-        </w:rPr>
-      </w:pPr>
-      <w:r>
-        <w:rPr>
-          <w:rFonts w:hint="default"/>
-          <w:b/>
-          <w:bCs/>
-          <w:lang w:val="en-US" w:eastAsia="zh-CN"/>
-        </w:rPr>
-        <w:t>HTTP报文格式</w:t>
-      </w:r>
-    </w:p>
-    <w:p>
-      <w:pPr>
-        <w:rPr>
-          <w:rFonts w:hint="default"/>
-          <w:b/>
-          <w:bCs/>
-          <w:lang w:val="en-US" w:eastAsia="zh-CN"/>
-        </w:rPr>
-      </w:pPr>
-      <w:r>
-        <w:rPr>
-          <w:rFonts w:hint="default"/>
-          <w:b/>
-          <w:bCs/>
-          <w:lang w:val="en-US" w:eastAsia="zh-CN"/>
-        </w:rPr>
-        <w:t>HTTP状态码有哪些？</w:t>
-      </w:r>
-    </w:p>
-    <w:p>
-      <w:pPr>
-        <w:rPr>
-          <w:rFonts w:hint="eastAsia"/>
-          <w:b/>
-          <w:bCs/>
-          <w:lang w:val="en-US" w:eastAsia="zh-CN"/>
-        </w:rPr>
-      </w:pPr>
-      <w:r>
-        <w:rPr>
-          <w:rFonts w:hint="eastAsia"/>
-          <w:b/>
-          <w:bCs/>
-          <w:lang w:val="en-US" w:eastAsia="zh-CN"/>
-        </w:rPr>
-        <w:t>HTTP协议包括哪些请求？</w:t>
-      </w:r>
-    </w:p>
-    <w:p>
-      <w:pPr>
-        <w:rPr>
-          <w:rFonts w:hint="eastAsia"/>
-          <w:b/>
-          <w:bCs/>
-          <w:lang w:val="en-US" w:eastAsia="zh-CN"/>
-        </w:rPr>
-      </w:pPr>
-      <w:r>
-        <w:rPr>
-          <w:rFonts w:hint="eastAsia"/>
-          <w:b/>
-          <w:bCs/>
-          <w:lang w:val="en-US" w:eastAsia="zh-CN"/>
-        </w:rPr>
-        <w:t>HTTP 状态码301和302的区别？</w:t>
-      </w:r>
-    </w:p>
-    <w:p>
-      <w:pPr>
-        <w:rPr>
-          <w:rFonts w:hint="eastAsia"/>
-          <w:b/>
-          <w:bCs/>
-          <w:lang w:val="en-US" w:eastAsia="zh-CN"/>
-        </w:rPr>
-      </w:pPr>
-      <w:r>
-        <w:rPr>
-          <w:rFonts w:hint="eastAsia"/>
-          <w:b/>
-          <w:bCs/>
-          <w:lang w:val="en-US" w:eastAsia="zh-CN"/>
-        </w:rPr>
-        <w:t>URI和URL的区别</w:t>
-      </w:r>
-    </w:p>
-    <w:p>
-      <w:pPr>
-        <w:rPr>
-          <w:rFonts w:hint="default"/>
-          <w:b/>
-          <w:bCs/>
-          <w:lang w:val="en-US" w:eastAsia="zh-CN"/>
-        </w:rPr>
-      </w:pPr>
-      <w:r>
-        <w:rPr>
-          <w:rFonts w:hint="eastAsia"/>
-          <w:b/>
-          <w:bCs/>
-          <w:lang w:val="en-US" w:eastAsia="zh-CN"/>
-        </w:rPr>
-        <w:t>POST和GET的区别？</w:t>
-      </w:r>
-    </w:p>
-    <w:p>
-      <w:pPr>
-        <w:rPr>
-          <w:rFonts w:hint="default"/>
-          <w:b/>
-          <w:bCs/>
-          <w:lang w:val="en-US" w:eastAsia="zh-CN"/>
-        </w:rPr>
-      </w:pPr>
-      <w:r>
-        <w:rPr>
-          <w:rFonts w:hint="default"/>
-          <w:b/>
-          <w:bCs/>
-          <w:lang w:val="en-US" w:eastAsia="zh-CN"/>
-        </w:rPr>
-        <w:t>如何理解HTTP协议是无状态的</w:t>
-      </w:r>
-    </w:p>
-    <w:p>
-      <w:pPr>
-        <w:rPr>
-          <w:rFonts w:hint="default"/>
-          <w:b/>
-          <w:bCs/>
-          <w:lang w:val="en-US" w:eastAsia="zh-CN"/>
-        </w:rPr>
-      </w:pPr>
-      <w:r>
-        <w:rPr>
-          <w:rFonts w:hint="default"/>
-          <w:b/>
-          <w:bCs/>
-          <w:lang w:val="en-US" w:eastAsia="zh-CN"/>
-        </w:rPr>
-        <w:t>HTTP长连接和短连接？</w:t>
-      </w:r>
-    </w:p>
-    <w:p>
-      <w:pPr>
-        <w:rPr>
-          <w:rFonts w:hint="default"/>
-          <w:b/>
-          <w:bCs/>
-          <w:lang w:val="en-US" w:eastAsia="zh-CN"/>
-        </w:rPr>
-      </w:pPr>
-      <w:r>
-        <w:rPr>
-          <w:rFonts w:hint="default"/>
-          <w:b/>
-          <w:bCs/>
-          <w:lang w:val="en-US" w:eastAsia="zh-CN"/>
-        </w:rPr>
-        <w:t>HTTP 如何实现长连接？</w:t>
-      </w:r>
-    </w:p>
-    <w:p>
-      <w:pPr>
-        <w:rPr>
-          <w:rFonts w:hint="default"/>
-          <w:b/>
-          <w:bCs/>
-          <w:lang w:val="en-US" w:eastAsia="zh-CN"/>
-        </w:rPr>
-      </w:pPr>
-      <w:r>
-        <w:rPr>
-          <w:rFonts w:hint="default"/>
-          <w:b/>
-          <w:bCs/>
-          <w:lang w:val="en-US" w:eastAsia="zh-CN"/>
-        </w:rPr>
-        <w:t>HTTP长连接在什么时候会超时？</w:t>
-      </w:r>
-    </w:p>
-    <w:p>
-      <w:pPr>
-        <w:rPr>
-          <w:rFonts w:hint="default"/>
-          <w:b/>
-          <w:bCs/>
-          <w:lang w:val="en-US" w:eastAsia="zh-CN"/>
-        </w:rPr>
-      </w:pPr>
-      <w:r>
-        <w:rPr>
-          <w:rFonts w:hint="default"/>
-          <w:b/>
-          <w:bCs/>
-          <w:lang w:val="en-US" w:eastAsia="zh-CN"/>
-        </w:rPr>
-        <w:t>HTTP1.1和 HTTP2.0的区别？</w:t>
-      </w:r>
-    </w:p>
-    <w:p>
-      <w:pPr>
-        <w:rPr>
-          <w:rFonts w:hint="default"/>
-          <w:b/>
-          <w:bCs/>
-          <w:lang w:val="en-US" w:eastAsia="zh-CN"/>
-        </w:rPr>
-      </w:pPr>
-      <w:r>
-        <w:rPr>
-          <w:rFonts w:hint="default"/>
-          <w:b/>
-          <w:bCs/>
-          <w:lang w:val="en-US" w:eastAsia="zh-CN"/>
-        </w:rPr>
-        <w:t>HTTPS与HTTP的区别？</w:t>
-      </w:r>
-    </w:p>
-    <w:p>
-      <w:pPr>
-        <w:rPr>
-          <w:rFonts w:hint="default"/>
-          <w:b/>
-          <w:bCs/>
-          <w:lang w:val="en-US" w:eastAsia="zh-CN"/>
-        </w:rPr>
-      </w:pPr>
-      <w:r>
-        <w:rPr>
-          <w:rFonts w:hint="default"/>
-          <w:b/>
-          <w:bCs/>
-          <w:lang w:val="en-US" w:eastAsia="zh-CN"/>
-        </w:rPr>
-        <w:t>什么是数字证书？</w:t>
-      </w:r>
-    </w:p>
-    <w:p>
-      <w:pPr>
-        <w:rPr>
-          <w:rFonts w:hint="default"/>
-          <w:b/>
-          <w:bCs/>
-          <w:lang w:val="en-US" w:eastAsia="zh-CN"/>
-        </w:rPr>
-      </w:pPr>
-      <w:r>
-        <w:rPr>
-          <w:rFonts w:hint="default"/>
-          <w:b/>
-          <w:bCs/>
-          <w:lang w:val="en-US" w:eastAsia="zh-CN"/>
-        </w:rPr>
-        <w:t>HTTPS原理</w:t>
-      </w:r>
-    </w:p>
-    <w:p>
-      <w:pPr>
-        <w:rPr>
-          <w:rFonts w:hint="default"/>
-          <w:b/>
-          <w:bCs/>
-          <w:lang w:val="en-US" w:eastAsia="zh-CN"/>
-        </w:rPr>
-      </w:pPr>
-      <w:r>
-        <w:rPr>
-          <w:rFonts w:hint="default"/>
-          <w:b/>
-          <w:bCs/>
-          <w:lang w:val="en-US" w:eastAsia="zh-CN"/>
-        </w:rPr>
-        <w:t>DNS 的解析过程？</w:t>
-      </w:r>
-    </w:p>
-    <w:p>
-      <w:pPr>
-        <w:rPr>
-          <w:rFonts w:hint="default"/>
-          <w:b/>
-          <w:bCs/>
-          <w:lang w:val="en-US" w:eastAsia="zh-CN"/>
-        </w:rPr>
-      </w:pPr>
-      <w:r>
-        <w:rPr>
-          <w:rFonts w:hint="default"/>
-          <w:b/>
-          <w:bCs/>
-          <w:lang w:val="en-US" w:eastAsia="zh-CN"/>
-        </w:rPr>
-        <w:t>浏览器中输入URL返回页面过程？</w:t>
-      </w:r>
-    </w:p>
-    <w:p>
-      <w:pPr>
-        <w:rPr>
-          <w:rFonts w:hint="default"/>
-          <w:b/>
-          <w:bCs/>
-          <w:lang w:val="en-US" w:eastAsia="zh-CN"/>
-        </w:rPr>
-      </w:pPr>
-      <w:r>
-        <w:rPr>
-          <w:rFonts w:hint="default"/>
-          <w:b/>
-          <w:bCs/>
-          <w:lang w:val="en-US" w:eastAsia="zh-CN"/>
-        </w:rPr>
-        <w:t>什么是cookie和session？</w:t>
-      </w:r>
-    </w:p>
-    <w:p>
-      <w:pPr>
-        <w:rPr>
-          <w:rFonts w:hint="default"/>
-          <w:b/>
-          <w:bCs/>
-          <w:lang w:val="en-US" w:eastAsia="zh-CN"/>
-        </w:rPr>
-      </w:pPr>
-      <w:r>
-        <w:rPr>
-          <w:rFonts w:hint="default"/>
-          <w:b/>
-          <w:bCs/>
-          <w:lang w:val="en-US" w:eastAsia="zh-CN"/>
-        </w:rPr>
-        <w:t>cookie和session的区别？</w:t>
-      </w:r>
-    </w:p>
-    <w:p>
-      <w:pPr>
-        <w:rPr>
-          <w:rFonts w:hint="default"/>
-          <w:b/>
-          <w:bCs/>
-          <w:lang w:val="en-US" w:eastAsia="zh-CN"/>
-        </w:rPr>
-      </w:pPr>
-      <w:r>
-        <w:rPr>
-          <w:rFonts w:hint="default"/>
-          <w:b/>
-          <w:bCs/>
-          <w:lang w:val="en-US" w:eastAsia="zh-CN"/>
-        </w:rPr>
-        <w:t>什么是对称加密和非对称加密？</w:t>
-      </w:r>
-    </w:p>
-    <w:p>
-      <w:pPr>
-        <w:rPr>
-          <w:rFonts w:hint="default"/>
-          <w:b/>
-          <w:bCs/>
-          <w:lang w:val="en-US" w:eastAsia="zh-CN"/>
-        </w:rPr>
-      </w:pPr>
-      <w:r>
-        <w:rPr>
-          <w:rFonts w:hint="default"/>
-          <w:b/>
-          <w:bCs/>
-          <w:lang w:val="en-US" w:eastAsia="zh-CN"/>
-        </w:rPr>
-        <w:t>说 WebSocket与socket的区别</w:t>
-      </w:r>
-    </w:p>
-    <w:p>
-      <w:pPr>
-        <w:rPr>
-          <w:rFonts w:hint="default"/>
-          <w:b/>
-          <w:bCs/>
-          <w:lang w:val="en-US" w:eastAsia="zh-CN"/>
-        </w:rPr>
-      </w:pPr>
-      <w:r>
-        <w:rPr>
-          <w:rFonts w:hint="default"/>
-          <w:b/>
-          <w:bCs/>
-          <w:lang w:val="en-US" w:eastAsia="zh-CN"/>
-        </w:rPr>
-        <w:t>ARP协议的工作过程？</w:t>
-      </w:r>
-    </w:p>
-    <w:p>
-      <w:pPr>
-        <w:rPr>
-          <w:rFonts w:hint="default"/>
-          <w:b/>
-          <w:bCs/>
-          <w:lang w:val="en-US" w:eastAsia="zh-CN"/>
-        </w:rPr>
-      </w:pPr>
-      <w:r>
-        <w:rPr>
-          <w:rFonts w:hint="default"/>
-          <w:b/>
-          <w:bCs/>
-          <w:lang w:val="en-US" w:eastAsia="zh-CN"/>
-        </w:rPr>
-        <w:t>ICMP协议的功能</w:t>
-      </w:r>
-    </w:p>
-    <w:p>
-      <w:pPr>
-        <w:rPr>
-          <w:rFonts w:hint="default"/>
-          <w:b/>
-          <w:bCs/>
-          <w:lang w:val="en-US" w:eastAsia="zh-CN"/>
-        </w:rPr>
-      </w:pPr>
-      <w:r>
-        <w:rPr>
-          <w:rFonts w:hint="default"/>
-          <w:b/>
-          <w:bCs/>
-          <w:lang w:val="en-US" w:eastAsia="zh-CN"/>
-        </w:rPr>
-        <w:t>什么是DoS、DDoS、DRDoS攻击？</w:t>
-      </w:r>
-    </w:p>
-    <w:p>
-      <w:pPr>
-        <w:rPr>
-          <w:rFonts w:hint="default"/>
-          <w:b/>
-          <w:bCs/>
-          <w:lang w:val="en-US" w:eastAsia="zh-CN"/>
-        </w:rPr>
-      </w:pPr>
+      <w:r>
+        <w:rPr>
+          <w:rFonts w:hint="eastAsia"/>
+          <w:b/>
+          <w:bCs/>
+          <w:lang w:val="en-US" w:eastAsia="zh-CN"/>
+        </w:rPr>
+        <w:t>证书验证、协商对称密钥、加密传输</w:t>
+      </w:r>
+    </w:p>
+    <w:p>
+      <w:pPr>
+        <w:rPr>
+          <w:rFonts w:hint="eastAsia"/>
+          <w:b/>
+          <w:bCs/>
+          <w:lang w:val="en-US" w:eastAsia="zh-CN"/>
+        </w:rPr>
+      </w:pPr>
+      <w:r>
+        <w:rPr>
+          <w:rFonts w:hint="eastAsia"/>
+          <w:b/>
+          <w:bCs/>
+          <w:lang w:val="en-US" w:eastAsia="zh-CN"/>
+        </w:rPr>
+        <w:t>DNS 解析流程？答：浏览器 → 本地缓存 → 递归 DNS → 根 DNS → 顶级 DNS → 权威 DNS → 返回 IP。</w:t>
+      </w:r>
+    </w:p>
+    <w:p>
+      <w:pPr>
+        <w:rPr>
+          <w:rFonts w:hint="eastAsia"/>
+          <w:b/>
+          <w:bCs/>
+          <w:lang w:val="en-US" w:eastAsia="zh-CN"/>
+        </w:rPr>
+      </w:pPr>
+      <w:r>
+        <w:rPr>
+          <w:rFonts w:hint="eastAsia"/>
+          <w:b/>
+          <w:bCs/>
+          <w:lang w:val="en-US" w:eastAsia="zh-CN"/>
+        </w:rPr>
+        <w:t>输入 URL 到页面展示流程？答：DNS 解析 → TCP 连接 → 发送 HTTP 请求 → 服务器响应 → 浏览器渲染。</w:t>
+      </w:r>
+    </w:p>
+    <w:p>
+      <w:pPr>
+        <w:rPr>
+          <w:rFonts w:hint="eastAsia"/>
+          <w:b/>
+          <w:bCs/>
+          <w:lang w:val="en-US" w:eastAsia="zh-CN"/>
+        </w:rPr>
+      </w:pPr>
+      <w:r>
+        <w:rPr>
+          <w:rFonts w:hint="eastAsia"/>
+          <w:b/>
+          <w:bCs/>
+          <w:lang w:val="en-US" w:eastAsia="zh-CN"/>
+        </w:rPr>
+        <w:t>Cookie / Session区别？答：Cookie：客户端存，不安全，小；Session：服务端存，安全，大；Session 依赖 Cookie 传 SessionId。</w:t>
+      </w:r>
+    </w:p>
+    <w:p>
+      <w:pPr>
+        <w:rPr>
+          <w:rFonts w:hint="eastAsia"/>
+          <w:b/>
+          <w:bCs/>
+          <w:lang w:val="en-US" w:eastAsia="zh-CN"/>
+        </w:rPr>
+      </w:pPr>
+      <w:r>
+        <w:rPr>
+          <w:rFonts w:hint="eastAsia"/>
+          <w:b/>
+          <w:bCs/>
+          <w:lang w:val="en-US" w:eastAsia="zh-CN"/>
+        </w:rPr>
+        <w:t>对称 / 非对称加密区别？答：对称：加密解密同密钥，快；非对称：公钥加密、私钥解密，安全但慢。</w:t>
+      </w:r>
+    </w:p>
+    <w:p>
+      <w:pPr>
+        <w:rPr>
+          <w:rFonts w:hint="eastAsia"/>
+          <w:b/>
+          <w:bCs/>
+          <w:lang w:val="en-US" w:eastAsia="zh-CN"/>
+        </w:rPr>
+      </w:pPr>
+      <w:r>
+        <w:rPr>
+          <w:rFonts w:hint="eastAsia"/>
+          <w:b/>
+          <w:bCs/>
+          <w:lang w:val="en-US" w:eastAsia="zh-CN"/>
+        </w:rPr>
+        <w:t>WebSocket vs Socket区别？答：Socket：接口，不是协议；WebSocket：应用层协议，全双工，长连接，基于 HTTP 握手。</w:t>
+      </w:r>
+    </w:p>
+    <w:p>
+      <w:pPr>
+        <w:rPr>
+          <w:rFonts w:hint="eastAsia"/>
+          <w:b/>
+          <w:bCs/>
+          <w:lang w:val="en-US" w:eastAsia="zh-CN"/>
+        </w:rPr>
+      </w:pPr>
+      <w:r>
+        <w:rPr>
+          <w:rFonts w:hint="eastAsia"/>
+          <w:b/>
+          <w:bCs/>
+          <w:lang w:val="en-US" w:eastAsia="zh-CN"/>
+        </w:rPr>
+        <w:t>ARP是什么？答：通过 IP 找 MAC 地址，广播请求，单播回应。</w:t>
+      </w:r>
+    </w:p>
+    <w:p>
+      <w:pPr>
+        <w:rPr>
+          <w:rFonts w:hint="eastAsia"/>
+          <w:b/>
+          <w:bCs/>
+          <w:lang w:val="en-US" w:eastAsia="zh-CN"/>
+        </w:rPr>
+      </w:pPr>
+      <w:r>
+        <w:rPr>
+          <w:rFonts w:hint="eastAsia"/>
+          <w:b/>
+          <w:bCs/>
+          <w:lang w:val="en-US" w:eastAsia="zh-CN"/>
+        </w:rPr>
+        <w:t>ICMP是什么？答：网络探测、差错报告，如 ping。</w:t>
+      </w:r>
+    </w:p>
+    <w:p>
+      <w:pPr>
+        <w:rPr>
+          <w:rFonts w:hint="eastAsia"/>
+          <w:b/>
+          <w:bCs/>
+          <w:lang w:val="en-US" w:eastAsia="zh-CN"/>
+        </w:rPr>
+      </w:pPr>
+      <w:r>
+        <w:rPr>
+          <w:rFonts w:hint="eastAsia"/>
+          <w:b/>
+          <w:bCs/>
+          <w:lang w:val="en-US" w:eastAsia="zh-CN"/>
+        </w:rPr>
+        <w:t>DoS / DDoS / DRDoS</w:t>
+      </w:r>
+    </w:p>
+    <w:p>
+      <w:pPr>
+        <w:rPr>
+          <w:rFonts w:hint="eastAsia"/>
+          <w:b/>
+          <w:bCs/>
+          <w:lang w:val="en-US" w:eastAsia="zh-CN"/>
+        </w:rPr>
+      </w:pPr>
+      <w:r>
+        <w:rPr>
+          <w:rFonts w:hint="eastAsia"/>
+          <w:b/>
+          <w:bCs/>
+          <w:lang w:val="en-US" w:eastAsia="zh-CN"/>
+        </w:rPr>
+        <w:t>DoS：单机攻击</w:t>
+      </w:r>
+    </w:p>
+    <w:p>
+      <w:pPr>
+        <w:rPr>
+          <w:rFonts w:hint="eastAsia"/>
+          <w:b/>
+          <w:bCs/>
+          <w:lang w:val="en-US" w:eastAsia="zh-CN"/>
+        </w:rPr>
+      </w:pPr>
+      <w:r>
+        <w:rPr>
+          <w:rFonts w:hint="eastAsia"/>
+          <w:b/>
+          <w:bCs/>
+          <w:lang w:val="en-US" w:eastAsia="zh-CN"/>
+        </w:rPr>
+        <w:t>DDoS：分布式攻击</w:t>
+      </w:r>
+    </w:p>
+    <w:p>
+      <w:pPr>
+        <w:rPr>
+          <w:rFonts w:hint="default"/>
+          <w:b/>
+          <w:bCs/>
+          <w:lang w:val="en-US" w:eastAsia="zh-CN"/>
+        </w:rPr>
+      </w:pPr>
+      <w:r>
+        <w:rPr>
+          <w:rFonts w:hint="eastAsia"/>
+          <w:b/>
+          <w:bCs/>
+          <w:lang w:val="en-US" w:eastAsia="zh-CN"/>
+        </w:rPr>
+        <w:t>DRDoS：反射放大攻击</w:t>
+      </w:r>
       <w:r>
         <w:rPr>
           <w:rFonts w:hint="default"/>

--- a/八股.docx
+++ b/八股.docx
@@ -2401,6 +2401,1040 @@
       <w:pPr>
         <w:rPr>
           <w:rFonts w:hint="default"/>
+          <w:b w:val="0"/>
+          <w:bCs w:val="0"/>
+          <w:lang w:val="en-US" w:eastAsia="zh-CN"/>
+        </w:rPr>
+      </w:pPr>
+    </w:p>
+    <w:p>
+      <w:pPr>
+        <w:rPr>
+          <w:rFonts w:hint="default" w:ascii="宋体" w:hAnsi="宋体" w:eastAsia="宋体" w:cs="宋体"/>
+          <w:b/>
+          <w:bCs/>
+          <w:sz w:val="21"/>
+          <w:szCs w:val="21"/>
+          <w:lang w:val="en-US" w:eastAsia="zh-CN"/>
+        </w:rPr>
+      </w:pPr>
+      <w:r>
+        <w:rPr>
+          <w:rFonts w:ascii="宋体" w:hAnsi="宋体" w:eastAsia="宋体" w:cs="宋体"/>
+          <w:b/>
+          <w:bCs/>
+          <w:sz w:val="21"/>
+          <w:szCs w:val="21"/>
+        </w:rPr>
+        <w:t>懒汉式 / 饿汉式 /DCL 双重校验锁（懒加载 + 安全 + 高性能）</w:t>
+      </w:r>
+      <w:r>
+        <w:rPr>
+          <w:rFonts w:hint="eastAsia" w:ascii="宋体" w:hAnsi="宋体" w:eastAsia="宋体" w:cs="宋体"/>
+          <w:b/>
+          <w:bCs/>
+          <w:sz w:val="21"/>
+          <w:szCs w:val="21"/>
+          <w:lang w:val="en-US" w:eastAsia="zh-CN"/>
+        </w:rPr>
+        <w:t>区别在哪？答：</w:t>
+      </w:r>
+    </w:p>
+    <w:p>
+      <w:pPr>
+        <w:rPr>
+          <w:rFonts w:hint="default" w:ascii="宋体" w:hAnsi="宋体" w:eastAsia="宋体" w:cs="宋体"/>
+          <w:b w:val="0"/>
+          <w:bCs w:val="0"/>
+          <w:sz w:val="21"/>
+          <w:szCs w:val="21"/>
+          <w:lang w:val="en-US" w:eastAsia="zh-CN"/>
+        </w:rPr>
+      </w:pPr>
+      <w:r>
+        <w:rPr>
+          <w:rFonts w:hint="default" w:ascii="宋体" w:hAnsi="宋体" w:eastAsia="宋体" w:cs="宋体"/>
+          <w:b w:val="0"/>
+          <w:bCs w:val="0"/>
+          <w:sz w:val="21"/>
+          <w:szCs w:val="21"/>
+          <w:lang w:val="en-US" w:eastAsia="zh-CN"/>
+        </w:rPr>
+        <w:t>饿汉式在类加载时就创建实例，非懒加载、线程安全、性能最好。</w:t>
+      </w:r>
+    </w:p>
+    <w:p>
+      <w:pPr>
+        <w:rPr>
+          <w:rFonts w:hint="default" w:ascii="宋体" w:hAnsi="宋体" w:eastAsia="宋体" w:cs="宋体"/>
+          <w:b w:val="0"/>
+          <w:bCs w:val="0"/>
+          <w:sz w:val="21"/>
+          <w:szCs w:val="21"/>
+          <w:lang w:val="en-US" w:eastAsia="zh-CN"/>
+        </w:rPr>
+      </w:pPr>
+      <w:r>
+        <w:rPr>
+          <w:rFonts w:hint="default" w:ascii="宋体" w:hAnsi="宋体" w:eastAsia="宋体" w:cs="宋体"/>
+          <w:b w:val="0"/>
+          <w:bCs w:val="0"/>
+          <w:sz w:val="21"/>
+          <w:szCs w:val="21"/>
+          <w:lang w:val="en-US" w:eastAsia="zh-CN"/>
+        </w:rPr>
+        <w:t>懒汉式是用到时才创建，懒加载、线程不安全，多线程下会产生多个实例。</w:t>
+      </w:r>
+    </w:p>
+    <w:p>
+      <w:pPr>
+        <w:rPr>
+          <w:rFonts w:hint="eastAsia" w:ascii="宋体" w:hAnsi="宋体" w:eastAsia="宋体" w:cs="宋体"/>
+          <w:b w:val="0"/>
+          <w:bCs w:val="0"/>
+          <w:sz w:val="21"/>
+          <w:szCs w:val="21"/>
+          <w:lang w:val="en-US" w:eastAsia="zh-CN"/>
+        </w:rPr>
+      </w:pPr>
+      <w:r>
+        <w:rPr>
+          <w:rFonts w:hint="default" w:ascii="宋体" w:hAnsi="宋体" w:eastAsia="宋体" w:cs="宋体"/>
+          <w:b w:val="0"/>
+          <w:bCs w:val="0"/>
+          <w:sz w:val="21"/>
+          <w:szCs w:val="21"/>
+          <w:lang w:val="en-US" w:eastAsia="zh-CN"/>
+        </w:rPr>
+        <w:t>DCL通过 volatile</w:t>
+      </w:r>
+      <w:r>
+        <w:rPr>
+          <w:rFonts w:hint="eastAsia" w:ascii="宋体" w:hAnsi="宋体" w:eastAsia="宋体" w:cs="宋体"/>
+          <w:b w:val="0"/>
+          <w:bCs w:val="0"/>
+          <w:sz w:val="21"/>
+          <w:szCs w:val="21"/>
+          <w:lang w:val="en-US" w:eastAsia="zh-CN"/>
+        </w:rPr>
+        <w:t>修饰实例变量</w:t>
+      </w:r>
+      <w:r>
+        <w:rPr>
+          <w:rFonts w:hint="default" w:ascii="宋体" w:hAnsi="宋体" w:eastAsia="宋体" w:cs="宋体"/>
+          <w:b w:val="0"/>
+          <w:bCs w:val="0"/>
+          <w:sz w:val="21"/>
+          <w:szCs w:val="21"/>
+          <w:lang w:val="en-US" w:eastAsia="zh-CN"/>
+        </w:rPr>
+        <w:t xml:space="preserve"> + synchronized</w:t>
+      </w:r>
+      <w:r>
+        <w:rPr>
+          <w:rFonts w:hint="eastAsia" w:ascii="宋体" w:hAnsi="宋体" w:eastAsia="宋体" w:cs="宋体"/>
+          <w:b w:val="0"/>
+          <w:bCs w:val="0"/>
+          <w:sz w:val="21"/>
+          <w:szCs w:val="21"/>
+          <w:lang w:val="en-US" w:eastAsia="zh-CN"/>
+        </w:rPr>
+        <w:t>同步代码块</w:t>
+      </w:r>
+      <w:r>
+        <w:rPr>
+          <w:rFonts w:hint="default" w:ascii="宋体" w:hAnsi="宋体" w:eastAsia="宋体" w:cs="宋体"/>
+          <w:b w:val="0"/>
+          <w:bCs w:val="0"/>
+          <w:sz w:val="21"/>
+          <w:szCs w:val="21"/>
+          <w:lang w:val="en-US" w:eastAsia="zh-CN"/>
+        </w:rPr>
+        <w:t xml:space="preserve"> 实现双重校验，既保证懒加载，又保证线程安全，同时性能很高，是最常用的单例实现</w:t>
+      </w:r>
+      <w:r>
+        <w:rPr>
+          <w:rFonts w:hint="eastAsia" w:ascii="宋体" w:hAnsi="宋体" w:eastAsia="宋体" w:cs="宋体"/>
+          <w:b w:val="0"/>
+          <w:bCs w:val="0"/>
+          <w:sz w:val="21"/>
+          <w:szCs w:val="21"/>
+          <w:lang w:val="en-US" w:eastAsia="zh-CN"/>
+        </w:rPr>
+        <w:t>。</w:t>
+      </w:r>
+    </w:p>
+    <w:p>
+      <w:pPr>
+        <w:rPr>
+          <w:rFonts w:hint="default" w:ascii="宋体" w:hAnsi="宋体" w:eastAsia="宋体" w:cs="宋体"/>
+          <w:b w:val="0"/>
+          <w:bCs w:val="0"/>
+          <w:sz w:val="21"/>
+          <w:szCs w:val="21"/>
+          <w:lang w:val="en-US" w:eastAsia="zh-CN"/>
+        </w:rPr>
+      </w:pPr>
+      <w:r>
+        <w:rPr>
+          <w:rFonts w:hint="eastAsia" w:ascii="宋体" w:hAnsi="宋体" w:eastAsia="宋体" w:cs="宋体"/>
+          <w:b w:val="0"/>
+          <w:bCs w:val="0"/>
+          <w:sz w:val="21"/>
+          <w:szCs w:val="21"/>
+          <w:lang w:val="en-US" w:eastAsia="zh-CN"/>
+        </w:rPr>
+        <w:t>D</w:t>
+      </w:r>
+      <w:bookmarkStart w:id="0" w:name="_GoBack"/>
+      <w:bookmarkEnd w:id="0"/>
+      <w:r>
+        <w:rPr>
+          <w:rFonts w:hint="default" w:ascii="宋体" w:hAnsi="宋体" w:eastAsia="宋体" w:cs="宋体"/>
+          <w:b w:val="0"/>
+          <w:bCs w:val="0"/>
+          <w:sz w:val="21"/>
+          <w:szCs w:val="21"/>
+          <w:lang w:val="en-US" w:eastAsia="zh-CN"/>
+        </w:rPr>
+        <w:t>CL单例的关键：`volatile` 修饰实例变量 + 两层 `instance == null` 检查 + `synchronized` 同步代码块。</w:t>
+      </w:r>
+    </w:p>
+    <w:p>
+      <w:pPr>
+        <w:rPr>
+          <w:rFonts w:hint="eastAsia" w:ascii="宋体" w:hAnsi="宋体" w:eastAsia="宋体" w:cs="宋体"/>
+          <w:b w:val="0"/>
+          <w:bCs w:val="0"/>
+          <w:sz w:val="21"/>
+          <w:szCs w:val="21"/>
+          <w:lang w:val="en-US" w:eastAsia="zh-CN"/>
+        </w:rPr>
+      </w:pPr>
+      <w:r>
+        <w:rPr>
+          <w:rFonts w:hint="eastAsia" w:ascii="宋体" w:hAnsi="宋体" w:eastAsia="宋体" w:cs="宋体"/>
+          <w:b w:val="0"/>
+          <w:bCs w:val="0"/>
+          <w:sz w:val="21"/>
+          <w:szCs w:val="21"/>
+          <w:lang w:val="en-US" w:eastAsia="zh-CN"/>
+        </w:rPr>
+        <w:t>DCL代码：</w:t>
+      </w:r>
+      <w:r>
+        <w:rPr>
+          <w:rFonts w:hint="eastAsia" w:ascii="宋体" w:hAnsi="宋体" w:eastAsia="宋体" w:cs="宋体"/>
+          <w:b w:val="0"/>
+          <w:bCs w:val="0"/>
+          <w:sz w:val="21"/>
+          <w:szCs w:val="21"/>
+          <w:lang w:val="en-US" w:eastAsia="zh-CN"/>
+        </w:rPr>
+        <w:br w:type="textWrapping"/>
+      </w:r>
+      <w:r>
+        <w:rPr>
+          <w:rFonts w:hint="eastAsia" w:ascii="宋体" w:hAnsi="宋体" w:eastAsia="宋体" w:cs="宋体"/>
+          <w:b w:val="0"/>
+          <w:bCs w:val="0"/>
+          <w:sz w:val="21"/>
+          <w:szCs w:val="21"/>
+          <w:lang w:val="en-US" w:eastAsia="zh-CN"/>
+        </w:rPr>
+        <w:t>public class Singleton {</w:t>
+      </w:r>
+    </w:p>
+    <w:p>
+      <w:pPr>
+        <w:rPr>
+          <w:rFonts w:hint="eastAsia" w:ascii="宋体" w:hAnsi="宋体" w:eastAsia="宋体" w:cs="宋体"/>
+          <w:b w:val="0"/>
+          <w:bCs w:val="0"/>
+          <w:sz w:val="21"/>
+          <w:szCs w:val="21"/>
+          <w:lang w:val="en-US" w:eastAsia="zh-CN"/>
+        </w:rPr>
+      </w:pPr>
+      <w:r>
+        <w:rPr>
+          <w:rFonts w:hint="eastAsia" w:ascii="宋体" w:hAnsi="宋体" w:eastAsia="宋体" w:cs="宋体"/>
+          <w:b w:val="0"/>
+          <w:bCs w:val="0"/>
+          <w:sz w:val="21"/>
+          <w:szCs w:val="21"/>
+          <w:lang w:val="en-US" w:eastAsia="zh-CN"/>
+        </w:rPr>
+        <w:t xml:space="preserve">    // 1. 必须加 volatile！禁止指令重排</w:t>
+      </w:r>
+    </w:p>
+    <w:p>
+      <w:pPr>
+        <w:rPr>
+          <w:rFonts w:hint="eastAsia" w:ascii="宋体" w:hAnsi="宋体" w:eastAsia="宋体" w:cs="宋体"/>
+          <w:b w:val="0"/>
+          <w:bCs w:val="0"/>
+          <w:sz w:val="21"/>
+          <w:szCs w:val="21"/>
+          <w:lang w:val="en-US" w:eastAsia="zh-CN"/>
+        </w:rPr>
+      </w:pPr>
+      <w:r>
+        <w:rPr>
+          <w:rFonts w:hint="eastAsia" w:ascii="宋体" w:hAnsi="宋体" w:eastAsia="宋体" w:cs="宋体"/>
+          <w:b w:val="0"/>
+          <w:bCs w:val="0"/>
+          <w:sz w:val="21"/>
+          <w:szCs w:val="21"/>
+          <w:lang w:val="en-US" w:eastAsia="zh-CN"/>
+        </w:rPr>
+        <w:t xml:space="preserve">    private static volatile Singleton instance;</w:t>
+      </w:r>
+    </w:p>
+    <w:p>
+      <w:pPr>
+        <w:rPr>
+          <w:rFonts w:hint="eastAsia" w:ascii="宋体" w:hAnsi="宋体" w:eastAsia="宋体" w:cs="宋体"/>
+          <w:b w:val="0"/>
+          <w:bCs w:val="0"/>
+          <w:sz w:val="21"/>
+          <w:szCs w:val="21"/>
+          <w:lang w:val="en-US" w:eastAsia="zh-CN"/>
+        </w:rPr>
+      </w:pPr>
+      <w:r>
+        <w:rPr>
+          <w:rFonts w:hint="eastAsia" w:ascii="宋体" w:hAnsi="宋体" w:eastAsia="宋体" w:cs="宋体"/>
+          <w:b w:val="0"/>
+          <w:bCs w:val="0"/>
+          <w:sz w:val="21"/>
+          <w:szCs w:val="21"/>
+          <w:lang w:val="en-US" w:eastAsia="zh-CN"/>
+        </w:rPr>
+        <w:t xml:space="preserve">    // 2. 私有构造方法：禁止外部 new 对象</w:t>
+      </w:r>
+    </w:p>
+    <w:p>
+      <w:pPr>
+        <w:rPr>
+          <w:rFonts w:hint="eastAsia" w:ascii="宋体" w:hAnsi="宋体" w:eastAsia="宋体" w:cs="宋体"/>
+          <w:b w:val="0"/>
+          <w:bCs w:val="0"/>
+          <w:sz w:val="21"/>
+          <w:szCs w:val="21"/>
+          <w:lang w:val="en-US" w:eastAsia="zh-CN"/>
+        </w:rPr>
+      </w:pPr>
+      <w:r>
+        <w:rPr>
+          <w:rFonts w:hint="eastAsia" w:ascii="宋体" w:hAnsi="宋体" w:eastAsia="宋体" w:cs="宋体"/>
+          <w:b w:val="0"/>
+          <w:bCs w:val="0"/>
+          <w:sz w:val="21"/>
+          <w:szCs w:val="21"/>
+          <w:lang w:val="en-US" w:eastAsia="zh-CN"/>
+        </w:rPr>
+        <w:t xml:space="preserve">    private Singleton() {}</w:t>
+      </w:r>
+    </w:p>
+    <w:p>
+      <w:pPr>
+        <w:rPr>
+          <w:rFonts w:hint="eastAsia" w:ascii="宋体" w:hAnsi="宋体" w:eastAsia="宋体" w:cs="宋体"/>
+          <w:b w:val="0"/>
+          <w:bCs w:val="0"/>
+          <w:sz w:val="21"/>
+          <w:szCs w:val="21"/>
+          <w:lang w:val="en-US" w:eastAsia="zh-CN"/>
+        </w:rPr>
+      </w:pPr>
+      <w:r>
+        <w:rPr>
+          <w:rFonts w:hint="eastAsia" w:ascii="宋体" w:hAnsi="宋体" w:eastAsia="宋体" w:cs="宋体"/>
+          <w:b w:val="0"/>
+          <w:bCs w:val="0"/>
+          <w:sz w:val="21"/>
+          <w:szCs w:val="21"/>
+          <w:lang w:val="en-US" w:eastAsia="zh-CN"/>
+        </w:rPr>
+        <w:t xml:space="preserve">    // 3. 全局获取单例的方法</w:t>
+      </w:r>
+    </w:p>
+    <w:p>
+      <w:pPr>
+        <w:rPr>
+          <w:rFonts w:hint="eastAsia" w:ascii="宋体" w:hAnsi="宋体" w:eastAsia="宋体" w:cs="宋体"/>
+          <w:b w:val="0"/>
+          <w:bCs w:val="0"/>
+          <w:sz w:val="21"/>
+          <w:szCs w:val="21"/>
+          <w:lang w:val="en-US" w:eastAsia="zh-CN"/>
+        </w:rPr>
+      </w:pPr>
+      <w:r>
+        <w:rPr>
+          <w:rFonts w:hint="eastAsia" w:ascii="宋体" w:hAnsi="宋体" w:eastAsia="宋体" w:cs="宋体"/>
+          <w:b w:val="0"/>
+          <w:bCs w:val="0"/>
+          <w:sz w:val="21"/>
+          <w:szCs w:val="21"/>
+          <w:lang w:val="en-US" w:eastAsia="zh-CN"/>
+        </w:rPr>
+        <w:t xml:space="preserve">    public static Singleton getInstance() {</w:t>
+      </w:r>
+    </w:p>
+    <w:p>
+      <w:pPr>
+        <w:rPr>
+          <w:rFonts w:hint="eastAsia" w:ascii="宋体" w:hAnsi="宋体" w:eastAsia="宋体" w:cs="宋体"/>
+          <w:b w:val="0"/>
+          <w:bCs w:val="0"/>
+          <w:sz w:val="21"/>
+          <w:szCs w:val="21"/>
+          <w:lang w:val="en-US" w:eastAsia="zh-CN"/>
+        </w:rPr>
+      </w:pPr>
+      <w:r>
+        <w:rPr>
+          <w:rFonts w:hint="eastAsia" w:ascii="宋体" w:hAnsi="宋体" w:eastAsia="宋体" w:cs="宋体"/>
+          <w:b w:val="0"/>
+          <w:bCs w:val="0"/>
+          <w:sz w:val="21"/>
+          <w:szCs w:val="21"/>
+          <w:lang w:val="en-US" w:eastAsia="zh-CN"/>
+        </w:rPr>
+        <w:t xml:space="preserve">        // 第一次校验：不加锁，提高性能</w:t>
+      </w:r>
+    </w:p>
+    <w:p>
+      <w:pPr>
+        <w:rPr>
+          <w:rFonts w:hint="eastAsia" w:ascii="宋体" w:hAnsi="宋体" w:eastAsia="宋体" w:cs="宋体"/>
+          <w:b w:val="0"/>
+          <w:bCs w:val="0"/>
+          <w:sz w:val="21"/>
+          <w:szCs w:val="21"/>
+          <w:lang w:val="en-US" w:eastAsia="zh-CN"/>
+        </w:rPr>
+      </w:pPr>
+      <w:r>
+        <w:rPr>
+          <w:rFonts w:hint="eastAsia" w:ascii="宋体" w:hAnsi="宋体" w:eastAsia="宋体" w:cs="宋体"/>
+          <w:b w:val="0"/>
+          <w:bCs w:val="0"/>
+          <w:sz w:val="21"/>
+          <w:szCs w:val="21"/>
+          <w:lang w:val="en-US" w:eastAsia="zh-CN"/>
+        </w:rPr>
+        <w:t xml:space="preserve">        if (instance == null) {</w:t>
+      </w:r>
+    </w:p>
+    <w:p>
+      <w:pPr>
+        <w:rPr>
+          <w:rFonts w:hint="eastAsia" w:ascii="宋体" w:hAnsi="宋体" w:eastAsia="宋体" w:cs="宋体"/>
+          <w:b w:val="0"/>
+          <w:bCs w:val="0"/>
+          <w:sz w:val="21"/>
+          <w:szCs w:val="21"/>
+          <w:lang w:val="en-US" w:eastAsia="zh-CN"/>
+        </w:rPr>
+      </w:pPr>
+      <w:r>
+        <w:rPr>
+          <w:rFonts w:hint="eastAsia" w:ascii="宋体" w:hAnsi="宋体" w:eastAsia="宋体" w:cs="宋体"/>
+          <w:b w:val="0"/>
+          <w:bCs w:val="0"/>
+          <w:sz w:val="21"/>
+          <w:szCs w:val="21"/>
+          <w:lang w:val="en-US" w:eastAsia="zh-CN"/>
+        </w:rPr>
+        <w:t xml:space="preserve">            // 加锁：保证同一时间只有一个线程创建</w:t>
+      </w:r>
+    </w:p>
+    <w:p>
+      <w:pPr>
+        <w:rPr>
+          <w:rFonts w:hint="eastAsia" w:ascii="宋体" w:hAnsi="宋体" w:eastAsia="宋体" w:cs="宋体"/>
+          <w:b w:val="0"/>
+          <w:bCs w:val="0"/>
+          <w:sz w:val="21"/>
+          <w:szCs w:val="21"/>
+          <w:lang w:val="en-US" w:eastAsia="zh-CN"/>
+        </w:rPr>
+      </w:pPr>
+      <w:r>
+        <w:rPr>
+          <w:rFonts w:hint="eastAsia" w:ascii="宋体" w:hAnsi="宋体" w:eastAsia="宋体" w:cs="宋体"/>
+          <w:b w:val="0"/>
+          <w:bCs w:val="0"/>
+          <w:sz w:val="21"/>
+          <w:szCs w:val="21"/>
+          <w:lang w:val="en-US" w:eastAsia="zh-CN"/>
+        </w:rPr>
+        <w:t xml:space="preserve">            synchronized (Singleton.class) {</w:t>
+      </w:r>
+    </w:p>
+    <w:p>
+      <w:pPr>
+        <w:rPr>
+          <w:rFonts w:hint="eastAsia" w:ascii="宋体" w:hAnsi="宋体" w:eastAsia="宋体" w:cs="宋体"/>
+          <w:b w:val="0"/>
+          <w:bCs w:val="0"/>
+          <w:sz w:val="21"/>
+          <w:szCs w:val="21"/>
+          <w:lang w:val="en-US" w:eastAsia="zh-CN"/>
+        </w:rPr>
+      </w:pPr>
+      <w:r>
+        <w:rPr>
+          <w:rFonts w:hint="eastAsia" w:ascii="宋体" w:hAnsi="宋体" w:eastAsia="宋体" w:cs="宋体"/>
+          <w:b w:val="0"/>
+          <w:bCs w:val="0"/>
+          <w:sz w:val="21"/>
+          <w:szCs w:val="21"/>
+          <w:lang w:val="en-US" w:eastAsia="zh-CN"/>
+        </w:rPr>
+        <w:t xml:space="preserve">                // 第二次校验：防止多线程同时等待锁后重复创建</w:t>
+      </w:r>
+    </w:p>
+    <w:p>
+      <w:pPr>
+        <w:rPr>
+          <w:rFonts w:hint="eastAsia" w:ascii="宋体" w:hAnsi="宋体" w:eastAsia="宋体" w:cs="宋体"/>
+          <w:b w:val="0"/>
+          <w:bCs w:val="0"/>
+          <w:sz w:val="21"/>
+          <w:szCs w:val="21"/>
+          <w:lang w:val="en-US" w:eastAsia="zh-CN"/>
+        </w:rPr>
+      </w:pPr>
+      <w:r>
+        <w:rPr>
+          <w:rFonts w:hint="eastAsia" w:ascii="宋体" w:hAnsi="宋体" w:eastAsia="宋体" w:cs="宋体"/>
+          <w:b w:val="0"/>
+          <w:bCs w:val="0"/>
+          <w:sz w:val="21"/>
+          <w:szCs w:val="21"/>
+          <w:lang w:val="en-US" w:eastAsia="zh-CN"/>
+        </w:rPr>
+        <w:t xml:space="preserve">                if (instance == null) {</w:t>
+      </w:r>
+    </w:p>
+    <w:p>
+      <w:pPr>
+        <w:rPr>
+          <w:rFonts w:hint="eastAsia" w:ascii="宋体" w:hAnsi="宋体" w:eastAsia="宋体" w:cs="宋体"/>
+          <w:b w:val="0"/>
+          <w:bCs w:val="0"/>
+          <w:sz w:val="21"/>
+          <w:szCs w:val="21"/>
+          <w:lang w:val="en-US" w:eastAsia="zh-CN"/>
+        </w:rPr>
+      </w:pPr>
+      <w:r>
+        <w:rPr>
+          <w:rFonts w:hint="eastAsia" w:ascii="宋体" w:hAnsi="宋体" w:eastAsia="宋体" w:cs="宋体"/>
+          <w:b w:val="0"/>
+          <w:bCs w:val="0"/>
+          <w:sz w:val="21"/>
+          <w:szCs w:val="21"/>
+          <w:lang w:val="en-US" w:eastAsia="zh-CN"/>
+        </w:rPr>
+        <w:t xml:space="preserve">                    instance = new Singleton();</w:t>
+      </w:r>
+    </w:p>
+    <w:p>
+      <w:pPr>
+        <w:rPr>
+          <w:rFonts w:hint="eastAsia" w:ascii="宋体" w:hAnsi="宋体" w:eastAsia="宋体" w:cs="宋体"/>
+          <w:b w:val="0"/>
+          <w:bCs w:val="0"/>
+          <w:sz w:val="21"/>
+          <w:szCs w:val="21"/>
+          <w:lang w:val="en-US" w:eastAsia="zh-CN"/>
+        </w:rPr>
+      </w:pPr>
+      <w:r>
+        <w:rPr>
+          <w:rFonts w:hint="eastAsia" w:ascii="宋体" w:hAnsi="宋体" w:eastAsia="宋体" w:cs="宋体"/>
+          <w:b w:val="0"/>
+          <w:bCs w:val="0"/>
+          <w:sz w:val="21"/>
+          <w:szCs w:val="21"/>
+          <w:lang w:val="en-US" w:eastAsia="zh-CN"/>
+        </w:rPr>
+        <w:t xml:space="preserve">                }</w:t>
+      </w:r>
+    </w:p>
+    <w:p>
+      <w:pPr>
+        <w:rPr>
+          <w:rFonts w:hint="eastAsia" w:ascii="宋体" w:hAnsi="宋体" w:eastAsia="宋体" w:cs="宋体"/>
+          <w:b w:val="0"/>
+          <w:bCs w:val="0"/>
+          <w:sz w:val="21"/>
+          <w:szCs w:val="21"/>
+          <w:lang w:val="en-US" w:eastAsia="zh-CN"/>
+        </w:rPr>
+      </w:pPr>
+      <w:r>
+        <w:rPr>
+          <w:rFonts w:hint="eastAsia" w:ascii="宋体" w:hAnsi="宋体" w:eastAsia="宋体" w:cs="宋体"/>
+          <w:b w:val="0"/>
+          <w:bCs w:val="0"/>
+          <w:sz w:val="21"/>
+          <w:szCs w:val="21"/>
+          <w:lang w:val="en-US" w:eastAsia="zh-CN"/>
+        </w:rPr>
+        <w:t xml:space="preserve">            }</w:t>
+      </w:r>
+    </w:p>
+    <w:p>
+      <w:pPr>
+        <w:rPr>
+          <w:rFonts w:hint="eastAsia" w:ascii="宋体" w:hAnsi="宋体" w:eastAsia="宋体" w:cs="宋体"/>
+          <w:b w:val="0"/>
+          <w:bCs w:val="0"/>
+          <w:sz w:val="21"/>
+          <w:szCs w:val="21"/>
+          <w:lang w:val="en-US" w:eastAsia="zh-CN"/>
+        </w:rPr>
+      </w:pPr>
+      <w:r>
+        <w:rPr>
+          <w:rFonts w:hint="eastAsia" w:ascii="宋体" w:hAnsi="宋体" w:eastAsia="宋体" w:cs="宋体"/>
+          <w:b w:val="0"/>
+          <w:bCs w:val="0"/>
+          <w:sz w:val="21"/>
+          <w:szCs w:val="21"/>
+          <w:lang w:val="en-US" w:eastAsia="zh-CN"/>
+        </w:rPr>
+        <w:t xml:space="preserve">        }</w:t>
+      </w:r>
+    </w:p>
+    <w:p>
+      <w:pPr>
+        <w:rPr>
+          <w:rFonts w:hint="eastAsia" w:ascii="宋体" w:hAnsi="宋体" w:eastAsia="宋体" w:cs="宋体"/>
+          <w:b w:val="0"/>
+          <w:bCs w:val="0"/>
+          <w:sz w:val="21"/>
+          <w:szCs w:val="21"/>
+          <w:lang w:val="en-US" w:eastAsia="zh-CN"/>
+        </w:rPr>
+      </w:pPr>
+      <w:r>
+        <w:rPr>
+          <w:rFonts w:hint="eastAsia" w:ascii="宋体" w:hAnsi="宋体" w:eastAsia="宋体" w:cs="宋体"/>
+          <w:b w:val="0"/>
+          <w:bCs w:val="0"/>
+          <w:sz w:val="21"/>
+          <w:szCs w:val="21"/>
+          <w:lang w:val="en-US" w:eastAsia="zh-CN"/>
+        </w:rPr>
+        <w:t xml:space="preserve">        return instance;</w:t>
+      </w:r>
+    </w:p>
+    <w:p>
+      <w:pPr>
+        <w:rPr>
+          <w:rFonts w:hint="eastAsia" w:ascii="宋体" w:hAnsi="宋体" w:eastAsia="宋体" w:cs="宋体"/>
+          <w:b w:val="0"/>
+          <w:bCs w:val="0"/>
+          <w:sz w:val="21"/>
+          <w:szCs w:val="21"/>
+          <w:lang w:val="en-US" w:eastAsia="zh-CN"/>
+        </w:rPr>
+      </w:pPr>
+      <w:r>
+        <w:rPr>
+          <w:rFonts w:hint="eastAsia" w:ascii="宋体" w:hAnsi="宋体" w:eastAsia="宋体" w:cs="宋体"/>
+          <w:b w:val="0"/>
+          <w:bCs w:val="0"/>
+          <w:sz w:val="21"/>
+          <w:szCs w:val="21"/>
+          <w:lang w:val="en-US" w:eastAsia="zh-CN"/>
+        </w:rPr>
+        <w:t xml:space="preserve">    }</w:t>
+      </w:r>
+    </w:p>
+    <w:p>
+      <w:pPr>
+        <w:rPr>
+          <w:rFonts w:hint="default" w:ascii="宋体" w:hAnsi="宋体" w:eastAsia="宋体" w:cs="宋体"/>
+          <w:b w:val="0"/>
+          <w:bCs w:val="0"/>
+          <w:sz w:val="21"/>
+          <w:szCs w:val="21"/>
+          <w:lang w:val="en-US" w:eastAsia="zh-CN"/>
+        </w:rPr>
+      </w:pPr>
+      <w:r>
+        <w:rPr>
+          <w:rFonts w:hint="eastAsia" w:ascii="宋体" w:hAnsi="宋体" w:eastAsia="宋体" w:cs="宋体"/>
+          <w:b w:val="0"/>
+          <w:bCs w:val="0"/>
+          <w:sz w:val="21"/>
+          <w:szCs w:val="21"/>
+          <w:lang w:val="en-US" w:eastAsia="zh-CN"/>
+        </w:rPr>
+        <w:t>}</w:t>
+      </w:r>
+    </w:p>
+    <w:p>
+      <w:pPr>
+        <w:rPr>
+          <w:rFonts w:hint="default" w:ascii="宋体" w:hAnsi="宋体" w:eastAsia="宋体" w:cs="宋体"/>
+          <w:b/>
+          <w:bCs/>
+          <w:sz w:val="21"/>
+          <w:szCs w:val="21"/>
+          <w:lang w:val="en-US" w:eastAsia="zh-CN"/>
+        </w:rPr>
+      </w:pPr>
+      <w:r>
+        <w:rPr>
+          <w:rFonts w:hint="default" w:ascii="宋体" w:hAnsi="宋体" w:eastAsia="宋体" w:cs="宋体"/>
+          <w:b/>
+          <w:bCs/>
+          <w:sz w:val="21"/>
+          <w:szCs w:val="21"/>
+          <w:lang w:val="en-US" w:eastAsia="zh-CN"/>
+        </w:rPr>
+        <w:t>volatile：禁止指令重排，防止返回半初始化对象。</w:t>
+      </w:r>
+      <w:r>
+        <w:rPr>
+          <w:rFonts w:hint="eastAsia" w:ascii="宋体" w:hAnsi="宋体" w:eastAsia="宋体" w:cs="宋体"/>
+          <w:b/>
+          <w:bCs/>
+          <w:sz w:val="21"/>
+          <w:szCs w:val="21"/>
+          <w:lang w:val="en-US" w:eastAsia="zh-CN"/>
+        </w:rPr>
+        <w:t>保证可见性</w:t>
+      </w:r>
+    </w:p>
+    <w:p>
+      <w:pPr>
+        <w:rPr>
+          <w:rFonts w:hint="default" w:ascii="宋体" w:hAnsi="宋体" w:eastAsia="宋体" w:cs="宋体"/>
+          <w:b/>
+          <w:bCs/>
+          <w:sz w:val="21"/>
+          <w:szCs w:val="21"/>
+          <w:lang w:val="en-US" w:eastAsia="zh-CN"/>
+        </w:rPr>
+      </w:pPr>
+      <w:r>
+        <w:rPr>
+          <w:rFonts w:hint="default" w:ascii="宋体" w:hAnsi="宋体" w:eastAsia="宋体" w:cs="宋体"/>
+          <w:b/>
+          <w:bCs/>
+          <w:sz w:val="21"/>
+          <w:szCs w:val="21"/>
+          <w:lang w:val="en-US" w:eastAsia="zh-CN"/>
+        </w:rPr>
+        <w:t>synchronized：加锁，保证多线程下只创建一个实例。</w:t>
+      </w:r>
+      <w:r>
+        <w:rPr>
+          <w:rFonts w:hint="eastAsia" w:ascii="宋体" w:hAnsi="宋体" w:eastAsia="宋体" w:cs="宋体"/>
+          <w:b/>
+          <w:bCs/>
+          <w:sz w:val="21"/>
+          <w:szCs w:val="21"/>
+          <w:lang w:val="en-US" w:eastAsia="zh-CN"/>
+        </w:rPr>
+        <w:t>保证原子性</w:t>
+      </w:r>
+    </w:p>
+    <w:p>
+      <w:pPr>
+        <w:rPr>
+          <w:rFonts w:hint="default" w:ascii="宋体" w:hAnsi="宋体" w:eastAsia="宋体" w:cs="宋体"/>
+          <w:b w:val="0"/>
+          <w:bCs w:val="0"/>
+          <w:sz w:val="21"/>
+          <w:szCs w:val="21"/>
+          <w:lang w:val="en-US" w:eastAsia="zh-CN"/>
+        </w:rPr>
+      </w:pPr>
+      <w:r>
+        <w:rPr>
+          <w:rFonts w:hint="default" w:ascii="宋体" w:hAnsi="宋体" w:eastAsia="宋体" w:cs="宋体"/>
+          <w:b/>
+          <w:bCs/>
+          <w:sz w:val="21"/>
+          <w:szCs w:val="21"/>
+          <w:lang w:val="en-US" w:eastAsia="zh-CN"/>
+        </w:rPr>
+        <w:t>双重校验：第一次判断提升性能，第二次判断保证安全。</w:t>
+      </w:r>
+    </w:p>
+    <w:p>
+      <w:pPr>
+        <w:rPr>
+          <w:rFonts w:hint="default" w:ascii="宋体" w:hAnsi="宋体" w:eastAsia="宋体" w:cs="宋体"/>
+          <w:b w:val="0"/>
+          <w:bCs w:val="0"/>
+          <w:sz w:val="21"/>
+          <w:szCs w:val="21"/>
+          <w:lang w:val="en-US" w:eastAsia="zh-CN"/>
+        </w:rPr>
+      </w:pPr>
+      <w:r>
+        <w:rPr>
+          <w:rFonts w:hint="default" w:ascii="宋体" w:hAnsi="宋体" w:eastAsia="宋体" w:cs="宋体"/>
+          <w:b w:val="0"/>
+          <w:bCs w:val="0"/>
+          <w:sz w:val="21"/>
+          <w:szCs w:val="21"/>
+          <w:lang w:val="en-US" w:eastAsia="zh-CN"/>
+        </w:rPr>
+        <w:t>instance = new Singleton(); 这一行代码，底层分 3 步：</w:t>
+      </w:r>
+    </w:p>
+    <w:p>
+      <w:pPr>
+        <w:rPr>
+          <w:rFonts w:hint="default" w:ascii="宋体" w:hAnsi="宋体" w:eastAsia="宋体" w:cs="宋体"/>
+          <w:b w:val="0"/>
+          <w:bCs w:val="0"/>
+          <w:sz w:val="21"/>
+          <w:szCs w:val="21"/>
+          <w:lang w:val="en-US" w:eastAsia="zh-CN"/>
+        </w:rPr>
+      </w:pPr>
+      <w:r>
+        <w:rPr>
+          <w:rFonts w:hint="default" w:ascii="宋体" w:hAnsi="宋体" w:eastAsia="宋体" w:cs="宋体"/>
+          <w:b w:val="0"/>
+          <w:bCs w:val="0"/>
+          <w:sz w:val="21"/>
+          <w:szCs w:val="21"/>
+          <w:lang w:val="en-US" w:eastAsia="zh-CN"/>
+        </w:rPr>
+        <w:t>分配内存空间</w:t>
+      </w:r>
+    </w:p>
+    <w:p>
+      <w:pPr>
+        <w:rPr>
+          <w:rFonts w:hint="default" w:ascii="宋体" w:hAnsi="宋体" w:eastAsia="宋体" w:cs="宋体"/>
+          <w:b w:val="0"/>
+          <w:bCs w:val="0"/>
+          <w:sz w:val="21"/>
+          <w:szCs w:val="21"/>
+          <w:lang w:val="en-US" w:eastAsia="zh-CN"/>
+        </w:rPr>
+      </w:pPr>
+      <w:r>
+        <w:rPr>
+          <w:rFonts w:hint="default" w:ascii="宋体" w:hAnsi="宋体" w:eastAsia="宋体" w:cs="宋体"/>
+          <w:b w:val="0"/>
+          <w:bCs w:val="0"/>
+          <w:sz w:val="21"/>
+          <w:szCs w:val="21"/>
+          <w:lang w:val="en-US" w:eastAsia="zh-CN"/>
+        </w:rPr>
+        <w:t>初始化对象</w:t>
+      </w:r>
+    </w:p>
+    <w:p>
+      <w:pPr>
+        <w:rPr>
+          <w:rFonts w:hint="default" w:ascii="宋体" w:hAnsi="宋体" w:eastAsia="宋体" w:cs="宋体"/>
+          <w:b w:val="0"/>
+          <w:bCs w:val="0"/>
+          <w:sz w:val="21"/>
+          <w:szCs w:val="21"/>
+          <w:lang w:val="en-US" w:eastAsia="zh-CN"/>
+        </w:rPr>
+      </w:pPr>
+      <w:r>
+        <w:rPr>
+          <w:rFonts w:hint="default" w:ascii="宋体" w:hAnsi="宋体" w:eastAsia="宋体" w:cs="宋体"/>
+          <w:b w:val="0"/>
+          <w:bCs w:val="0"/>
+          <w:sz w:val="21"/>
+          <w:szCs w:val="21"/>
+          <w:lang w:val="en-US" w:eastAsia="zh-CN"/>
+        </w:rPr>
+        <w:t>将 instance 指向内存地址</w:t>
+      </w:r>
+    </w:p>
+    <w:p>
+      <w:pPr>
+        <w:rPr>
+          <w:rFonts w:hint="default" w:ascii="宋体" w:hAnsi="宋体" w:eastAsia="宋体" w:cs="宋体"/>
+          <w:b w:val="0"/>
+          <w:bCs w:val="0"/>
+          <w:sz w:val="21"/>
+          <w:szCs w:val="21"/>
+          <w:lang w:val="en-US" w:eastAsia="zh-CN"/>
+        </w:rPr>
+      </w:pPr>
+      <w:r>
+        <w:rPr>
+          <w:rFonts w:hint="default" w:ascii="宋体" w:hAnsi="宋体" w:eastAsia="宋体" w:cs="宋体"/>
+          <w:b w:val="0"/>
+          <w:bCs w:val="0"/>
+          <w:sz w:val="21"/>
+          <w:szCs w:val="21"/>
+          <w:lang w:val="en-US" w:eastAsia="zh-CN"/>
+        </w:rPr>
+        <w:t>JVM 可能会指令重排，变成：1 → 3 → 2</w:t>
+      </w:r>
+    </w:p>
+    <w:p>
+      <w:pPr>
+        <w:rPr>
+          <w:rFonts w:hint="default" w:ascii="宋体" w:hAnsi="宋体" w:eastAsia="宋体" w:cs="宋体"/>
+          <w:b w:val="0"/>
+          <w:bCs w:val="0"/>
+          <w:sz w:val="21"/>
+          <w:szCs w:val="21"/>
+          <w:lang w:val="en-US" w:eastAsia="zh-CN"/>
+        </w:rPr>
+      </w:pPr>
+      <w:r>
+        <w:rPr>
+          <w:rFonts w:hint="default" w:ascii="宋体" w:hAnsi="宋体" w:eastAsia="宋体" w:cs="宋体"/>
+          <w:b w:val="0"/>
+          <w:bCs w:val="0"/>
+          <w:sz w:val="21"/>
+          <w:szCs w:val="21"/>
+          <w:lang w:val="en-US" w:eastAsia="zh-CN"/>
+        </w:rPr>
+        <w:t>这会导致：</w:t>
+      </w:r>
+    </w:p>
+    <w:p>
+      <w:pPr>
+        <w:rPr>
+          <w:rFonts w:hint="default" w:ascii="宋体" w:hAnsi="宋体" w:eastAsia="宋体" w:cs="宋体"/>
+          <w:b w:val="0"/>
+          <w:bCs w:val="0"/>
+          <w:sz w:val="21"/>
+          <w:szCs w:val="21"/>
+          <w:lang w:val="en-US" w:eastAsia="zh-CN"/>
+        </w:rPr>
+      </w:pPr>
+      <w:r>
+        <w:rPr>
+          <w:rFonts w:hint="default" w:ascii="宋体" w:hAnsi="宋体" w:eastAsia="宋体" w:cs="宋体"/>
+          <w:b w:val="0"/>
+          <w:bCs w:val="0"/>
+          <w:sz w:val="21"/>
+          <w:szCs w:val="21"/>
+          <w:lang w:val="en-US" w:eastAsia="zh-CN"/>
+        </w:rPr>
+        <w:t>线程 A 执行到 3（对象还没初始化）</w:t>
+      </w:r>
+    </w:p>
+    <w:p>
+      <w:pPr>
+        <w:rPr>
+          <w:rFonts w:hint="default" w:ascii="宋体" w:hAnsi="宋体" w:eastAsia="宋体" w:cs="宋体"/>
+          <w:b w:val="0"/>
+          <w:bCs w:val="0"/>
+          <w:sz w:val="21"/>
+          <w:szCs w:val="21"/>
+          <w:lang w:val="en-US" w:eastAsia="zh-CN"/>
+        </w:rPr>
+      </w:pPr>
+      <w:r>
+        <w:rPr>
+          <w:rFonts w:hint="default" w:ascii="宋体" w:hAnsi="宋体" w:eastAsia="宋体" w:cs="宋体"/>
+          <w:b w:val="0"/>
+          <w:bCs w:val="0"/>
+          <w:sz w:val="21"/>
+          <w:szCs w:val="21"/>
+          <w:lang w:val="en-US" w:eastAsia="zh-CN"/>
+        </w:rPr>
+        <w:t>线程 B 进来，看到 instance != null</w:t>
+      </w:r>
+    </w:p>
+    <w:p>
+      <w:pPr>
+        <w:rPr>
+          <w:rFonts w:hint="default" w:ascii="宋体" w:hAnsi="宋体" w:eastAsia="宋体" w:cs="宋体"/>
+          <w:b w:val="0"/>
+          <w:bCs w:val="0"/>
+          <w:sz w:val="21"/>
+          <w:szCs w:val="21"/>
+          <w:lang w:val="en-US" w:eastAsia="zh-CN"/>
+        </w:rPr>
+      </w:pPr>
+      <w:r>
+        <w:rPr>
+          <w:rFonts w:hint="default" w:ascii="宋体" w:hAnsi="宋体" w:eastAsia="宋体" w:cs="宋体"/>
+          <w:b w:val="0"/>
+          <w:bCs w:val="0"/>
+          <w:sz w:val="21"/>
+          <w:szCs w:val="21"/>
+          <w:lang w:val="en-US" w:eastAsia="zh-CN"/>
+        </w:rPr>
+        <w:t>直接返回半初始化的空对象 → 空指针异常</w:t>
+      </w:r>
+    </w:p>
+    <w:p>
+      <w:pPr>
+        <w:rPr>
+          <w:rFonts w:hint="default" w:ascii="宋体" w:hAnsi="宋体" w:eastAsia="宋体" w:cs="宋体"/>
+          <w:b w:val="0"/>
+          <w:bCs w:val="0"/>
+          <w:sz w:val="21"/>
+          <w:szCs w:val="21"/>
+          <w:lang w:val="en-US" w:eastAsia="zh-CN"/>
+        </w:rPr>
+      </w:pPr>
+      <w:r>
+        <w:rPr>
+          <w:rFonts w:hint="default" w:ascii="宋体" w:hAnsi="宋体" w:eastAsia="宋体" w:cs="宋体"/>
+          <w:b w:val="0"/>
+          <w:bCs w:val="0"/>
+          <w:sz w:val="21"/>
+          <w:szCs w:val="21"/>
+          <w:lang w:val="en-US" w:eastAsia="zh-CN"/>
+        </w:rPr>
+        <w:t>volatile 就是禁止这种重排，保证执行顺序一定是 1→2→3，绝对安全。</w:t>
+      </w:r>
+    </w:p>
+    <w:p>
+      <w:pPr>
+        <w:rPr>
+          <w:rFonts w:ascii="宋体" w:hAnsi="宋体" w:eastAsia="宋体" w:cs="宋体"/>
+          <w:sz w:val="24"/>
+          <w:szCs w:val="24"/>
+        </w:rPr>
+      </w:pPr>
+    </w:p>
+    <w:p>
+      <w:pPr>
+        <w:rPr>
+          <w:rFonts w:ascii="宋体" w:hAnsi="宋体" w:eastAsia="宋体" w:cs="宋体"/>
+          <w:sz w:val="24"/>
+          <w:szCs w:val="24"/>
+        </w:rPr>
+      </w:pPr>
+    </w:p>
+    <w:p>
+      <w:pPr>
+        <w:rPr>
+          <w:rFonts w:hint="default" w:ascii="宋体" w:hAnsi="宋体" w:eastAsia="宋体" w:cs="宋体"/>
+          <w:sz w:val="24"/>
+          <w:szCs w:val="24"/>
+          <w:lang w:val="en-US" w:eastAsia="zh-CN"/>
+        </w:rPr>
+      </w:pPr>
+    </w:p>
+    <w:p>
+      <w:pPr>
+        <w:rPr>
+          <w:rFonts w:hint="default"/>
           <w:b/>
           <w:bCs/>
           <w:lang w:val="en-US" w:eastAsia="zh-CN"/>
@@ -3462,18 +4496,7 @@
           <w:bCs/>
           <w:lang w:val="en-US" w:eastAsia="zh-CN"/>
         </w:rPr>
-        <w:t>HTTPS 原理是什么？答：</w:t>
-      </w:r>
-      <w:bookmarkStart w:id="0" w:name="_GoBack"/>
-      <w:bookmarkEnd w:id="0"/>
-      <w:r>
-        <w:rPr>
-          <w:rFonts w:hint="eastAsia"/>
-          <w:b/>
-          <w:bCs/>
-          <w:lang w:val="en-US" w:eastAsia="zh-CN"/>
-        </w:rPr>
-        <w:t>证书验证、协商对称密钥、加密传输</w:t>
+        <w:t>HTTPS 原理是什么？答：证书验证、协商对称密钥、加密传输</w:t>
       </w:r>
     </w:p>
     <w:p>

--- a/八股.docx
+++ b/八股.docx
@@ -2586,8 +2586,6 @@
         </w:rPr>
         <w:t>D</w:t>
       </w:r>
-      <w:bookmarkStart w:id="0" w:name="_GoBack"/>
-      <w:bookmarkEnd w:id="0"/>
       <w:r>
         <w:rPr>
           <w:rFonts w:hint="default" w:ascii="宋体" w:hAnsi="宋体" w:eastAsia="宋体" w:cs="宋体"/>
@@ -3415,12 +3413,47 @@
     <w:p>
       <w:pPr>
         <w:rPr>
+          <w:rFonts w:hint="eastAsia" w:ascii="宋体" w:hAnsi="宋体" w:eastAsia="宋体" w:cs="宋体"/>
+          <w:b/>
+          <w:bCs/>
+          <w:sz w:val="21"/>
+          <w:szCs w:val="21"/>
+        </w:rPr>
+      </w:pPr>
+      <w:bookmarkStart w:id="0" w:name="_GoBack"/>
+      <w:r>
+        <w:rPr>
+          <w:rFonts w:hint="eastAsia" w:ascii="宋体" w:hAnsi="宋体" w:eastAsia="宋体" w:cs="宋体"/>
+          <w:b/>
+          <w:bCs/>
+          <w:sz w:val="21"/>
+          <w:szCs w:val="21"/>
+        </w:rPr>
+        <w:t>栈 = 临时工作区（方法、局部变量、基本类型、引用）</w:t>
+      </w:r>
+    </w:p>
+    <w:p>
+      <w:pPr>
+        <w:rPr>
           <w:rFonts w:ascii="宋体" w:hAnsi="宋体" w:eastAsia="宋体" w:cs="宋体"/>
-          <w:sz w:val="24"/>
-          <w:szCs w:val="24"/>
-        </w:rPr>
-      </w:pPr>
-    </w:p>
+          <w:b/>
+          <w:bCs/>
+          <w:sz w:val="21"/>
+          <w:szCs w:val="21"/>
+        </w:rPr>
+      </w:pPr>
+      <w:r>
+        <w:rPr>
+          <w:rFonts w:hint="eastAsia" w:ascii="宋体" w:hAnsi="宋体" w:eastAsia="宋体" w:cs="宋体"/>
+          <w:b/>
+          <w:bCs/>
+          <w:sz w:val="21"/>
+          <w:szCs w:val="21"/>
+        </w:rPr>
+        <w:t>堆 = 对象存放区（new 出来的所有对象、数组）</w:t>
+      </w:r>
+    </w:p>
+    <w:bookmarkEnd w:id="0"/>
     <w:p>
       <w:pPr>
         <w:rPr>
